--- a/downloads/workbook/ai-2-week-32.docx
+++ b/downloads/workbook/ai-2-week-32.docx
@@ -1557,6 +1557,178 @@
         <w:t>Project connection: Retain the Transparent Book Recommender’s schema, constraints, score, tie rule and acceptance table as its build specification.</w:t>
       </w:r>
     </w:p>
+    <w:p>
+      <w:pPr>
+        <w:pStyle w:val="Heading1"/>
+      </w:pPr>
+      <w:r>
+        <w:t>24. Project portfolio milestone</w:t>
+      </w:r>
+    </w:p>
+    <w:p>
+      <w:r>
+        <w:t>Project: Transparent Book Recommender</w:t>
+      </w:r>
+    </w:p>
+    <w:p>
+      <w:r>
+        <w:t>Current milestone: Present and defend. Demonstrate the system, explain one failure and justify the next improvement with evidence.</w:t>
+      </w:r>
+    </w:p>
+    <w:p>
+      <w:r>
+        <w:t>Retain the Transparent Book Recommender’s schema, constraints, score, tie rule and acceptance table as its build specification.</w:t>
+      </w:r>
+    </w:p>
+    <w:tbl>
+      <w:tblPr>
+        <w:tblStyle w:val="LightShading-Accent1"/>
+        <w:tblW w:type="auto" w:w="0"/>
+        <w:tblLook w:firstColumn="1" w:firstRow="1" w:lastColumn="0" w:lastRow="0" w:noHBand="0" w:noVBand="1" w:val="04A0"/>
+      </w:tblPr>
+      <w:tblGrid>
+        <w:gridCol w:w="5112"/>
+        <w:gridCol w:w="5112"/>
+      </w:tblGrid>
+      <w:tr>
+        <w:trPr>
+          <w:tblHeader/>
+        </w:trPr>
+        <w:tc>
+          <w:tcPr>
+            <w:tcW w:type="dxa" w:w="5112"/>
+          </w:tcPr>
+          <w:p>
+            <w:r>
+              <w:t>Evidence to keep</w:t>
+            </w:r>
+          </w:p>
+        </w:tc>
+        <w:tc>
+          <w:tcPr>
+            <w:tcW w:type="dxa" w:w="5112"/>
+          </w:tcPr>
+          <w:p>
+            <w:r>
+              <w:t>My record</w:t>
+            </w:r>
+          </w:p>
+        </w:tc>
+      </w:tr>
+      <w:tr>
+        <w:tc>
+          <w:tcPr>
+            <w:tcW w:type="dxa" w:w="5112"/>
+          </w:tcPr>
+          <w:p>
+            <w:r>
+              <w:t>This week’s input and deciding step</w:t>
+            </w:r>
+          </w:p>
+        </w:tc>
+        <w:tc>
+          <w:tcPr>
+            <w:tcW w:type="dxa" w:w="5112"/>
+          </w:tcPr>
+          <w:p>
+            <w:r/>
+          </w:p>
+        </w:tc>
+      </w:tr>
+      <w:tr>
+        <w:tc>
+          <w:tcPr>
+            <w:tcW w:type="dxa" w:w="5112"/>
+          </w:tcPr>
+          <w:p>
+            <w:r>
+              <w:t>Prediction and actual result (or labelled paper trace)</w:t>
+            </w:r>
+          </w:p>
+        </w:tc>
+        <w:tc>
+          <w:tcPr>
+            <w:tcW w:type="dxa" w:w="5112"/>
+          </w:tcPr>
+          <w:p>
+            <w:r/>
+          </w:p>
+        </w:tc>
+      </w:tr>
+      <w:tr>
+        <w:tc>
+          <w:tcPr>
+            <w:tcW w:type="dxa" w:w="5112"/>
+          </w:tcPr>
+          <w:p>
+            <w:r>
+              <w:t>One change since the previous checkpoint and why</w:t>
+            </w:r>
+          </w:p>
+        </w:tc>
+        <w:tc>
+          <w:tcPr>
+            <w:tcW w:type="dxa" w:w="5112"/>
+          </w:tcPr>
+          <w:p>
+            <w:r/>
+          </w:p>
+        </w:tc>
+      </w:tr>
+      <w:tr>
+        <w:tc>
+          <w:tcPr>
+            <w:tcW w:type="dxa" w:w="5112"/>
+          </w:tcPr>
+          <w:p>
+            <w:r>
+              <w:t>One error or limit and the next test</w:t>
+            </w:r>
+          </w:p>
+        </w:tc>
+        <w:tc>
+          <w:tcPr>
+            <w:tcW w:type="dxa" w:w="5112"/>
+          </w:tcPr>
+          <w:p>
+            <w:r/>
+          </w:p>
+        </w:tc>
+      </w:tr>
+    </w:tbl>
+    <w:p>
+      <w:pPr>
+        <w:pStyle w:val="Heading3"/>
+      </w:pPr>
+      <w:r>
+        <w:t>Explain what this week adds to your project. Reuse last week’s record rather than starting again.</w:t>
+      </w:r>
+    </w:p>
+    <w:p>
+      <w:r>
+        <w:t>________________________________________________________________</w:t>
+      </w:r>
+    </w:p>
+    <w:p>
+      <w:r>
+        <w:t>________________________________________________________________</w:t>
+      </w:r>
+    </w:p>
+    <w:p>
+      <w:r>
+        <w:t>________________________________________________________________</w:t>
+      </w:r>
+    </w:p>
+    <w:p>
+      <w:r>
+        <w:t>________________________________________________________________</w:t>
+      </w:r>
+    </w:p>
+    <w:p>
+      <w:r>
+        <w:t>________________________________________________________________</w:t>
+      </w:r>
+    </w:p>
     <w:sectPr>
       <w:pgSz w:w="12240" w:h="15840"/>
       <w:pgMar w:top="936" w:right="1008" w:bottom="936" w:left="1008" w:header="720" w:footer="720" w:gutter="0"/>

--- a/downloads/workbook/ai-2-week-32.docx
+++ b/downloads/workbook/ai-2-week-32.docx
@@ -1729,6 +1729,253 @@
         <w:t>________________________________________________________________</w:t>
       </w:r>
     </w:p>
+    <w:p>
+      <w:pPr>
+        <w:pStyle w:val="Heading1"/>
+      </w:pPr>
+      <w:r>
+        <w:t>25. Supported practice and learning evidence</w:t>
+      </w:r>
+    </w:p>
+    <w:p>
+      <w:r>
+        <w:t>Use this supported practice once, in the browser or on paper. Keep the reserved independent assessment for a separate first attempt before teacher feedback.</w:t>
+      </w:r>
+    </w:p>
+    <w:p>
+      <w:r>
+        <w:t>A fictional reading-break chooser needs a transparent contract.</w:t>
+      </w:r>
+    </w:p>
+    <w:p>
+      <w:pPr>
+        <w:pStyle w:val="Heading3"/>
+      </w:pPr>
+      <w:r>
+        <w:t>Practice 1: explain the deciding evidence</w:t>
+      </w:r>
+    </w:p>
+    <w:p>
+      <w:r>
+        <w:t>Which labelled step matches this detail? Also plan invalid request, no eligible item and equal-score cases.</w:t>
+      </w:r>
+    </w:p>
+    <w:p>
+      <w:r>
+        <w:t>1. Filter and rank</w:t>
+      </w:r>
+    </w:p>
+    <w:p>
+      <w:r>
+        <w:t>2. Specify inputs</w:t>
+      </w:r>
+    </w:p>
+    <w:p>
+      <w:r>
+        <w:t>3. Acceptance cases</w:t>
+      </w:r>
+    </w:p>
+    <w:p>
+      <w:r>
+        <w:t>4. Expected output</w:t>
+      </w:r>
+    </w:p>
+    <w:p>
+      <w:pPr>
+        <w:pStyle w:val="Heading3"/>
+      </w:pPr>
+      <w:r>
+        <w:t>My selected conclusion, deciding fact and explanation</w:t>
+      </w:r>
+    </w:p>
+    <w:p>
+      <w:r>
+        <w:t>________________________________________________________________</w:t>
+      </w:r>
+    </w:p>
+    <w:p>
+      <w:r>
+        <w:t>________________________________________________________________</w:t>
+      </w:r>
+    </w:p>
+    <w:p>
+      <w:r>
+        <w:t>________________________________________________________________</w:t>
+      </w:r>
+    </w:p>
+    <w:p>
+      <w:r>
+        <w:t>________________________________________________________________</w:t>
+      </w:r>
+    </w:p>
+    <w:p>
+      <w:r>
+        <w:t>________________________________________________________________</w:t>
+      </w:r>
+    </w:p>
+    <w:p>
+      <w:r>
+        <w:t>Hint if needed: Read the steps in the pictorial case. Match the supplied detail to the stage that performs or records it.</w:t>
+      </w:r>
+    </w:p>
+    <w:p>
+      <w:r>
+        <w:t>After your attempt, compare with the supported explanation: Acceptance cases Also plan invalid request, no eligible item and equal-score cases. Planning fixes what success means before code returns an answer. The duration boundary is including equality, and the tie policy prevents accidental list-order dependence. A complete output may include why other rows were excluded. Test expectations should come from the contract rather than copying the first program result.</w:t>
+      </w:r>
+    </w:p>
+    <w:p>
+      <w:pPr>
+        <w:pStyle w:val="Heading3"/>
+      </w:pPr>
+      <w:r>
+        <w:t>Practice 2: explain the deciding evidence</w:t>
+      </w:r>
+    </w:p>
+    <w:p>
+      <w:r>
+        <w:t>Changed-case practice: Reduce the limit from 8 to 5. Which conclusion is supported by the supplied facts?</w:t>
+      </w:r>
+    </w:p>
+    <w:p>
+      <w:r>
+        <w:t>1. This one example guarantees correct results for every future input.</w:t>
+      </w:r>
+    </w:p>
+    <w:p>
+      <w:r>
+        <w:t>2. Return no eligible item.</w:t>
+      </w:r>
+    </w:p>
+    <w:p>
+      <w:r>
+        <w:t>3. We can decide the result without examining the changed input or the procedure.</w:t>
+      </w:r>
+    </w:p>
+    <w:p>
+      <w:pPr>
+        <w:pStyle w:val="Heading3"/>
+      </w:pPr>
+      <w:r>
+        <w:t>My selected conclusion, deciding fact and explanation</w:t>
+      </w:r>
+    </w:p>
+    <w:p>
+      <w:r>
+        <w:t>________________________________________________________________</w:t>
+      </w:r>
+    </w:p>
+    <w:p>
+      <w:r>
+        <w:t>________________________________________________________________</w:t>
+      </w:r>
+    </w:p>
+    <w:p>
+      <w:r>
+        <w:t>________________________________________________________________</w:t>
+      </w:r>
+    </w:p>
+    <w:p>
+      <w:r>
+        <w:t>________________________________________________________________</w:t>
+      </w:r>
+    </w:p>
+    <w:p>
+      <w:r>
+        <w:t>________________________________________________________________</w:t>
+      </w:r>
+    </w:p>
+    <w:p>
+      <w:r>
+        <w:t>Hint if needed: Use the changed condition and the deciding step in the pictorial trace. The answer must say what follows from those facts.</w:t>
+      </w:r>
+    </w:p>
+    <w:p>
+      <w:r>
+        <w:t>After your attempt, compare with the supported explanation: Return no eligible item. All three valid rows take more than five minutes.</w:t>
+      </w:r>
+    </w:p>
+    <w:p>
+      <w:pPr>
+        <w:pStyle w:val="Heading3"/>
+      </w:pPr>
+      <w:r>
+        <w:t>Repair a missing building block</w:t>
+      </w:r>
+    </w:p>
+    <w:p>
+      <w:r>
+        <w:t>Review Permissions and Human Review (ai-2/31). Goal: Explain the mechanism and terminology of least privilege and tool scopes. Short practice: Which proposal is allowed, and why is an authorised object alone insufficient?. Return to this week and explain what you changed.</w:t>
+      </w:r>
+    </w:p>
+    <w:p>
+      <w:r>
+        <w:t>Review Evidence and Sources (ai-2/29). Goal: Explain the mechanism and terminology of claim support and citation evaluation. Short practice: Why is the original answer not fully supported despite having citations on every claim?. Return to this week and explain what you changed.</w:t>
+      </w:r>
+    </w:p>
+    <w:p>
+      <w:r>
+        <w:t>Review Image and Voice Pipelines (ai-2/26). Goal: Explain the mechanism and terminology of speech pipelines and multimodal evidence. Short practice: Which stage first fails, and why should the faulty transcript not be silently overwritten?. Return to this week and explain what you changed.</w:t>
+      </w:r>
+    </w:p>
+    <w:p>
+      <w:pPr>
+        <w:pStyle w:val="Heading3"/>
+      </w:pPr>
+      <w:r>
+        <w:t>Predict, run and debug</w:t>
+      </w:r>
+    </w:p>
+    <w:p>
+      <w:r>
+        <w:t>The browser lab lets you edit the supported Python examples already included in this lesson. Predict first, run, inspect the actual output or error, change one input, then run again. Keep code, predictions, actual results and a reasoned revision together. On paper, label your result as a trace rather than an execution.</w:t>
+      </w:r>
+    </w:p>
+    <w:p>
+      <w:pPr>
+        <w:pStyle w:val="Heading3"/>
+      </w:pPr>
+      <w:r>
+        <w:t>Keep your completed work</w:t>
+      </w:r>
+    </w:p>
+    <w:p>
+      <w:r>
+        <w:t>Use Download completed work in the hosted lesson to export your answers, reflections, practice feedback and code-run evidence. Open the HTML copy to read or print it. Drafts stay in this browser when storage is available; clear drafts on a shared device.</w:t>
+      </w:r>
+    </w:p>
+    <w:p>
+      <w:pPr>
+        <w:pStyle w:val="Heading3"/>
+      </w:pPr>
+      <w:r>
+        <w:t>What I repaired, the evidence I kept and the next test</w:t>
+      </w:r>
+    </w:p>
+    <w:p>
+      <w:r>
+        <w:t>________________________________________________________________</w:t>
+      </w:r>
+    </w:p>
+    <w:p>
+      <w:r>
+        <w:t>________________________________________________________________</w:t>
+      </w:r>
+    </w:p>
+    <w:p>
+      <w:r>
+        <w:t>________________________________________________________________</w:t>
+      </w:r>
+    </w:p>
+    <w:p>
+      <w:r>
+        <w:t>________________________________________________________________</w:t>
+      </w:r>
+    </w:p>
+    <w:p>
+      <w:r>
+        <w:t>________________________________________________________________</w:t>
+      </w:r>
+    </w:p>
     <w:sectPr>
       <w:pgSz w:w="12240" w:h="15840"/>
       <w:pgMar w:top="936" w:right="1008" w:bottom="936" w:left="1008" w:header="720" w:footer="720" w:gutter="0"/>

--- a/downloads/workbook/ai-2-week-32.docx
+++ b/downloads/workbook/ai-2-week-32.docx
@@ -30,6 +30,17 @@
     </w:p>
     <w:p>
       <w:r>
+        <w:t>Record your starting explanation for Project Problem and Success Test before opening notes. Show any later correction separately.</w:t>
+      </w:r>
+    </w:p>
+    <w:p>
+      <w:pPr>
+        <w:spacing w:line="336" w:lineRule="auto" w:after="180"/>
+      </w:pPr>
+      <w:r>
+        <w:rPr>
+          <w:b w:val="0"/>
+        </w:rPr>
         <w:t>Try the recall before opening notes. Then use a different colour or a labelled second line to correct your explanation.</w:t>
       </w:r>
     </w:p>
@@ -42,7 +53,13 @@
       </w:r>
     </w:p>
     <w:p>
-      <w:r>
+      <w:pPr>
+        <w:spacing w:line="336" w:lineRule="auto" w:after="180"/>
+      </w:pPr>
+      <w:r>
+        <w:rPr>
+          <w:b w:val="0"/>
+        </w:rPr>
         <w:t>Without opening the old lesson, explain one key idea from Permissions and Human Review. Give an example and a mistake that the idea helps you avoid.</w:t>
       </w:r>
     </w:p>
@@ -78,8 +95,26 @@
       </w:r>
     </w:p>
     <w:p>
-      <w:r>
-        <w:t>Without opening the old lesson, explain one key idea from Evidence and Sources. Give an example and a mistake that the idea helps you avoid.</w:t>
+      <w:pPr>
+        <w:spacing w:line="336" w:lineRule="auto" w:after="180"/>
+      </w:pPr>
+      <w:r>
+        <w:rPr>
+          <w:b w:val="0"/>
+        </w:rPr>
+        <w:t xml:space="preserve">Without opening the old lesson, explain one key idea from </w:t>
+      </w:r>
+      <w:r>
+        <w:rPr>
+          <w:b/>
+        </w:rPr>
+        <w:t>Evidence</w:t>
+      </w:r>
+      <w:r>
+        <w:rPr>
+          <w:b w:val="0"/>
+        </w:rPr>
+        <w:t xml:space="preserve"> and Sources. Give an example and a mistake that the idea helps you avoid.</w:t>
       </w:r>
     </w:p>
     <w:p>
@@ -114,8 +149,26 @@
       </w:r>
     </w:p>
     <w:p>
-      <w:r>
-        <w:t>Without opening the old lesson, explain one key idea from Image and Voice Pipelines. Give an example and a mistake that the idea helps you avoid.</w:t>
+      <w:pPr>
+        <w:spacing w:line="336" w:lineRule="auto" w:after="180"/>
+      </w:pPr>
+      <w:r>
+        <w:rPr>
+          <w:b w:val="0"/>
+        </w:rPr>
+        <w:t xml:space="preserve">Without opening the old lesson, explain one key idea from Image and Voice </w:t>
+      </w:r>
+      <w:r>
+        <w:rPr>
+          <w:b/>
+        </w:rPr>
+        <w:t>Pipeline</w:t>
+      </w:r>
+      <w:r>
+        <w:rPr>
+          <w:b w:val="0"/>
+        </w:rPr>
+        <w:t>s. Give an example and a mistake that the idea helps you avoid.</w:t>
       </w:r>
     </w:p>
     <w:p>
@@ -151,7 +204,30 @@
     </w:p>
     <w:p>
       <w:r>
-        <w:t>Use W2: Write an acceptance case for Planning the application. Record the answer once; the lesson and workbook refer to the same attempt.</w:t>
+        <w:t>Complete the supported Project Problem and Success Test trace and record the first step you can explain without help.</w:t>
+      </w:r>
+    </w:p>
+    <w:p>
+      <w:pPr>
+        <w:spacing w:line="336" w:lineRule="auto" w:after="180"/>
+      </w:pPr>
+      <w:r>
+        <w:rPr>
+          <w:b w:val="0"/>
+        </w:rPr>
+        <w:t xml:space="preserve">Use W2: Write an </w:t>
+      </w:r>
+      <w:r>
+        <w:rPr>
+          <w:b/>
+        </w:rPr>
+        <w:t>acceptance case</w:t>
+      </w:r>
+      <w:r>
+        <w:rPr>
+          <w:b w:val="0"/>
+        </w:rPr>
+        <w:t xml:space="preserve"> for Planning the application. Record the answer once; the lesson and workbook refer to the same attempt.</w:t>
       </w:r>
     </w:p>
     <w:tbl>
@@ -279,7 +355,29 @@
     </w:p>
     <w:p>
       <w:r>
-        <w:t>Use the worked case for Planning the application. Proposed explanation: “A successful run proves the conclusion”. Decide whether this explanation is supported. Point to the step or supplied fact that decides; explain your repair if needed.</w:t>
+        <w:t>Check the proposed Project Problem and Success Test explanation against the supplied facts before discussing it.</w:t>
+      </w:r>
+    </w:p>
+    <w:p>
+      <w:pPr>
+        <w:spacing w:line="336" w:lineRule="auto" w:after="180"/>
+      </w:pPr>
+      <w:r>
+        <w:rPr>
+          <w:b w:val="0"/>
+        </w:rPr>
+        <w:t>Use the worked case for Planning the application. Proposed explanation: “A successful run proves the conclusion”. Decide whether this explanation is supported.</w:t>
+      </w:r>
+    </w:p>
+    <w:p>
+      <w:pPr>
+        <w:spacing w:line="336" w:lineRule="auto" w:after="180"/>
+      </w:pPr>
+      <w:r>
+        <w:rPr>
+          <w:b w:val="0"/>
+        </w:rPr>
+        <w:t>Point to the step or supplied fact that decides; explain your repair if needed.</w:t>
       </w:r>
     </w:p>
     <w:p>
@@ -319,6 +417,11 @@
       </w:r>
     </w:p>
     <w:p>
+      <w:r>
+        <w:t>Write one first attempt at the reserved independent case before feedback. Repeated copies of that case refer to the same recorded attempt.</w:t>
+      </w:r>
+    </w:p>
+    <w:p>
       <w:pPr>
         <w:pStyle w:val="Heading3"/>
       </w:pPr>
@@ -327,8 +430,38 @@
       </w:r>
     </w:p>
     <w:p>
-      <w:r>
-        <w:t>Plan a 15-minute fictional club chooser. Specify schema, score, duration limit, tie rule, invalid-data behavior, output and three acceptance cases.</w:t>
+      <w:pPr>
+        <w:spacing w:line="336" w:lineRule="auto" w:after="180"/>
+      </w:pPr>
+      <w:r>
+        <w:rPr>
+          <w:b w:val="0"/>
+        </w:rPr>
+        <w:t xml:space="preserve">Plan a 15-minute fictional club chooser. Specify schema, score, duration limit, tie rule, invalid-data behavior, </w:t>
+      </w:r>
+      <w:r>
+        <w:rPr>
+          <w:b/>
+        </w:rPr>
+        <w:t>output</w:t>
+      </w:r>
+      <w:r>
+        <w:rPr>
+          <w:b w:val="0"/>
+        </w:rPr>
+        <w:t xml:space="preserve"> and three </w:t>
+      </w:r>
+      <w:r>
+        <w:rPr>
+          <w:b/>
+        </w:rPr>
+        <w:t>acceptance case</w:t>
+      </w:r>
+      <w:r>
+        <w:rPr>
+          <w:b w:val="0"/>
+        </w:rPr>
+        <w:t>s.</w:t>
       </w:r>
     </w:p>
     <w:p>
@@ -375,7 +508,13 @@
       </w:r>
     </w:p>
     <w:p>
-      <w:r>
+      <w:pPr>
+        <w:spacing w:line="336" w:lineRule="auto" w:after="180"/>
+      </w:pPr>
+      <w:r>
+        <w:rPr>
+          <w:b w:val="0"/>
+        </w:rPr>
         <w:t>Attempt this case before feedback. Record any help. Earlier examples below are further practice; a case already practised with feedback cannot establish fresh transfer.</w:t>
       </w:r>
     </w:p>
@@ -389,7 +528,30 @@
     </w:p>
     <w:p>
       <w:r>
-        <w:t>Specify three acceptance tests for a recommender: a normal match, a tied score and no qualifying book. Include expected behaviour before implementation.</w:t>
+        <w:t>Connect the Project Problem and Success Test target to a trace and a justified conclusion.</w:t>
+      </w:r>
+    </w:p>
+    <w:p>
+      <w:pPr>
+        <w:spacing w:line="336" w:lineRule="auto" w:after="180"/>
+      </w:pPr>
+      <w:r>
+        <w:rPr>
+          <w:b w:val="0"/>
+        </w:rPr>
+        <w:t xml:space="preserve">Specify three </w:t>
+      </w:r>
+      <w:r>
+        <w:rPr>
+          <w:b/>
+        </w:rPr>
+        <w:t>acceptance test</w:t>
+      </w:r>
+      <w:r>
+        <w:rPr>
+          <w:b w:val="0"/>
+        </w:rPr>
+        <w:t>s for a recommender: a normal match, a tied score and no qualifying book. Include expected behaviour before implementation.</w:t>
       </w:r>
     </w:p>
     <w:p>
@@ -402,17 +564,58 @@
     </w:p>
     <w:p>
       <w:r>
+        <w:t>Solve the supplied Project Problem and Success Test case and show the deciding evidence.</w:t>
+      </w:r>
+    </w:p>
+    <w:p>
+      <w:pPr>
+        <w:spacing w:line="336" w:lineRule="auto" w:after="180"/>
+      </w:pPr>
+      <w:r>
+        <w:rPr>
+          <w:b w:val="0"/>
+        </w:rPr>
         <w:t>A project recommends from ten approved books using genre and length.</w:t>
       </w:r>
     </w:p>
     <w:p>
-      <w:r>
-        <w:t>Define acceptance tests.</w:t>
-      </w:r>
-    </w:p>
-    <w:p>
-      <w:r>
-        <w:t>Show your trace, calculation or evidence</w:t>
+      <w:pPr>
+        <w:spacing w:line="336" w:lineRule="auto" w:after="180"/>
+      </w:pPr>
+      <w:r>
+        <w:rPr>
+          <w:b w:val="0"/>
+        </w:rPr>
+        <w:t xml:space="preserve">Define </w:t>
+      </w:r>
+      <w:r>
+        <w:rPr>
+          <w:b/>
+        </w:rPr>
+        <w:t>acceptance test</w:t>
+      </w:r>
+      <w:r>
+        <w:rPr>
+          <w:b w:val="0"/>
+        </w:rPr>
+        <w:t>s.</w:t>
+      </w:r>
+    </w:p>
+    <w:p>
+      <w:pPr>
+        <w:spacing w:line="336" w:lineRule="auto" w:after="180"/>
+      </w:pPr>
+      <w:r>
+        <w:rPr>
+          <w:b w:val="0"/>
+        </w:rPr>
+        <w:t xml:space="preserve">Show your trace, calculation or </w:t>
+      </w:r>
+      <w:r>
+        <w:rPr>
+          <w:b/>
+        </w:rPr>
+        <w:t>evidence</w:t>
       </w:r>
     </w:p>
     <w:p>
@@ -458,11 +661,28 @@
     </w:p>
     <w:p>
       <w:r>
+        <w:t>Apply the procedure to the changed case and record why the conclusion follows.</w:t>
+      </w:r>
+    </w:p>
+    <w:p>
+      <w:pPr>
+        <w:spacing w:line="336" w:lineRule="auto" w:after="180"/>
+      </w:pPr>
+      <w:r>
+        <w:rPr>
+          <w:b w:val="0"/>
+        </w:rPr>
         <w:t>Define a testable goal for a book recommender serving readers who want short space books. Include a concrete success condition.</w:t>
       </w:r>
     </w:p>
     <w:p>
-      <w:r>
+      <w:pPr>
+        <w:spacing w:line="336" w:lineRule="auto" w:after="180"/>
+      </w:pPr>
+      <w:r>
+        <w:rPr>
+          <w:b w:val="0"/>
+        </w:rPr>
         <w:t>My independent answer and reason</w:t>
       </w:r>
     </w:p>
@@ -517,7 +737,30 @@
     </w:p>
     <w:p>
       <w:r>
-        <w:t>Create a changed input, boundary case or missing-information case. Write the expected answer or safe response before testing.</w:t>
+        <w:t>Specify a changed input, expected result and observation separately.</w:t>
+      </w:r>
+    </w:p>
+    <w:p>
+      <w:pPr>
+        <w:spacing w:line="336" w:lineRule="auto" w:after="180"/>
+      </w:pPr>
+      <w:r>
+        <w:rPr>
+          <w:b w:val="0"/>
+        </w:rPr>
+        <w:t xml:space="preserve">Create a changed </w:t>
+      </w:r>
+      <w:r>
+        <w:rPr>
+          <w:b/>
+        </w:rPr>
+        <w:t>input</w:t>
+      </w:r>
+      <w:r>
+        <w:rPr>
+          <w:b w:val="0"/>
+        </w:rPr>
+        <w:t>, boundary case or missing-information case. Write the expected answer or safe response before testing.</w:t>
       </w:r>
     </w:p>
     <w:tbl>
@@ -646,12 +889,53 @@
     </w:p>
     <w:p>
       <w:r>
-        <w:t>Freeze the brief before building so later choices can be traced to requirements.</w:t>
-      </w:r>
-    </w:p>
-    <w:p>
-      <w:r>
-        <w:t>The project change and evidence I will keep</w:t>
+        <w:t>Justify what Project Problem and Success Test adds to Transparent Book Recommender and keep the evidence.</w:t>
+      </w:r>
+    </w:p>
+    <w:p>
+      <w:pPr>
+        <w:spacing w:line="336" w:lineRule="auto" w:after="180"/>
+      </w:pPr>
+      <w:r>
+        <w:rPr>
+          <w:b w:val="0"/>
+        </w:rPr>
+        <w:t xml:space="preserve">Freeze the brief before building so later choices can be traced to </w:t>
+      </w:r>
+      <w:r>
+        <w:rPr>
+          <w:b/>
+        </w:rPr>
+        <w:t>requirement</w:t>
+      </w:r>
+      <w:r>
+        <w:rPr>
+          <w:b w:val="0"/>
+        </w:rPr>
+        <w:t>s.</w:t>
+      </w:r>
+    </w:p>
+    <w:p>
+      <w:pPr>
+        <w:spacing w:line="336" w:lineRule="auto" w:after="180"/>
+      </w:pPr>
+      <w:r>
+        <w:rPr>
+          <w:b w:val="0"/>
+        </w:rPr>
+        <w:t xml:space="preserve">The project change and </w:t>
+      </w:r>
+      <w:r>
+        <w:rPr>
+          <w:b/>
+        </w:rPr>
+        <w:t>evidence</w:t>
+      </w:r>
+      <w:r>
+        <w:rPr>
+          <w:b w:val="0"/>
+        </w:rPr>
+        <w:t xml:space="preserve"> I will keep</w:t>
       </w:r>
     </w:p>
     <w:p>
@@ -697,11 +981,54 @@
     </w:p>
     <w:p>
       <w:r>
-        <w:t>I can explain the mechanism. I can show evidence. I can handle a changed case. I can name a limit. Mark each as not yet, with help or independently, and attach supporting work.</w:t>
-      </w:r>
-    </w:p>
-    <w:p>
-      <w:r>
+        <w:t>Judge explanation, evidence, transfer and limits separately; attach the work behind your judgement.</w:t>
+      </w:r>
+    </w:p>
+    <w:p>
+      <w:pPr>
+        <w:pStyle w:val="ListBullet"/>
+      </w:pPr>
+      <w:r>
+        <w:t>I can explain the mechanism.</w:t>
+      </w:r>
+    </w:p>
+    <w:p>
+      <w:pPr>
+        <w:pStyle w:val="ListBullet"/>
+      </w:pPr>
+      <w:r>
+        <w:t>I can show evidence.</w:t>
+      </w:r>
+    </w:p>
+    <w:p>
+      <w:pPr>
+        <w:pStyle w:val="ListBullet"/>
+      </w:pPr>
+      <w:r>
+        <w:t>I can handle a changed case.</w:t>
+      </w:r>
+    </w:p>
+    <w:p>
+      <w:pPr>
+        <w:pStyle w:val="ListBullet"/>
+      </w:pPr>
+      <w:r>
+        <w:t>I can name a limit.</w:t>
+      </w:r>
+    </w:p>
+    <w:p>
+      <w:r>
+        <w:t>Mark each as not yet, with help or independently, and attach supporting work.</w:t>
+      </w:r>
+    </w:p>
+    <w:p>
+      <w:pPr>
+        <w:spacing w:line="336" w:lineRule="auto" w:after="180"/>
+      </w:pPr>
+      <w:r>
+        <w:rPr>
+          <w:b w:val="0"/>
+        </w:rPr>
         <w:t>Teacher review ____________________  Next step ____________________</w:t>
       </w:r>
     </w:p>
@@ -715,7 +1042,30 @@
     </w:p>
     <w:p>
       <w:r>
-        <w:t>Specify three acceptance tests for a recommender: a normal match, a tied score and no qualifying book. Include expected behaviour before implementation.</w:t>
+        <w:t>Use this earlier case as transfer practice. A case already discussed with feedback is not fresh assessment evidence.</w:t>
+      </w:r>
+    </w:p>
+    <w:p>
+      <w:pPr>
+        <w:spacing w:line="336" w:lineRule="auto" w:after="180"/>
+      </w:pPr>
+      <w:r>
+        <w:rPr>
+          <w:b w:val="0"/>
+        </w:rPr>
+        <w:t xml:space="preserve">Specify three </w:t>
+      </w:r>
+      <w:r>
+        <w:rPr>
+          <w:b/>
+        </w:rPr>
+        <w:t>acceptance test</w:t>
+      </w:r>
+      <w:r>
+        <w:rPr>
+          <w:b w:val="0"/>
+        </w:rPr>
+        <w:t>s for a recommender: a normal match, a tied score and no qualifying book. Include expected behaviour before implementation.</w:t>
       </w:r>
     </w:p>
     <w:p>
@@ -762,7 +1112,13 @@
       </w:r>
     </w:p>
     <w:p>
-      <w:r>
+      <w:pPr>
+        <w:spacing w:line="336" w:lineRule="auto" w:after="180"/>
+      </w:pPr>
+      <w:r>
+        <w:rPr>
+          <w:b w:val="0"/>
+        </w:rPr>
         <w:t>Record support used: none, hint or teacher explanation.</w:t>
       </w:r>
     </w:p>
@@ -776,6 +1132,17 @@
     </w:p>
     <w:p>
       <w:r>
+        <w:t>Name the user need. Apply the supplied Project Problem and Success Test facts and keep your reasoning.</w:t>
+      </w:r>
+    </w:p>
+    <w:p>
+      <w:pPr>
+        <w:spacing w:line="336" w:lineRule="auto" w:after="180"/>
+      </w:pPr>
+      <w:r>
+        <w:rPr>
+          <w:b w:val="0"/>
+        </w:rPr>
         <w:t>State the purpose and decision owner of the worked chooser.</w:t>
       </w:r>
     </w:p>
@@ -827,6 +1194,17 @@
     </w:p>
     <w:p>
       <w:r>
+        <w:t>Write an acceptance case. Apply the supplied Project Problem and Success Test facts and keep your reasoning.</w:t>
+      </w:r>
+    </w:p>
+    <w:p>
+      <w:pPr>
+        <w:spacing w:line="336" w:lineRule="auto" w:after="180"/>
+      </w:pPr>
+      <w:r>
+        <w:rPr>
+          <w:b w:val="0"/>
+        </w:rPr>
         <w:t>Give a tie case for A and B with score 8 each and valid durations.</w:t>
       </w:r>
     </w:p>
@@ -878,7 +1256,30 @@
     </w:p>
     <w:p>
       <w:r>
-        <w:t>Replace the requirement always choose the best activity with a checkable one.</w:t>
+        <w:t>Repair vague scope. Apply the supplied Project Problem and Success Test facts and keep your reasoning.</w:t>
+      </w:r>
+    </w:p>
+    <w:p>
+      <w:pPr>
+        <w:spacing w:line="336" w:lineRule="auto" w:after="180"/>
+      </w:pPr>
+      <w:r>
+        <w:rPr>
+          <w:b w:val="0"/>
+        </w:rPr>
+        <w:t xml:space="preserve">Replace the </w:t>
+      </w:r>
+      <w:r>
+        <w:rPr>
+          <w:b/>
+        </w:rPr>
+        <w:t>requirement</w:t>
+      </w:r>
+      <w:r>
+        <w:rPr>
+          <w:b w:val="0"/>
+        </w:rPr>
+        <w:t xml:space="preserve"> always choose the best activity with a checkable one.</w:t>
       </w:r>
     </w:p>
     <w:p>
@@ -929,7 +1330,42 @@
     </w:p>
     <w:p>
       <w:r>
-        <w:t>Plan a 15-minute fictional club chooser. Specify schema, score, duration limit, tie rule, invalid-data behavior, output and three acceptance cases.</w:t>
+        <w:t>Attempt before feedback. If this repeats the selected independent case, reuse that first attempt; otherwise keep a separate record. Plan independently. Apply the supplied Project Problem and Success Test facts and keep your reasoning.</w:t>
+      </w:r>
+    </w:p>
+    <w:p>
+      <w:pPr>
+        <w:spacing w:line="336" w:lineRule="auto" w:after="180"/>
+      </w:pPr>
+      <w:r>
+        <w:rPr>
+          <w:b w:val="0"/>
+        </w:rPr>
+        <w:t xml:space="preserve">Plan a 15-minute fictional club chooser. Specify schema, score, duration limit, tie rule, invalid-data behavior, </w:t>
+      </w:r>
+      <w:r>
+        <w:rPr>
+          <w:b/>
+        </w:rPr>
+        <w:t>output</w:t>
+      </w:r>
+      <w:r>
+        <w:rPr>
+          <w:b w:val="0"/>
+        </w:rPr>
+        <w:t xml:space="preserve"> and three </w:t>
+      </w:r>
+      <w:r>
+        <w:rPr>
+          <w:b/>
+        </w:rPr>
+        <w:t>acceptance case</w:t>
+      </w:r>
+      <w:r>
+        <w:rPr>
+          <w:b w:val="0"/>
+        </w:rPr>
+        <w:t>s.</w:t>
       </w:r>
     </w:p>
     <w:p>
@@ -990,7 +1426,30 @@
     </w:p>
     <w:p>
       <w:r>
-        <w:t>Name two capabilities excluded from this prototype and explain why.</w:t>
+        <w:t>State non-goals. Apply the supplied Project Problem and Success Test facts and keep your reasoning.</w:t>
+      </w:r>
+    </w:p>
+    <w:p>
+      <w:pPr>
+        <w:spacing w:line="336" w:lineRule="auto" w:after="180"/>
+      </w:pPr>
+      <w:r>
+        <w:rPr>
+          <w:b w:val="0"/>
+        </w:rPr>
+        <w:t xml:space="preserve">Name two capabilities excluded from this </w:t>
+      </w:r>
+      <w:r>
+        <w:rPr>
+          <w:b/>
+        </w:rPr>
+        <w:t>prototype</w:t>
+      </w:r>
+      <w:r>
+        <w:rPr>
+          <w:b w:val="0"/>
+        </w:rPr>
+        <w:t xml:space="preserve"> and explain why.</w:t>
       </w:r>
     </w:p>
     <w:p>
@@ -1041,7 +1500,30 @@
     </w:p>
     <w:p>
       <w:r>
-        <w:t>Write the worked investigation question so its population of records is clear.</w:t>
+        <w:t>Use the supplied Project Problem and Success Test task to record your reasoning, evidence and next step.</w:t>
+      </w:r>
+    </w:p>
+    <w:p>
+      <w:pPr>
+        <w:spacing w:line="336" w:lineRule="auto" w:after="180"/>
+      </w:pPr>
+      <w:r>
+        <w:rPr>
+          <w:b w:val="0"/>
+        </w:rPr>
+        <w:t xml:space="preserve">Write the worked </w:t>
+      </w:r>
+      <w:r>
+        <w:rPr>
+          <w:b/>
+        </w:rPr>
+        <w:t>investigation</w:t>
+      </w:r>
+      <w:r>
+        <w:rPr>
+          <w:b w:val="0"/>
+        </w:rPr>
+        <w:t xml:space="preserve"> question so its population of records is clear.</w:t>
       </w:r>
     </w:p>
     <w:p>
@@ -1092,6 +1574,17 @@
     </w:p>
     <w:p>
       <w:r>
+        <w:t>Use the supplied Project Problem and Success Test task to record your reasoning, evidence and next step.</w:t>
+      </w:r>
+    </w:p>
+    <w:p>
+      <w:pPr>
+        <w:spacing w:line="336" w:lineRule="auto" w:after="180"/>
+      </w:pPr>
+      <w:r>
+        <w:rPr>
+          <w:b w:val="0"/>
+        </w:rPr>
         <w:t>Classify 0, None, -2 and 60 under the schema.</w:t>
       </w:r>
     </w:p>
@@ -1143,6 +1636,17 @@
     </w:p>
     <w:p>
       <w:r>
+        <w:t>Use the supplied Project Problem and Success Test task to record your reasoning, evidence and next step.</w:t>
+      </w:r>
+    </w:p>
+    <w:p>
+      <w:pPr>
+        <w:spacing w:line="336" w:lineRule="auto" w:after="180"/>
+      </w:pPr>
+      <w:r>
+        <w:rPr>
+          <w:b w:val="0"/>
+        </w:rPr>
         <w:t>A report divides a valid total of 24 by six supplied rows, though only three are valid. Correct the valid-record mean.</w:t>
       </w:r>
     </w:p>
@@ -1194,7 +1698,30 @@
     </w:p>
     <w:p>
       <w:r>
-        <w:t>Analyze raw durations [6, 12, None, 0, 70, 18] with the same schema. Report question, accepted list, rejections, mean and one limitation.</w:t>
+        <w:t>Use the supplied Project Problem and Success Test task to record your reasoning, evidence and next step.</w:t>
+      </w:r>
+    </w:p>
+    <w:p>
+      <w:pPr>
+        <w:spacing w:line="336" w:lineRule="auto" w:after="180"/>
+      </w:pPr>
+      <w:r>
+        <w:rPr>
+          <w:b w:val="0"/>
+        </w:rPr>
+        <w:t xml:space="preserve">Analyze raw durations [6, 12, None, 0, 70, 18] with the same schema. Report question, accepted list, rejections, mean and one </w:t>
+      </w:r>
+      <w:r>
+        <w:rPr>
+          <w:b/>
+        </w:rPr>
+        <w:t>limitation</w:t>
+      </w:r>
+      <w:r>
+        <w:rPr>
+          <w:b w:val="0"/>
+        </w:rPr>
+        <w:t>.</w:t>
       </w:r>
     </w:p>
     <w:p>
@@ -1255,7 +1782,31 @@
     </w:p>
     <w:p>
       <w:r>
-        <w:t>A report gives only mean 9. What additional evidence lets a peer reproduce it?</w:t>
+        <w:t>Use the supplied Project Problem and Success Test task to record your reasoning, evidence and next step.</w:t>
+      </w:r>
+    </w:p>
+    <w:p>
+      <w:pPr>
+        <w:spacing w:line="336" w:lineRule="auto" w:after="180"/>
+        <w:shd w:fill="F5F1FB"/>
+      </w:pPr>
+      <w:r>
+        <w:rPr>
+          <w:b w:val="0"/>
+        </w:rPr>
+        <w:t xml:space="preserve">A report gives only mean 9. What additional </w:t>
+      </w:r>
+      <w:r>
+        <w:rPr>
+          <w:b/>
+        </w:rPr>
+        <w:t>evidence</w:t>
+      </w:r>
+      <w:r>
+        <w:rPr>
+          <w:b w:val="0"/>
+        </w:rPr>
+        <w:t xml:space="preserve"> lets a peer reproduce it?</w:t>
       </w:r>
     </w:p>
     <w:p>
@@ -1302,6 +1853,11 @@
       </w:pPr>
       <w:r>
         <w:t>22. Feedback, return check and learning record</w:t>
+      </w:r>
+    </w:p>
+    <w:p>
+      <w:r>
+        <w:t>Record the first repaired step and a different case to revisit after a delay.</w:t>
       </w:r>
     </w:p>
     <w:tbl>
@@ -1441,7 +1997,13 @@
       </w:tr>
     </w:tbl>
     <w:p>
-      <w:r>
+      <w:pPr>
+        <w:spacing w:line="336" w:lineRule="auto" w:after="180"/>
+      </w:pPr>
+      <w:r>
+        <w:rPr>
+          <w:b w:val="0"/>
+        </w:rPr>
         <w:t>Revisit this idea with your teacher after a delay. Familiarity is different from explaining and using it on a changed case.</w:t>
       </w:r>
     </w:p>
@@ -1455,16 +2017,39 @@
     </w:p>
     <w:p>
       <w:r>
+        <w:t>A fictional reading-break chooser needs a transparent contract. Explain the labelled step before checking the changed condition.</w:t>
+      </w:r>
+    </w:p>
+    <w:p>
+      <w:pPr>
+        <w:spacing w:line="336" w:lineRule="auto" w:after="180"/>
+      </w:pPr>
+      <w:r>
+        <w:rPr>
+          <w:b w:val="0"/>
+        </w:rPr>
         <w:t>A fictional reading-break chooser needs a transparent contract.</w:t>
       </w:r>
     </w:p>
     <w:p>
-      <w:r>
+      <w:pPr>
+        <w:spacing w:line="336" w:lineRule="auto" w:after="180"/>
+      </w:pPr>
+      <w:r>
+        <w:rPr>
+          <w:b w:val="0"/>
+        </w:rPr>
         <w:t>Items have id text, minutes integer 0–30, interest integer 0–5. Request limit is integer 0–30.</w:t>
       </w:r>
     </w:p>
     <w:p>
-      <w:r>
+      <w:pPr>
+        <w:spacing w:line="336" w:lineRule="auto" w:after="180"/>
+      </w:pPr>
+      <w:r>
+        <w:rPr>
+          <w:b w:val="0"/>
+        </w:rPr>
         <w:t>Eligible if minutes&lt;=limit; score=interest; highest wins; ties choose alphabetically smaller ID; invalid rows excluded and counted.</w:t>
       </w:r>
     </w:p>
@@ -1505,8 +2090,26 @@
       </w:r>
     </w:p>
     <w:p>
-      <w:r>
-        <w:t>Write an equality test and explain which requirement it checks.</w:t>
+      <w:pPr>
+        <w:spacing w:line="336" w:lineRule="auto" w:after="180"/>
+      </w:pPr>
+      <w:r>
+        <w:rPr>
+          <w:b w:val="0"/>
+        </w:rPr>
+        <w:t xml:space="preserve">Write an equality test and explain which </w:t>
+      </w:r>
+      <w:r>
+        <w:rPr>
+          <w:b/>
+        </w:rPr>
+        <w:t>requirement</w:t>
+      </w:r>
+      <w:r>
+        <w:rPr>
+          <w:b w:val="0"/>
+        </w:rPr>
+        <w:t xml:space="preserve"> it checks.</w:t>
       </w:r>
     </w:p>
     <w:p>
@@ -1548,12 +2151,45 @@
       </w:r>
     </w:p>
     <w:p>
-      <w:r>
-        <w:t>Support used: alone / hint / worked example. This record is practice evidence.</w:t>
-      </w:r>
-    </w:p>
-    <w:p>
-      <w:r>
+      <w:pPr>
+        <w:pStyle w:val="Heading3"/>
+      </w:pPr>
+      <w:r>
+        <w:t>Record the help used</w:t>
+      </w:r>
+    </w:p>
+    <w:p>
+      <w:pPr>
+        <w:spacing w:line="336" w:lineRule="auto" w:after="180"/>
+        <w:shd w:fill="F1F6F8"/>
+      </w:pPr>
+      <w:r>
+        <w:rPr>
+          <w:b w:val="0"/>
+        </w:rPr>
+        <w:t xml:space="preserve">Support used: alone / hint / worked example. This record is practice </w:t>
+      </w:r>
+      <w:r>
+        <w:rPr>
+          <w:b/>
+        </w:rPr>
+        <w:t>evidence</w:t>
+      </w:r>
+      <w:r>
+        <w:rPr>
+          <w:b w:val="0"/>
+        </w:rPr>
+        <w:t>.</w:t>
+      </w:r>
+    </w:p>
+    <w:p>
+      <w:pPr>
+        <w:spacing w:line="336" w:lineRule="auto" w:after="180"/>
+      </w:pPr>
+      <w:r>
+        <w:rPr>
+          <w:b w:val="0"/>
+        </w:rPr>
         <w:t>Project connection: Retain the Transparent Book Recommender’s schema, constraints, score, tie rule and acceptance table as its build specification.</w:t>
       </w:r>
     </w:p>
@@ -1567,16 +2203,51 @@
     </w:p>
     <w:p>
       <w:r>
+        <w:t>Keep this week’s input, deciding step, result and limit together in the Transparent Book Recommender record.</w:t>
+      </w:r>
+    </w:p>
+    <w:p>
+      <w:pPr>
+        <w:spacing w:line="336" w:lineRule="auto" w:after="180"/>
+      </w:pPr>
+      <w:r>
+        <w:rPr>
+          <w:b w:val="0"/>
+        </w:rPr>
         <w:t>Project: Transparent Book Recommender</w:t>
       </w:r>
     </w:p>
     <w:p>
-      <w:r>
-        <w:t>Current milestone: Present and defend. Demonstrate the system, explain one failure and justify the next improvement with evidence.</w:t>
-      </w:r>
-    </w:p>
-    <w:p>
-      <w:r>
+      <w:pPr>
+        <w:spacing w:line="336" w:lineRule="auto" w:after="180"/>
+      </w:pPr>
+      <w:r>
+        <w:rPr>
+          <w:b w:val="0"/>
+        </w:rPr>
+        <w:t xml:space="preserve">Current milestone: Present and defend. Demonstrate the system, explain one failure and justify the next improvement with </w:t>
+      </w:r>
+      <w:r>
+        <w:rPr>
+          <w:b/>
+        </w:rPr>
+        <w:t>evidence</w:t>
+      </w:r>
+      <w:r>
+        <w:rPr>
+          <w:b w:val="0"/>
+        </w:rPr>
+        <w:t>.</w:t>
+      </w:r>
+    </w:p>
+    <w:p>
+      <w:pPr>
+        <w:spacing w:line="336" w:lineRule="auto" w:after="180"/>
+      </w:pPr>
+      <w:r>
+        <w:rPr>
+          <w:b w:val="0"/>
+        </w:rPr>
         <w:t>Retain the Transparent Book Recommender’s schema, constraints, score, tie rule and acceptance table as its build specification.</w:t>
       </w:r>
     </w:p>
@@ -1739,11 +2410,28 @@
     </w:p>
     <w:p>
       <w:r>
+        <w:t>Try the supported questions before comparing with hints and feedback. Record what you repaired and the evidence you retained.</w:t>
+      </w:r>
+    </w:p>
+    <w:p>
+      <w:pPr>
+        <w:spacing w:line="336" w:lineRule="auto" w:after="180"/>
+      </w:pPr>
+      <w:r>
+        <w:rPr>
+          <w:b w:val="0"/>
+        </w:rPr>
         <w:t>Use this supported practice once, in the browser or on paper. Keep the reserved independent assessment for a separate first attempt before teacher feedback.</w:t>
       </w:r>
     </w:p>
     <w:p>
-      <w:r>
+      <w:pPr>
+        <w:spacing w:line="336" w:lineRule="auto" w:after="180"/>
+      </w:pPr>
+      <w:r>
+        <w:rPr>
+          <w:b w:val="0"/>
+        </w:rPr>
         <w:t>A fictional reading-break chooser needs a transparent contract.</w:t>
       </w:r>
     </w:p>
@@ -1756,28 +2444,92 @@
       </w:r>
     </w:p>
     <w:p>
-      <w:r>
+      <w:pPr>
+        <w:spacing w:line="336" w:lineRule="auto" w:after="180"/>
+      </w:pPr>
+      <w:r>
+        <w:rPr>
+          <w:b w:val="0"/>
+        </w:rPr>
         <w:t>Which labelled step matches this detail? Also plan invalid request, no eligible item and equal-score cases.</w:t>
       </w:r>
     </w:p>
     <w:p>
-      <w:r>
+      <w:pPr>
+        <w:spacing w:line="336" w:lineRule="auto" w:after="180"/>
+        <w:shd w:fill="F4F9FC"/>
+      </w:pPr>
+      <w:r>
+        <w:rPr>
+          <w:b w:val="0"/>
+        </w:rPr>
         <w:t>1. Filter and rank</w:t>
       </w:r>
     </w:p>
     <w:p>
-      <w:r>
-        <w:t>2. Specify inputs</w:t>
-      </w:r>
-    </w:p>
-    <w:p>
-      <w:r>
-        <w:t>3. Acceptance cases</w:t>
-      </w:r>
-    </w:p>
-    <w:p>
-      <w:r>
-        <w:t>4. Expected output</w:t>
+      <w:pPr>
+        <w:spacing w:line="336" w:lineRule="auto" w:after="180"/>
+        <w:shd w:fill="F4F9FC"/>
+      </w:pPr>
+      <w:r>
+        <w:rPr>
+          <w:b w:val="0"/>
+        </w:rPr>
+        <w:t xml:space="preserve">2. Specify </w:t>
+      </w:r>
+      <w:r>
+        <w:rPr>
+          <w:b/>
+        </w:rPr>
+        <w:t>input</w:t>
+      </w:r>
+      <w:r>
+        <w:rPr>
+          <w:b w:val="0"/>
+        </w:rPr>
+        <w:t>s</w:t>
+      </w:r>
+    </w:p>
+    <w:p>
+      <w:pPr>
+        <w:spacing w:line="336" w:lineRule="auto" w:after="180"/>
+        <w:shd w:fill="F4F9FC"/>
+      </w:pPr>
+      <w:r>
+        <w:rPr>
+          <w:b w:val="0"/>
+        </w:rPr>
+        <w:t xml:space="preserve">3. </w:t>
+      </w:r>
+      <w:r>
+        <w:rPr>
+          <w:b/>
+        </w:rPr>
+        <w:t>Acceptance case</w:t>
+      </w:r>
+      <w:r>
+        <w:rPr>
+          <w:b w:val="0"/>
+        </w:rPr>
+        <w:t>s</w:t>
+      </w:r>
+    </w:p>
+    <w:p>
+      <w:pPr>
+        <w:spacing w:line="336" w:lineRule="auto" w:after="180"/>
+        <w:shd w:fill="F4F9FC"/>
+      </w:pPr>
+      <w:r>
+        <w:rPr>
+          <w:b w:val="0"/>
+        </w:rPr>
+        <w:t xml:space="preserve">4. Expected </w:t>
+      </w:r>
+      <w:r>
+        <w:rPr>
+          <w:b/>
+        </w:rPr>
+        <w:t>output</w:t>
       </w:r>
     </w:p>
     <w:p>
@@ -1814,41 +2566,179 @@
       </w:r>
     </w:p>
     <w:p>
-      <w:r>
+      <w:pPr>
+        <w:pStyle w:val="Heading3"/>
+      </w:pPr>
+      <w:r>
+        <w:t>Hint · try first</w:t>
+      </w:r>
+    </w:p>
+    <w:p>
+      <w:pPr>
+        <w:spacing w:line="336" w:lineRule="auto" w:after="180"/>
+        <w:shd w:fill="F1F6F8"/>
+      </w:pPr>
+      <w:r>
+        <w:rPr>
+          <w:b w:val="0"/>
+        </w:rPr>
         <w:t>Hint if needed: Read the steps in the pictorial case. Match the supplied detail to the stage that performs or records it.</w:t>
       </w:r>
     </w:p>
     <w:p>
-      <w:r>
-        <w:t>After your attempt, compare with the supported explanation: Acceptance cases Also plan invalid request, no eligible item and equal-score cases. Planning fixes what success means before code returns an answer. The duration boundary is including equality, and the tie policy prevents accidental list-order dependence. A complete output may include why other rows were excluded. Test expectations should come from the contract rather than copying the first program result.</w:t>
-      </w:r>
-    </w:p>
-    <w:p>
       <w:pPr>
         <w:pStyle w:val="Heading3"/>
       </w:pPr>
       <w:r>
+        <w:t>Feedback · compare after trying</w:t>
+      </w:r>
+    </w:p>
+    <w:p>
+      <w:pPr>
+        <w:spacing w:line="336" w:lineRule="auto" w:after="180"/>
+        <w:shd w:fill="F1F6FC"/>
+      </w:pPr>
+      <w:r>
+        <w:rPr>
+          <w:b w:val="0"/>
+        </w:rPr>
+        <w:t xml:space="preserve">After your attempt, compare with the supported explanation: </w:t>
+      </w:r>
+      <w:r>
+        <w:rPr>
+          <w:b/>
+        </w:rPr>
+        <w:t>Acceptance case</w:t>
+      </w:r>
+      <w:r>
+        <w:rPr>
+          <w:b w:val="0"/>
+        </w:rPr>
+        <w:t>s Also plan invalid request, no eligible item and equal-score cases. Planning fixes what success means before code returns an answer.</w:t>
+      </w:r>
+    </w:p>
+    <w:p>
+      <w:pPr>
+        <w:spacing w:line="336" w:lineRule="auto" w:after="180"/>
+        <w:shd w:fill="F1F6FC"/>
+      </w:pPr>
+      <w:r>
+        <w:rPr>
+          <w:b w:val="0"/>
+        </w:rPr>
+        <w:t xml:space="preserve">The duration boundary is including equality, and the tie policy prevents accidental list-order dependence. A complete </w:t>
+      </w:r>
+      <w:r>
+        <w:rPr>
+          <w:b/>
+        </w:rPr>
+        <w:t>output</w:t>
+      </w:r>
+      <w:r>
+        <w:rPr>
+          <w:b w:val="0"/>
+        </w:rPr>
+        <w:t xml:space="preserve"> may include why other rows were excluded.</w:t>
+      </w:r>
+    </w:p>
+    <w:p>
+      <w:pPr>
+        <w:spacing w:line="336" w:lineRule="auto" w:after="180"/>
+        <w:shd w:fill="F1F6FC"/>
+      </w:pPr>
+      <w:r>
+        <w:rPr>
+          <w:b w:val="0"/>
+        </w:rPr>
+        <w:t>Test expectations should come from the contract rather than copying the first program result.</w:t>
+      </w:r>
+    </w:p>
+    <w:p>
+      <w:pPr>
+        <w:pStyle w:val="Heading3"/>
+      </w:pPr>
+      <w:r>
         <w:t>Practice 2: explain the deciding evidence</w:t>
       </w:r>
     </w:p>
     <w:p>
-      <w:r>
+      <w:pPr>
+        <w:pStyle w:val="Heading3"/>
+      </w:pPr>
+      <w:r>
+        <w:t>Changed case · predict first</w:t>
+      </w:r>
+    </w:p>
+    <w:p>
+      <w:pPr>
+        <w:spacing w:line="336" w:lineRule="auto" w:after="180"/>
+        <w:shd w:fill="F5F1FB"/>
+      </w:pPr>
+      <w:r>
+        <w:rPr>
+          <w:b w:val="0"/>
+        </w:rPr>
         <w:t>Changed-case practice: Reduce the limit from 8 to 5. Which conclusion is supported by the supplied facts?</w:t>
       </w:r>
     </w:p>
     <w:p>
-      <w:r>
-        <w:t>1. This one example guarantees correct results for every future input.</w:t>
-      </w:r>
-    </w:p>
-    <w:p>
-      <w:r>
+      <w:pPr>
+        <w:spacing w:line="336" w:lineRule="auto" w:after="180"/>
+        <w:shd w:fill="F4F9FC"/>
+      </w:pPr>
+      <w:r>
+        <w:rPr>
+          <w:b w:val="0"/>
+        </w:rPr>
+        <w:t xml:space="preserve">1. This one example guarantees correct results for every future </w:t>
+      </w:r>
+      <w:r>
+        <w:rPr>
+          <w:b/>
+        </w:rPr>
+        <w:t>input</w:t>
+      </w:r>
+      <w:r>
+        <w:rPr>
+          <w:b w:val="0"/>
+        </w:rPr>
+        <w:t>.</w:t>
+      </w:r>
+    </w:p>
+    <w:p>
+      <w:pPr>
+        <w:spacing w:line="336" w:lineRule="auto" w:after="180"/>
+        <w:shd w:fill="F4F9FC"/>
+      </w:pPr>
+      <w:r>
+        <w:rPr>
+          <w:b w:val="0"/>
+        </w:rPr>
         <w:t>2. Return no eligible item.</w:t>
       </w:r>
     </w:p>
     <w:p>
-      <w:r>
-        <w:t>3. We can decide the result without examining the changed input or the procedure.</w:t>
+      <w:pPr>
+        <w:spacing w:line="336" w:lineRule="auto" w:after="180"/>
+        <w:shd w:fill="F4F9FC"/>
+      </w:pPr>
+      <w:r>
+        <w:rPr>
+          <w:b w:val="0"/>
+        </w:rPr>
+        <w:t xml:space="preserve">3. We can decide the result without examining the changed </w:t>
+      </w:r>
+      <w:r>
+        <w:rPr>
+          <w:b/>
+        </w:rPr>
+        <w:t>input</w:t>
+      </w:r>
+      <w:r>
+        <w:rPr>
+          <w:b w:val="0"/>
+        </w:rPr>
+        <w:t xml:space="preserve"> or the procedure.</w:t>
       </w:r>
     </w:p>
     <w:p>
@@ -1885,12 +2775,42 @@
       </w:r>
     </w:p>
     <w:p>
-      <w:r>
+      <w:pPr>
+        <w:pStyle w:val="Heading3"/>
+      </w:pPr>
+      <w:r>
+        <w:t>Hint · try first</w:t>
+      </w:r>
+    </w:p>
+    <w:p>
+      <w:pPr>
+        <w:spacing w:line="336" w:lineRule="auto" w:after="180"/>
+        <w:shd w:fill="F1F6F8"/>
+      </w:pPr>
+      <w:r>
+        <w:rPr>
+          <w:b w:val="0"/>
+        </w:rPr>
         <w:t>Hint if needed: Use the changed condition and the deciding step in the pictorial trace. The answer must say what follows from those facts.</w:t>
       </w:r>
     </w:p>
     <w:p>
-      <w:r>
+      <w:pPr>
+        <w:pStyle w:val="Heading3"/>
+      </w:pPr>
+      <w:r>
+        <w:t>Feedback · compare after trying</w:t>
+      </w:r>
+    </w:p>
+    <w:p>
+      <w:pPr>
+        <w:spacing w:line="336" w:lineRule="auto" w:after="180"/>
+        <w:shd w:fill="F1F6FC"/>
+      </w:pPr>
+      <w:r>
+        <w:rPr>
+          <w:b w:val="0"/>
+        </w:rPr>
         <w:t>After your attempt, compare with the supported explanation: Return no eligible item. All three valid rows take more than five minutes.</w:t>
       </w:r>
     </w:p>
@@ -1903,18 +2823,165 @@
       </w:r>
     </w:p>
     <w:p>
-      <w:r>
-        <w:t>Review Permissions and Human Review (ai-2/31). Goal: Explain the mechanism and terminology of least privilege and tool scopes. Short practice: Which proposal is allowed, and why is an authorised object alone insufficient?. Return to this week and explain what you changed.</w:t>
-      </w:r>
-    </w:p>
-    <w:p>
-      <w:r>
-        <w:t>Review Evidence and Sources (ai-2/29). Goal: Explain the mechanism and terminology of claim support and citation evaluation. Short practice: Why is the original answer not fully supported despite having citations on every claim?. Return to this week and explain what you changed.</w:t>
-      </w:r>
-    </w:p>
-    <w:p>
-      <w:r>
-        <w:t>Review Image and Voice Pipelines (ai-2/26). Goal: Explain the mechanism and terminology of speech pipelines and multimodal evidence. Short practice: Which stage first fails, and why should the faulty transcript not be silently overwritten?. Return to this week and explain what you changed.</w:t>
+      <w:pPr>
+        <w:spacing w:line="336" w:lineRule="auto" w:after="180"/>
+      </w:pPr>
+      <w:r>
+        <w:rPr>
+          <w:b w:val="0"/>
+        </w:rPr>
+        <w:t xml:space="preserve">Review Permissions and Human Review (ai-2/31). Goal: Explain the </w:t>
+      </w:r>
+      <w:r>
+        <w:rPr>
+          <w:b/>
+        </w:rPr>
+        <w:t>mechanism</w:t>
+      </w:r>
+      <w:r>
+        <w:rPr>
+          <w:b w:val="0"/>
+        </w:rPr>
+        <w:t xml:space="preserve"> and terminology of least privilege and tool </w:t>
+      </w:r>
+      <w:r>
+        <w:rPr>
+          <w:b/>
+        </w:rPr>
+        <w:t>scope</w:t>
+      </w:r>
+      <w:r>
+        <w:rPr>
+          <w:b w:val="0"/>
+        </w:rPr>
+        <w:t>s. Short practice: Which proposal is allowed, and why is an authorised object alone insufficient?.</w:t>
+      </w:r>
+    </w:p>
+    <w:p>
+      <w:pPr>
+        <w:spacing w:line="336" w:lineRule="auto" w:after="180"/>
+      </w:pPr>
+      <w:r>
+        <w:rPr>
+          <w:b w:val="0"/>
+        </w:rPr>
+        <w:t>Return to this week and explain what you changed.</w:t>
+      </w:r>
+    </w:p>
+    <w:p>
+      <w:pPr>
+        <w:spacing w:line="336" w:lineRule="auto" w:after="180"/>
+      </w:pPr>
+      <w:r>
+        <w:rPr>
+          <w:b w:val="0"/>
+        </w:rPr>
+        <w:t xml:space="preserve">Review </w:t>
+      </w:r>
+      <w:r>
+        <w:rPr>
+          <w:b/>
+        </w:rPr>
+        <w:t>Evidence</w:t>
+      </w:r>
+      <w:r>
+        <w:rPr>
+          <w:b w:val="0"/>
+        </w:rPr>
+        <w:t xml:space="preserve"> and Sources (ai-2/29). Goal: Explain the </w:t>
+      </w:r>
+      <w:r>
+        <w:rPr>
+          <w:b/>
+        </w:rPr>
+        <w:t>mechanism</w:t>
+      </w:r>
+      <w:r>
+        <w:rPr>
+          <w:b w:val="0"/>
+        </w:rPr>
+        <w:t xml:space="preserve"> and terminology of claim support and citation evaluation.</w:t>
+      </w:r>
+    </w:p>
+    <w:p>
+      <w:pPr>
+        <w:spacing w:line="336" w:lineRule="auto" w:after="180"/>
+      </w:pPr>
+      <w:r>
+        <w:rPr>
+          <w:b w:val="0"/>
+        </w:rPr>
+        <w:t>Short practice: Why is the original answer not fully supported despite having citations on every claim?. Return to this week and explain what you changed.</w:t>
+      </w:r>
+    </w:p>
+    <w:p>
+      <w:pPr>
+        <w:spacing w:line="336" w:lineRule="auto" w:after="180"/>
+      </w:pPr>
+      <w:r>
+        <w:rPr>
+          <w:b w:val="0"/>
+        </w:rPr>
+        <w:t xml:space="preserve">Review Image and Voice </w:t>
+      </w:r>
+      <w:r>
+        <w:rPr>
+          <w:b/>
+        </w:rPr>
+        <w:t>Pipeline</w:t>
+      </w:r>
+      <w:r>
+        <w:rPr>
+          <w:b w:val="0"/>
+        </w:rPr>
+        <w:t xml:space="preserve">s (ai-2/26). Goal: Explain the </w:t>
+      </w:r>
+      <w:r>
+        <w:rPr>
+          <w:b/>
+        </w:rPr>
+        <w:t>mechanism</w:t>
+      </w:r>
+      <w:r>
+        <w:rPr>
+          <w:b w:val="0"/>
+        </w:rPr>
+        <w:t xml:space="preserve"> and terminology of speech </w:t>
+      </w:r>
+      <w:r>
+        <w:rPr>
+          <w:b/>
+        </w:rPr>
+        <w:t>pipeline</w:t>
+      </w:r>
+      <w:r>
+        <w:rPr>
+          <w:b w:val="0"/>
+        </w:rPr>
+        <w:t xml:space="preserve">s and multimodal </w:t>
+      </w:r>
+      <w:r>
+        <w:rPr>
+          <w:b/>
+        </w:rPr>
+        <w:t>evidence</w:t>
+      </w:r>
+      <w:r>
+        <w:rPr>
+          <w:b w:val="0"/>
+        </w:rPr>
+        <w:t>.</w:t>
+      </w:r>
+    </w:p>
+    <w:p>
+      <w:pPr>
+        <w:spacing w:line="336" w:lineRule="auto" w:after="180"/>
+      </w:pPr>
+      <w:r>
+        <w:rPr>
+          <w:b w:val="0"/>
+        </w:rPr>
+        <w:t>Short practice: Which stage first fails, and why should the faulty transcript not be silently overwritten?. Return to this week and explain what you changed.</w:t>
       </w:r>
     </w:p>
     <w:p>
@@ -1926,8 +2993,61 @@
       </w:r>
     </w:p>
     <w:p>
-      <w:r>
-        <w:t>The browser lab lets you edit the supported Python examples already included in this lesson. Predict first, run, inspect the actual output or error, change one input, then run again. Keep code, predictions, actual results and a reasoned revision together. On paper, label your result as a trace rather than an execution.</w:t>
+      <w:pPr>
+        <w:spacing w:line="336" w:lineRule="auto" w:after="180"/>
+      </w:pPr>
+      <w:r>
+        <w:rPr>
+          <w:b w:val="0"/>
+        </w:rPr>
+        <w:t xml:space="preserve">The browser lab lets you edit the supported Python examples already included in this lesson. Predict first, run, inspect the actual </w:t>
+      </w:r>
+      <w:r>
+        <w:rPr>
+          <w:b/>
+        </w:rPr>
+        <w:t>output</w:t>
+      </w:r>
+      <w:r>
+        <w:rPr>
+          <w:b w:val="0"/>
+        </w:rPr>
+        <w:t xml:space="preserve"> or error, change one </w:t>
+      </w:r>
+      <w:r>
+        <w:rPr>
+          <w:b/>
+        </w:rPr>
+        <w:t>input</w:t>
+      </w:r>
+      <w:r>
+        <w:rPr>
+          <w:b w:val="0"/>
+        </w:rPr>
+        <w:t>, then run again.</w:t>
+      </w:r>
+    </w:p>
+    <w:p>
+      <w:pPr>
+        <w:spacing w:line="336" w:lineRule="auto" w:after="180"/>
+      </w:pPr>
+      <w:r>
+        <w:rPr>
+          <w:b w:val="0"/>
+        </w:rPr>
+        <w:t xml:space="preserve">Keep code, </w:t>
+      </w:r>
+      <w:r>
+        <w:rPr>
+          <w:b/>
+        </w:rPr>
+        <w:t>prediction</w:t>
+      </w:r>
+      <w:r>
+        <w:rPr>
+          <w:b w:val="0"/>
+        </w:rPr>
+        <w:t>s, actual results and a reasoned revision together. On paper, label your result as a trace rather than an execution.</w:t>
       </w:r>
     </w:p>
     <w:p>
@@ -1939,8 +3059,37 @@
       </w:r>
     </w:p>
     <w:p>
-      <w:r>
-        <w:t>Use Download completed work in the hosted lesson to export your answers, reflections, practice feedback and code-run evidence. Open the HTML copy to read or print it. Drafts stay in this browser when storage is available; clear drafts on a shared device.</w:t>
+      <w:pPr>
+        <w:spacing w:line="336" w:lineRule="auto" w:after="180"/>
+      </w:pPr>
+      <w:r>
+        <w:rPr>
+          <w:b w:val="0"/>
+        </w:rPr>
+        <w:t xml:space="preserve">Use Download completed work in the hosted lesson to export your answers, reflections, practice feedback and code-run </w:t>
+      </w:r>
+      <w:r>
+        <w:rPr>
+          <w:b/>
+        </w:rPr>
+        <w:t>evidence</w:t>
+      </w:r>
+      <w:r>
+        <w:rPr>
+          <w:b w:val="0"/>
+        </w:rPr>
+        <w:t>. Open the HTML copy to read or print it.</w:t>
+      </w:r>
+    </w:p>
+    <w:p>
+      <w:pPr>
+        <w:spacing w:line="336" w:lineRule="auto" w:after="180"/>
+      </w:pPr>
+      <w:r>
+        <w:rPr>
+          <w:b w:val="0"/>
+        </w:rPr>
+        <w:t>Drafts stay in this browser when storage is available; clear drafts on a shared device.</w:t>
       </w:r>
     </w:p>
     <w:p>
@@ -1954,6 +3103,787 @@
     <w:p>
       <w:r>
         <w:t>________________________________________________________________</w:t>
+      </w:r>
+    </w:p>
+    <w:p>
+      <w:r>
+        <w:t>________________________________________________________________</w:t>
+      </w:r>
+    </w:p>
+    <w:p>
+      <w:r>
+        <w:t>________________________________________________________________</w:t>
+      </w:r>
+    </w:p>
+    <w:p>
+      <w:r>
+        <w:t>________________________________________________________________</w:t>
+      </w:r>
+    </w:p>
+    <w:p>
+      <w:r>
+        <w:t>________________________________________________________________</w:t>
+      </w:r>
+    </w:p>
+    <w:p>
+      <w:pPr>
+        <w:pStyle w:val="Heading1"/>
+      </w:pPr>
+      <w:r>
+        <w:t>26. Visual concept journey</w:t>
+      </w:r>
+    </w:p>
+    <w:p>
+      <w:r>
+        <w:t>Explain each Project Problem and Success Test picture from its labels, then record a relevant limit.</w:t>
+      </w:r>
+    </w:p>
+    <w:p>
+      <w:pPr>
+        <w:pStyle w:val="Heading3"/>
+      </w:pPr>
+      <w:r>
+        <w:t>01. Project Problem and Success Test: the case</w:t>
+      </w:r>
+    </w:p>
+    <w:p>
+      <w:r>
+        <w:drawing>
+          <wp:inline xmlns:a="http://schemas.openxmlformats.org/drawingml/2006/main" xmlns:pic="http://schemas.openxmlformats.org/drawingml/2006/picture">
+            <wp:extent cx="5486400" cy="3142488"/>
+            <wp:docPr id="2" name="Picture 2" descr="A fictional reading-break chooser needs a transparent contract. Supplied facts: Items have id text, minutes integer 0–30, interest integer 0–5. Request limit is integer 0–30. Eligible if minutes&lt;=limit; score=interest; highest wins; ties choose alphabetically smaller ID; invalid rows excluded and counted."/>
+            <wp:cNvGraphicFramePr>
+              <a:graphicFrameLocks noChangeAspect="1"/>
+            </wp:cNvGraphicFramePr>
+            <a:graphic>
+              <a:graphicData uri="http://schemas.openxmlformats.org/drawingml/2006/picture">
+                <pic:pic>
+                  <pic:nvPicPr>
+                    <pic:cNvPr id="0" name="academy-story-ai-2-32-01.png"/>
+                    <pic:cNvPicPr/>
+                  </pic:nvPicPr>
+                  <pic:blipFill>
+                    <a:blip r:embed="rId10"/>
+                    <a:stretch>
+                      <a:fillRect/>
+                    </a:stretch>
+                  </pic:blipFill>
+                  <pic:spPr>
+                    <a:xfrm>
+                      <a:off x="0" y="0"/>
+                      <a:ext cx="5486400" cy="3142488"/>
+                    </a:xfrm>
+                    <a:prstGeom prst="rect"/>
+                  </pic:spPr>
+                </pic:pic>
+              </a:graphicData>
+            </a:graphic>
+          </wp:inline>
+        </w:drawing>
+      </w:r>
+    </w:p>
+    <w:p>
+      <w:pPr>
+        <w:spacing w:line="336" w:lineRule="auto" w:after="180"/>
+      </w:pPr>
+      <w:r>
+        <w:rPr>
+          <w:b w:val="0"/>
+        </w:rPr>
+        <w:t>A fictional reading-break chooser needs a transparent contract. Supplied facts: Items have id text, minutes integer 0–30, interest integer 0–5. Request limit is integer 0–30.</w:t>
+      </w:r>
+    </w:p>
+    <w:p>
+      <w:pPr>
+        <w:spacing w:line="336" w:lineRule="auto" w:after="180"/>
+      </w:pPr>
+      <w:r>
+        <w:rPr>
+          <w:b w:val="0"/>
+        </w:rPr>
+        <w:t>Eligible if minutes&lt;=limit; score=interest; highest wins; ties choose alphabetically smaller ID; invalid rows excluded and counted.</w:t>
+      </w:r>
+    </w:p>
+    <w:p>
+      <w:pPr>
+        <w:spacing w:line="336" w:lineRule="auto" w:after="180"/>
+        <w:shd w:fill="F5F1FB"/>
+      </w:pPr>
+      <w:r>
+        <w:rPr>
+          <w:b w:val="0"/>
+        </w:rPr>
+        <w:t>Point to the given fact that matters most. Explain why it matters.</w:t>
+      </w:r>
+    </w:p>
+    <w:p>
+      <w:pPr>
+        <w:pStyle w:val="Heading3"/>
+      </w:pPr>
+      <w:r>
+        <w:t>My picture explanation, deciding evidence and one limit</w:t>
+      </w:r>
+    </w:p>
+    <w:p>
+      <w:r>
+        <w:t>________________________________________________________________</w:t>
+      </w:r>
+    </w:p>
+    <w:p>
+      <w:r>
+        <w:t>________________________________________________________________</w:t>
+      </w:r>
+    </w:p>
+    <w:p>
+      <w:r>
+        <w:t>________________________________________________________________</w:t>
+      </w:r>
+    </w:p>
+    <w:p>
+      <w:r>
+        <w:t>________________________________________________________________</w:t>
+      </w:r>
+    </w:p>
+    <w:p>
+      <w:pPr>
+        <w:pStyle w:val="Heading3"/>
+      </w:pPr>
+      <w:r>
+        <w:t>02. Follow the deciding steps</w:t>
+      </w:r>
+    </w:p>
+    <w:p>
+      <w:r>
+        <w:drawing>
+          <wp:inline xmlns:a="http://schemas.openxmlformats.org/drawingml/2006/main" xmlns:pic="http://schemas.openxmlformats.org/drawingml/2006/picture">
+            <wp:extent cx="5486400" cy="4005072"/>
+            <wp:docPr id="3" name="Picture 3" descr="Specify inputs: Validate each row and request; keep rejected-row reasons. → Filter and rank: At limit 8: A(time8,interest3), B(9,5), C(6,3). B is ineligible. → Expected output: A beats tied C by ID; report A and its score 3. → Acceptance cases: Also plan invalid request, no eligible item and equal-score cases."/>
+            <wp:cNvGraphicFramePr>
+              <a:graphicFrameLocks noChangeAspect="1"/>
+            </wp:cNvGraphicFramePr>
+            <a:graphic>
+              <a:graphicData uri="http://schemas.openxmlformats.org/drawingml/2006/picture">
+                <pic:pic>
+                  <pic:nvPicPr>
+                    <pic:cNvPr id="0" name="academy-story-ai-2-32-02.png"/>
+                    <pic:cNvPicPr/>
+                  </pic:nvPicPr>
+                  <pic:blipFill>
+                    <a:blip r:embed="rId11"/>
+                    <a:stretch>
+                      <a:fillRect/>
+                    </a:stretch>
+                  </pic:blipFill>
+                  <pic:spPr>
+                    <a:xfrm>
+                      <a:off x="0" y="0"/>
+                      <a:ext cx="5486400" cy="4005072"/>
+                    </a:xfrm>
+                    <a:prstGeom prst="rect"/>
+                  </pic:spPr>
+                </pic:pic>
+              </a:graphicData>
+            </a:graphic>
+          </wp:inline>
+        </w:drawing>
+      </w:r>
+    </w:p>
+    <w:p>
+      <w:pPr>
+        <w:spacing w:line="336" w:lineRule="auto" w:after="180"/>
+      </w:pPr>
+      <w:r>
+        <w:rPr>
+          <w:b w:val="0"/>
+        </w:rPr>
+        <w:t xml:space="preserve">Specify </w:t>
+      </w:r>
+      <w:r>
+        <w:rPr>
+          <w:b/>
+        </w:rPr>
+        <w:t>input</w:t>
+      </w:r>
+      <w:r>
+        <w:rPr>
+          <w:b w:val="0"/>
+        </w:rPr>
+        <w:t>s: Validate each row and request; keep rejected-row reasons. → Filter and rank: At limit 8: A(time8,interest3), B(9,5), C(6,3).</w:t>
+      </w:r>
+    </w:p>
+    <w:p>
+      <w:pPr>
+        <w:spacing w:line="336" w:lineRule="auto" w:after="180"/>
+      </w:pPr>
+      <w:r>
+        <w:rPr>
+          <w:b w:val="0"/>
+        </w:rPr>
+        <w:t xml:space="preserve">B is ineligible. → Expected </w:t>
+      </w:r>
+      <w:r>
+        <w:rPr>
+          <w:b/>
+        </w:rPr>
+        <w:t>output</w:t>
+      </w:r>
+      <w:r>
+        <w:rPr>
+          <w:b w:val="0"/>
+        </w:rPr>
+        <w:t xml:space="preserve">: A beats tied C by ID; report A and its score 3. → </w:t>
+      </w:r>
+      <w:r>
+        <w:rPr>
+          <w:b/>
+        </w:rPr>
+        <w:t>Acceptance case</w:t>
+      </w:r>
+      <w:r>
+        <w:rPr>
+          <w:b w:val="0"/>
+        </w:rPr>
+        <w:t>s: Also plan invalid request, no eligible item and equal-score cases.</w:t>
+      </w:r>
+    </w:p>
+    <w:p>
+      <w:pPr>
+        <w:spacing w:line="336" w:lineRule="auto" w:after="180"/>
+        <w:shd w:fill="F5F1FB"/>
+      </w:pPr>
+      <w:r>
+        <w:rPr>
+          <w:b w:val="0"/>
+        </w:rPr>
+        <w:t xml:space="preserve">Point to each numbered stage and explain which recorded </w:t>
+      </w:r>
+      <w:r>
+        <w:rPr>
+          <w:b/>
+        </w:rPr>
+        <w:t>input</w:t>
+      </w:r>
+      <w:r>
+        <w:rPr>
+          <w:b w:val="0"/>
+        </w:rPr>
+        <w:t xml:space="preserve"> it uses.</w:t>
+      </w:r>
+    </w:p>
+    <w:p>
+      <w:pPr>
+        <w:pStyle w:val="Heading3"/>
+      </w:pPr>
+      <w:r>
+        <w:t>My picture explanation, deciding evidence and one limit</w:t>
+      </w:r>
+    </w:p>
+    <w:p>
+      <w:r>
+        <w:t>________________________________________________________________</w:t>
+      </w:r>
+    </w:p>
+    <w:p>
+      <w:r>
+        <w:t>________________________________________________________________</w:t>
+      </w:r>
+    </w:p>
+    <w:p>
+      <w:r>
+        <w:t>________________________________________________________________</w:t>
+      </w:r>
+    </w:p>
+    <w:p>
+      <w:r>
+        <w:t>________________________________________________________________</w:t>
+      </w:r>
+    </w:p>
+    <w:p>
+      <w:pPr>
+        <w:pStyle w:val="Heading3"/>
+      </w:pPr>
+      <w:r>
+        <w:t>03. Follow the evidence</w:t>
+      </w:r>
+    </w:p>
+    <w:p>
+      <w:r>
+        <w:drawing>
+          <wp:inline xmlns:a="http://schemas.openxmlformats.org/drawingml/2006/main" xmlns:pic="http://schemas.openxmlformats.org/drawingml/2006/picture">
+            <wp:extent cx="5486400" cy="2834640"/>
+            <wp:docPr id="4" name="Picture 4" descr="Follow the evidence. Input | Local fictional records | Validate schema. Decision | Filter then score then tie rule | Explain selected item. Output | Suggestion or no eligible item | Teacher reviews"/>
+            <wp:cNvGraphicFramePr>
+              <a:graphicFrameLocks noChangeAspect="1"/>
+            </wp:cNvGraphicFramePr>
+            <a:graphic>
+              <a:graphicData uri="http://schemas.openxmlformats.org/drawingml/2006/picture">
+                <pic:pic>
+                  <pic:nvPicPr>
+                    <pic:cNvPr id="0" name="academy-story-ai-2-32-03.png"/>
+                    <pic:cNvPicPr/>
+                  </pic:nvPicPr>
+                  <pic:blipFill>
+                    <a:blip r:embed="rId12"/>
+                    <a:stretch>
+                      <a:fillRect/>
+                    </a:stretch>
+                  </pic:blipFill>
+                  <pic:spPr>
+                    <a:xfrm>
+                      <a:off x="0" y="0"/>
+                      <a:ext cx="5486400" cy="2834640"/>
+                    </a:xfrm>
+                    <a:prstGeom prst="rect"/>
+                  </pic:spPr>
+                </pic:pic>
+              </a:graphicData>
+            </a:graphic>
+          </wp:inline>
+        </w:drawing>
+      </w:r>
+    </w:p>
+    <w:p>
+      <w:pPr>
+        <w:spacing w:line="336" w:lineRule="auto" w:after="180"/>
+      </w:pPr>
+      <w:r>
+        <w:rPr>
+          <w:b w:val="0"/>
+        </w:rPr>
+        <w:t xml:space="preserve">Follow the </w:t>
+      </w:r>
+      <w:r>
+        <w:rPr>
+          <w:b/>
+        </w:rPr>
+        <w:t>evidence</w:t>
+      </w:r>
+      <w:r>
+        <w:rPr>
+          <w:b w:val="0"/>
+        </w:rPr>
+        <w:t xml:space="preserve">. </w:t>
+      </w:r>
+      <w:r>
+        <w:rPr>
+          <w:b/>
+        </w:rPr>
+        <w:t>Input</w:t>
+      </w:r>
+      <w:r>
+        <w:rPr>
+          <w:b w:val="0"/>
+        </w:rPr>
+        <w:t xml:space="preserve"> | Local fictional records | Validate schema. Decision | Filter then score then tie rule | Explain selected item. </w:t>
+      </w:r>
+      <w:r>
+        <w:rPr>
+          <w:b/>
+        </w:rPr>
+        <w:t>Output</w:t>
+      </w:r>
+      <w:r>
+        <w:rPr>
+          <w:b w:val="0"/>
+        </w:rPr>
+        <w:t xml:space="preserve"> | Suggestion or no eligible item | Teacher reviews</w:t>
+      </w:r>
+    </w:p>
+    <w:p>
+      <w:pPr>
+        <w:spacing w:line="336" w:lineRule="auto" w:after="180"/>
+        <w:shd w:fill="F5F1FB"/>
+      </w:pPr>
+      <w:r>
+        <w:rPr>
+          <w:b w:val="0"/>
+        </w:rPr>
+        <w:t>Read the labels and values. Explain the relationship the model shows.</w:t>
+      </w:r>
+    </w:p>
+    <w:p>
+      <w:pPr>
+        <w:pStyle w:val="Heading3"/>
+      </w:pPr>
+      <w:r>
+        <w:t>My picture explanation, deciding evidence and one limit</w:t>
+      </w:r>
+    </w:p>
+    <w:p>
+      <w:r>
+        <w:t>________________________________________________________________</w:t>
+      </w:r>
+    </w:p>
+    <w:p>
+      <w:r>
+        <w:t>________________________________________________________________</w:t>
+      </w:r>
+    </w:p>
+    <w:p>
+      <w:r>
+        <w:t>________________________________________________________________</w:t>
+      </w:r>
+    </w:p>
+    <w:p>
+      <w:r>
+        <w:t>________________________________________________________________</w:t>
+      </w:r>
+    </w:p>
+    <w:p>
+      <w:pPr>
+        <w:pStyle w:val="Heading3"/>
+      </w:pPr>
+      <w:r>
+        <w:t>04. Change one thing. Trace what follows.</w:t>
+      </w:r>
+    </w:p>
+    <w:p>
+      <w:r>
+        <w:drawing>
+          <wp:inline xmlns:a="http://schemas.openxmlformats.org/drawingml/2006/main" xmlns:pic="http://schemas.openxmlformats.org/drawingml/2006/picture">
+            <wp:extent cx="5486400" cy="3026664"/>
+            <wp:docPr id="5" name="Picture 5" descr="Original case: Also plan invalid request, no eligible item and equal-score cases. Changed condition: Reduce the limit from 8 to 5. Expected result: Return no eligible item. Reason: All three valid rows take more than five minutes."/>
+            <wp:cNvGraphicFramePr>
+              <a:graphicFrameLocks noChangeAspect="1"/>
+            </wp:cNvGraphicFramePr>
+            <a:graphic>
+              <a:graphicData uri="http://schemas.openxmlformats.org/drawingml/2006/picture">
+                <pic:pic>
+                  <pic:nvPicPr>
+                    <pic:cNvPr id="0" name="academy-story-ai-2-32-04.png"/>
+                    <pic:cNvPicPr/>
+                  </pic:nvPicPr>
+                  <pic:blipFill>
+                    <a:blip r:embed="rId13"/>
+                    <a:stretch>
+                      <a:fillRect/>
+                    </a:stretch>
+                  </pic:blipFill>
+                  <pic:spPr>
+                    <a:xfrm>
+                      <a:off x="0" y="0"/>
+                      <a:ext cx="5486400" cy="3026664"/>
+                    </a:xfrm>
+                    <a:prstGeom prst="rect"/>
+                  </pic:spPr>
+                </pic:pic>
+              </a:graphicData>
+            </a:graphic>
+          </wp:inline>
+        </w:drawing>
+      </w:r>
+    </w:p>
+    <w:p>
+      <w:pPr>
+        <w:spacing w:line="336" w:lineRule="auto" w:after="180"/>
+      </w:pPr>
+      <w:r>
+        <w:rPr>
+          <w:b w:val="0"/>
+        </w:rPr>
+        <w:t>Original case: Also plan invalid request, no eligible item and equal-score cases. Changed condition: Reduce the limit from 8 to 5. Expected result: Return no eligible item.</w:t>
+      </w:r>
+    </w:p>
+    <w:p>
+      <w:pPr>
+        <w:spacing w:line="336" w:lineRule="auto" w:after="180"/>
+      </w:pPr>
+      <w:r>
+        <w:rPr>
+          <w:b w:val="0"/>
+        </w:rPr>
+        <w:t>Reason: All three valid rows take more than five minutes.</w:t>
+      </w:r>
+    </w:p>
+    <w:p>
+      <w:pPr>
+        <w:spacing w:line="336" w:lineRule="auto" w:after="180"/>
+        <w:shd w:fill="F5F1FB"/>
+      </w:pPr>
+      <w:r>
+        <w:rPr>
+          <w:b w:val="0"/>
+        </w:rPr>
+        <w:t>Predict before checking the worked changed-case result. Name what changed and what the supplied facts allow you to conclude.</w:t>
+      </w:r>
+    </w:p>
+    <w:p>
+      <w:pPr>
+        <w:pStyle w:val="Heading3"/>
+      </w:pPr>
+      <w:r>
+        <w:t>My picture explanation, deciding evidence and one limit</w:t>
+      </w:r>
+    </w:p>
+    <w:p>
+      <w:r>
+        <w:t>________________________________________________________________</w:t>
+      </w:r>
+    </w:p>
+    <w:p>
+      <w:r>
+        <w:t>________________________________________________________________</w:t>
+      </w:r>
+    </w:p>
+    <w:p>
+      <w:r>
+        <w:t>________________________________________________________________</w:t>
+      </w:r>
+    </w:p>
+    <w:p>
+      <w:r>
+        <w:t>________________________________________________________________</w:t>
+      </w:r>
+    </w:p>
+    <w:p>
+      <w:pPr>
+        <w:pStyle w:val="Heading3"/>
+      </w:pPr>
+      <w:r>
+        <w:t>05. Connect the explanation to its limit</w:t>
+      </w:r>
+    </w:p>
+    <w:p>
+      <w:r>
+        <w:drawing>
+          <wp:inline xmlns:a="http://schemas.openxmlformats.org/drawingml/2006/main" xmlns:pic="http://schemas.openxmlformats.org/drawingml/2006/picture">
+            <wp:extent cx="5486400" cy="2834640"/>
+            <wp:docPr id="6" name="Picture 6" descr="Planning fixes what success means before code returns an answer. The duration boundary is including equality, and the tie policy prevents accidental list-order dependence. A complete output may include why other rows were excluded. Test expectations should come from the contract rather than copying the first program result. Limit: The supplied interest scores are fictional; the specification does not establish genuine learner preferences."/>
+            <wp:cNvGraphicFramePr>
+              <a:graphicFrameLocks noChangeAspect="1"/>
+            </wp:cNvGraphicFramePr>
+            <a:graphic>
+              <a:graphicData uri="http://schemas.openxmlformats.org/drawingml/2006/picture">
+                <pic:pic>
+                  <pic:nvPicPr>
+                    <pic:cNvPr id="0" name="academy-story-ai-2-32-05.png"/>
+                    <pic:cNvPicPr/>
+                  </pic:nvPicPr>
+                  <pic:blipFill>
+                    <a:blip r:embed="rId14"/>
+                    <a:stretch>
+                      <a:fillRect/>
+                    </a:stretch>
+                  </pic:blipFill>
+                  <pic:spPr>
+                    <a:xfrm>
+                      <a:off x="0" y="0"/>
+                      <a:ext cx="5486400" cy="2834640"/>
+                    </a:xfrm>
+                    <a:prstGeom prst="rect"/>
+                  </pic:spPr>
+                </pic:pic>
+              </a:graphicData>
+            </a:graphic>
+          </wp:inline>
+        </w:drawing>
+      </w:r>
+    </w:p>
+    <w:p>
+      <w:pPr>
+        <w:spacing w:line="336" w:lineRule="auto" w:after="180"/>
+      </w:pPr>
+      <w:r>
+        <w:rPr>
+          <w:b w:val="0"/>
+        </w:rPr>
+        <w:t>Planning fixes what success means before code returns an answer. The duration boundary is including equality, and the tie policy prevents accidental list-order dependence.</w:t>
+      </w:r>
+    </w:p>
+    <w:p>
+      <w:pPr>
+        <w:spacing w:line="336" w:lineRule="auto" w:after="180"/>
+      </w:pPr>
+      <w:r>
+        <w:rPr>
+          <w:b w:val="0"/>
+        </w:rPr>
+        <w:t xml:space="preserve">A complete </w:t>
+      </w:r>
+      <w:r>
+        <w:rPr>
+          <w:b/>
+        </w:rPr>
+        <w:t>output</w:t>
+      </w:r>
+      <w:r>
+        <w:rPr>
+          <w:b w:val="0"/>
+        </w:rPr>
+        <w:t xml:space="preserve"> may include why other rows were excluded. Test expectations should come from the contract rather than copying the first program result.</w:t>
+      </w:r>
+    </w:p>
+    <w:p>
+      <w:pPr>
+        <w:spacing w:line="336" w:lineRule="auto" w:after="180"/>
+      </w:pPr>
+      <w:r>
+        <w:rPr>
+          <w:b w:val="0"/>
+        </w:rPr>
+        <w:t>Limit: The supplied interest scores are fictional; the specification does not establish genuine learner preferences.</w:t>
+      </w:r>
+    </w:p>
+    <w:p>
+      <w:pPr>
+        <w:spacing w:line="336" w:lineRule="auto" w:after="180"/>
+        <w:shd w:fill="F5F1FB"/>
+      </w:pPr>
+      <w:r>
+        <w:rPr>
+          <w:b w:val="0"/>
+        </w:rPr>
+        <w:t>Explain the case, then point to a limit on the claim.</w:t>
+      </w:r>
+    </w:p>
+    <w:p>
+      <w:pPr>
+        <w:pStyle w:val="Heading3"/>
+      </w:pPr>
+      <w:r>
+        <w:t>My picture explanation, deciding evidence and one limit</w:t>
+      </w:r>
+    </w:p>
+    <w:p>
+      <w:r>
+        <w:t>________________________________________________________________</w:t>
+      </w:r>
+    </w:p>
+    <w:p>
+      <w:r>
+        <w:t>________________________________________________________________</w:t>
+      </w:r>
+    </w:p>
+    <w:p>
+      <w:r>
+        <w:t>________________________________________________________________</w:t>
+      </w:r>
+    </w:p>
+    <w:p>
+      <w:r>
+        <w:t>________________________________________________________________</w:t>
+      </w:r>
+    </w:p>
+    <w:p>
+      <w:pPr>
+        <w:pStyle w:val="Heading3"/>
+      </w:pPr>
+      <w:r>
+        <w:t>06. Make the idea visible in your project</w:t>
+      </w:r>
+    </w:p>
+    <w:p>
+      <w:r>
+        <w:drawing>
+          <wp:inline xmlns:a="http://schemas.openxmlformats.org/drawingml/2006/main" xmlns:pic="http://schemas.openxmlformats.org/drawingml/2006/picture">
+            <wp:extent cx="5486400" cy="3380232"/>
+            <wp:docPr id="7" name="Picture 7" descr="Retain the Transparent Book Recommender’s schema, constraints, score, tie rule and acceptance table as its build specification. Draw your input, deciding step, result and limit. Supported question: Write an equality test and explain which requirement it checks."/>
+            <wp:cNvGraphicFramePr>
+              <a:graphicFrameLocks noChangeAspect="1"/>
+            </wp:cNvGraphicFramePr>
+            <a:graphic>
+              <a:graphicData uri="http://schemas.openxmlformats.org/drawingml/2006/picture">
+                <pic:pic>
+                  <pic:nvPicPr>
+                    <pic:cNvPr id="0" name="academy-story-ai-2-32-06.png"/>
+                    <pic:cNvPicPr/>
+                  </pic:nvPicPr>
+                  <pic:blipFill>
+                    <a:blip r:embed="rId15"/>
+                    <a:stretch>
+                      <a:fillRect/>
+                    </a:stretch>
+                  </pic:blipFill>
+                  <pic:spPr>
+                    <a:xfrm>
+                      <a:off x="0" y="0"/>
+                      <a:ext cx="5486400" cy="3380232"/>
+                    </a:xfrm>
+                    <a:prstGeom prst="rect"/>
+                  </pic:spPr>
+                </pic:pic>
+              </a:graphicData>
+            </a:graphic>
+          </wp:inline>
+        </w:drawing>
+      </w:r>
+    </w:p>
+    <w:p>
+      <w:pPr>
+        <w:spacing w:line="336" w:lineRule="auto" w:after="180"/>
+      </w:pPr>
+      <w:r>
+        <w:rPr>
+          <w:b w:val="0"/>
+        </w:rPr>
+        <w:t xml:space="preserve">Retain the Transparent Book Recommender’s schema, constraints, score, tie rule and acceptance table as its build specification. Draw your </w:t>
+      </w:r>
+      <w:r>
+        <w:rPr>
+          <w:b/>
+        </w:rPr>
+        <w:t>input</w:t>
+      </w:r>
+      <w:r>
+        <w:rPr>
+          <w:b w:val="0"/>
+        </w:rPr>
+        <w:t>, deciding step, result and limit.</w:t>
+      </w:r>
+    </w:p>
+    <w:p>
+      <w:pPr>
+        <w:spacing w:line="336" w:lineRule="auto" w:after="180"/>
+      </w:pPr>
+      <w:r>
+        <w:rPr>
+          <w:b w:val="0"/>
+        </w:rPr>
+        <w:t xml:space="preserve">Supported question: Write an equality test and explain which </w:t>
+      </w:r>
+      <w:r>
+        <w:rPr>
+          <w:b/>
+        </w:rPr>
+        <w:t>requirement</w:t>
+      </w:r>
+      <w:r>
+        <w:rPr>
+          <w:b w:val="0"/>
+        </w:rPr>
+        <w:t xml:space="preserve"> it checks.</w:t>
+      </w:r>
+    </w:p>
+    <w:p>
+      <w:pPr>
+        <w:spacing w:line="336" w:lineRule="auto" w:after="180"/>
+        <w:shd w:fill="F5F1FB"/>
+      </w:pPr>
+      <w:r>
+        <w:rPr>
+          <w:b w:val="0"/>
+        </w:rPr>
+        <w:t xml:space="preserve">Draw your project trace and justify the deciding step using </w:t>
+      </w:r>
+      <w:r>
+        <w:rPr>
+          <w:b/>
+        </w:rPr>
+        <w:t>evidence</w:t>
+      </w:r>
+      <w:r>
+        <w:rPr>
+          <w:b w:val="0"/>
+        </w:rPr>
+        <w:t>.</w:t>
+      </w:r>
+    </w:p>
+    <w:p>
+      <w:pPr>
+        <w:pStyle w:val="Heading3"/>
+      </w:pPr>
+      <w:r>
+        <w:t>My picture explanation, deciding evidence and one limit</w:t>
       </w:r>
     </w:p>
     <w:p>

--- a/downloads/workbook/ai-2-week-32.docx
+++ b/downloads/workbook/ai-2-week-32.docx
@@ -2626,7 +2626,7 @@
         <w:rPr>
           <w:b w:val="0"/>
         </w:rPr>
-        <w:t xml:space="preserve">The duration boundary is including equality, and the tie policy prevents accidental list-order dependence. A complete </w:t>
+        <w:t xml:space="preserve">The duration boundary includes equality, and the tie policy prevents accidental list-order dependence. A complete </w:t>
       </w:r>
       <w:r>
         <w:rPr>
@@ -3648,7 +3648,7 @@
         <w:drawing>
           <wp:inline xmlns:a="http://schemas.openxmlformats.org/drawingml/2006/main" xmlns:pic="http://schemas.openxmlformats.org/drawingml/2006/picture">
             <wp:extent cx="5486400" cy="2834640"/>
-            <wp:docPr id="6" name="Picture 6" descr="Planning fixes what success means before code returns an answer. The duration boundary is including equality, and the tie policy prevents accidental list-order dependence. A complete output may include why other rows were excluded. Test expectations should come from the contract rather than copying the first program result. Limit: The supplied interest scores are fictional; the specification does not establish genuine learner preferences."/>
+            <wp:docPr id="6" name="Picture 6" descr="Planning fixes what success means before code returns an answer. The duration boundary includes equality, and the tie policy prevents accidental list-order dependence. A complete output may include why other rows were excluded. Test expectations should come from the contract rather than copying the first program result. Limit: The supplied interest scores are fictional; the specification does not establish genuine learner preferences."/>
             <wp:cNvGraphicFramePr>
               <a:graphicFrameLocks noChangeAspect="1"/>
             </wp:cNvGraphicFramePr>
@@ -3687,7 +3687,7 @@
         <w:rPr>
           <w:b w:val="0"/>
         </w:rPr>
-        <w:t>Planning fixes what success means before code returns an answer. The duration boundary is including equality, and the tie policy prevents accidental list-order dependence.</w:t>
+        <w:t>Planning fixes what success means before code returns an answer. The duration boundary includes equality, and the tie policy prevents accidental list-order dependence.</w:t>
       </w:r>
     </w:p>
     <w:p>

--- a/downloads/workbook/ai-2-week-32.docx
+++ b/downloads/workbook/ai-2-week-32.docx
@@ -25,50 +25,216 @@
         <w:pStyle w:val="Heading1"/>
       </w:pPr>
       <w:r>
-        <w:t>01. Recall and choose your starting point</w:t>
-      </w:r>
-    </w:p>
-    <w:p>
-      <w:r>
-        <w:t>Record your starting explanation for Project Problem and Success Test before opening notes. Show any later correction separately.</w:t>
-      </w:r>
-    </w:p>
-    <w:p>
-      <w:pPr>
-        <w:spacing w:line="336" w:lineRule="auto" w:after="180"/>
-      </w:pPr>
-      <w:r>
-        <w:rPr>
-          <w:b w:val="0"/>
-        </w:rPr>
+        <w:t>One connected project plan, with a reproducible-data extension.</w:t>
+      </w:r>
+    </w:p>
+    <w:p>
+      <w:r>
+        <w:t>State the need, write test inputs, repair vague scope and name non-goals before planning independently.</w:t>
+      </w:r>
+    </w:p>
+    <w:p>
+      <w:r>
+        <w:t>Retain versioned requirements, expected cases, decision owner and evidence status.</w:t>
+      </w:r>
+    </w:p>
+    <w:p>
+      <w:pPr>
+        <w:pStyle w:val="Heading1"/>
+      </w:pPr>
+      <w:r>
+        <w:t>01. Recall · Retrieve earlier ideas</w:t>
+      </w:r>
+    </w:p>
+    <w:p>
+      <w:r>
+        <w:t>Try before opening notes.</w:t>
+      </w:r>
+    </w:p>
+    <w:p>
+      <w:pPr>
+        <w:pStyle w:val="Heading2"/>
+      </w:pPr>
+      <w:r>
+        <w:t>Your evidence record</w:t>
+      </w:r>
+    </w:p>
+    <w:p>
+      <w:pPr>
+        <w:pStyle w:val="ListBullet"/>
+      </w:pPr>
+      <w:r>
         <w:t>Try the recall before opening notes. Then use a different colour or a labelled second line to correct your explanation.</w:t>
       </w:r>
     </w:p>
     <w:p>
       <w:pPr>
+        <w:pStyle w:val="ListBullet"/>
+      </w:pPr>
+      <w:r>
+        <w:t>Without opening the old lesson, explain one key idea from Permissions and Human Review. Give an example and a mistake that the idea helps you avoid.</w:t>
+      </w:r>
+    </w:p>
+    <w:p>
+      <w:pPr>
         <w:pStyle w:val="Heading3"/>
       </w:pPr>
       <w:r>
+        <w:t>My remembered idea, example and correction</w:t>
+      </w:r>
+    </w:p>
+    <w:p>
+      <w:r>
+        <w:t>________________________________________________________________</w:t>
+      </w:r>
+    </w:p>
+    <w:p>
+      <w:r>
+        <w:t>________________________________________________________________</w:t>
+      </w:r>
+    </w:p>
+    <w:p>
+      <w:r>
+        <w:t>________________________________________________________________</w:t>
+      </w:r>
+    </w:p>
+    <w:p>
+      <w:pPr>
+        <w:pStyle w:val="ListBullet"/>
+      </w:pPr>
+      <w:r>
+        <w:t>Without opening the old lesson, explain one key idea from Evidence and Sources. Give an example and a mistake that the idea helps you avoid.</w:t>
+      </w:r>
+    </w:p>
+    <w:p>
+      <w:pPr>
+        <w:pStyle w:val="Heading3"/>
+      </w:pPr>
+      <w:r>
+        <w:t>My remembered idea, example and correction</w:t>
+      </w:r>
+    </w:p>
+    <w:p>
+      <w:r>
+        <w:t>________________________________________________________________</w:t>
+      </w:r>
+    </w:p>
+    <w:p>
+      <w:r>
+        <w:t>________________________________________________________________</w:t>
+      </w:r>
+    </w:p>
+    <w:p>
+      <w:r>
+        <w:t>________________________________________________________________</w:t>
+      </w:r>
+    </w:p>
+    <w:p>
+      <w:pPr>
+        <w:pStyle w:val="ListBullet"/>
+      </w:pPr>
+      <w:r>
+        <w:t>Without opening the old lesson, explain one key idea from Image and Voice Pipelines. Give an example and a mistake that the idea helps you avoid.</w:t>
+      </w:r>
+    </w:p>
+    <w:p>
+      <w:pPr>
+        <w:pStyle w:val="Heading3"/>
+      </w:pPr>
+      <w:r>
+        <w:t>My remembered idea, example and correction</w:t>
+      </w:r>
+    </w:p>
+    <w:p>
+      <w:r>
+        <w:t>________________________________________________________________</w:t>
+      </w:r>
+    </w:p>
+    <w:p>
+      <w:r>
+        <w:t>________________________________________________________________</w:t>
+      </w:r>
+    </w:p>
+    <w:p>
+      <w:r>
+        <w:t>________________________________________________________________</w:t>
+      </w:r>
+    </w:p>
+    <w:p>
+      <w:pPr>
+        <w:pStyle w:val="Heading2"/>
+      </w:pPr>
+      <w:r>
+        <w:t>Earlier wording, alternatives and picture transcripts · reference / check after trying</w:t>
+      </w:r>
+    </w:p>
+    <w:p>
+      <w:pPr>
+        <w:pStyle w:val="Heading3"/>
+      </w:pPr>
+      <w:r>
         <w:t>Permissions and Human Review</w:t>
       </w:r>
     </w:p>
     <w:p>
       <w:pPr>
-        <w:spacing w:line="336" w:lineRule="auto" w:after="180"/>
-      </w:pPr>
-      <w:r>
-        <w:rPr>
-          <w:b w:val="0"/>
-        </w:rPr>
-        <w:t>Without opening the old lesson, explain one key idea from Permissions and Human Review. Give an example and a mistake that the idea helps you avoid.</w:t>
-      </w:r>
-    </w:p>
-    <w:p>
-      <w:pPr>
         <w:pStyle w:val="Heading3"/>
       </w:pPr>
       <w:r>
-        <w:t>My remembered idea, example and correction</w:t>
+        <w:t>Evidence and Sources</w:t>
+      </w:r>
+    </w:p>
+    <w:p>
+      <w:pPr>
+        <w:pStyle w:val="Heading3"/>
+      </w:pPr>
+      <w:r>
+        <w:t>Image and Voice Pipelines</w:t>
+      </w:r>
+    </w:p>
+    <w:p>
+      <w:pPr>
+        <w:pStyle w:val="Heading1"/>
+      </w:pPr>
+      <w:r>
+        <w:t>12. W1 · State purpose and decision owner</w:t>
+      </w:r>
+    </w:p>
+    <w:p>
+      <w:r>
+        <w:t>Define the bounded user need and human review.</w:t>
+      </w:r>
+    </w:p>
+    <w:p>
+      <w:pPr>
+        <w:pStyle w:val="Heading2"/>
+      </w:pPr>
+      <w:r>
+        <w:t>Your evidence record</w:t>
+      </w:r>
+    </w:p>
+    <w:p>
+      <w:pPr>
+        <w:pStyle w:val="ListBullet"/>
+      </w:pPr>
+      <w:r>
+        <w:t>Main planning contract:20-minute limit; name text nonempty/unique; minutes exact int0..60; fun/learning exact int0..5; no Boolean integers; score2fun+learning; highest score then name ascending; reject all occurrences of duplicate names, exclude invalid rows with reasons, distinguish invalid request from no eligible option. Separate pictured chooser uses id,minutes0..30,interest0..5 and scoreinterest,limit8; do not swap these rules.</w:t>
+      </w:r>
+    </w:p>
+    <w:p>
+      <w:pPr>
+        <w:pStyle w:val="ListBullet"/>
+      </w:pPr>
+      <w:r>
+        <w:t>State the purpose and decision owner of the worked chooser.</w:t>
+      </w:r>
+    </w:p>
+    <w:p>
+      <w:pPr>
+        <w:pStyle w:val="Heading3"/>
+      </w:pPr>
+      <w:r>
+        <w:t>My reasoning and evidence</w:t>
       </w:r>
     </w:p>
     <w:p>
@@ -87,34 +253,130 @@
       </w:r>
     </w:p>
     <w:p>
+      <w:r>
+        <w:t>________________________________________________________________</w:t>
+      </w:r>
+    </w:p>
+    <w:p>
+      <w:r>
+        <w:t>________________________________________________________________</w:t>
+      </w:r>
+    </w:p>
+    <w:p>
+      <w:r>
+        <w:t>________________________________________________________________</w:t>
+      </w:r>
+    </w:p>
+    <w:p>
+      <w:pPr>
+        <w:pStyle w:val="Heading1"/>
+      </w:pPr>
+      <w:r>
+        <w:t>13. W2 · Write concrete tie/order inputs</w:t>
+      </w:r>
+    </w:p>
+    <w:p>
+      <w:r>
+        <w:t>Use main-contract records with equal score8.</w:t>
+      </w:r>
+    </w:p>
+    <w:p>
+      <w:pPr>
+        <w:pStyle w:val="Heading2"/>
+      </w:pPr>
+      <w:r>
+        <w:t>Your evidence record</w:t>
+      </w:r>
+    </w:p>
+    <w:p>
+      <w:pPr>
+        <w:pStyle w:val="ListBullet"/>
+      </w:pPr>
+      <w:r>
+        <w:t>Main planning contract:20-minute limit; name text nonempty/unique; minutes exact int0..60; fun/learning exact int0..5; no Boolean integers; score2fun+learning; highest score then name ascending; reject all occurrences of duplicate names, exclude invalid rows with reasons, distinguish invalid request from no eligible option. Separate pictured chooser uses id,minutes0..30,interest0..5 and scoreinterest,limit8; do not swap these rules.</w:t>
+      </w:r>
+    </w:p>
+    <w:p>
+      <w:pPr>
+        <w:pStyle w:val="ListBullet"/>
+      </w:pPr>
+      <w:r>
+        <w:t>Give a tie case for A and B with score 8 each and valid durations.</w:t>
+      </w:r>
+    </w:p>
+    <w:p>
       <w:pPr>
         <w:pStyle w:val="Heading3"/>
       </w:pPr>
       <w:r>
-        <w:t>Evidence and Sources</w:t>
-      </w:r>
-    </w:p>
-    <w:p>
-      <w:pPr>
-        <w:spacing w:line="336" w:lineRule="auto" w:after="180"/>
-      </w:pPr>
-      <w:r>
-        <w:rPr>
-          <w:b w:val="0"/>
-        </w:rPr>
-        <w:t xml:space="preserve">Without opening the old lesson, explain one key idea from </w:t>
-      </w:r>
-      <w:r>
-        <w:rPr>
-          <w:b/>
-        </w:rPr>
-        <w:t>Evidence</w:t>
-      </w:r>
-      <w:r>
-        <w:rPr>
-          <w:b w:val="0"/>
-        </w:rPr>
-        <w:t xml:space="preserve"> and Sources. Give an example and a mistake that the idea helps you avoid.</w:t>
+        <w:t>My reasoning and evidence</w:t>
+      </w:r>
+    </w:p>
+    <w:p>
+      <w:r>
+        <w:t>________________________________________________________________</w:t>
+      </w:r>
+    </w:p>
+    <w:p>
+      <w:r>
+        <w:t>________________________________________________________________</w:t>
+      </w:r>
+    </w:p>
+    <w:p>
+      <w:r>
+        <w:t>________________________________________________________________</w:t>
+      </w:r>
+    </w:p>
+    <w:p>
+      <w:r>
+        <w:t>________________________________________________________________</w:t>
+      </w:r>
+    </w:p>
+    <w:p>
+      <w:r>
+        <w:t>________________________________________________________________</w:t>
+      </w:r>
+    </w:p>
+    <w:p>
+      <w:r>
+        <w:t>________________________________________________________________</w:t>
+      </w:r>
+    </w:p>
+    <w:p>
+      <w:pPr>
+        <w:pStyle w:val="Heading1"/>
+      </w:pPr>
+      <w:r>
+        <w:t>14. W3 · Repair vague success</w:t>
+      </w:r>
+    </w:p>
+    <w:p>
+      <w:r>
+        <w:t>Replace best with schema, filtering, score and tie behavior.</w:t>
+      </w:r>
+    </w:p>
+    <w:p>
+      <w:pPr>
+        <w:pStyle w:val="Heading2"/>
+      </w:pPr>
+      <w:r>
+        <w:t>Your evidence record</w:t>
+      </w:r>
+    </w:p>
+    <w:p>
+      <w:pPr>
+        <w:pStyle w:val="ListBullet"/>
+      </w:pPr>
+      <w:r>
+        <w:t>Main planning contract:20-minute limit; name text nonempty/unique; minutes exact int0..60; fun/learning exact int0..5; no Boolean integers; score2fun+learning; highest score then name ascending; reject all occurrences of duplicate names, exclude invalid rows with reasons, distinguish invalid request from no eligible option. Separate pictured chooser uses id,minutes0..30,interest0..5 and scoreinterest,limit8; do not swap these rules.</w:t>
+      </w:r>
+    </w:p>
+    <w:p>
+      <w:pPr>
+        <w:pStyle w:val="ListBullet"/>
+      </w:pPr>
+      <w:r>
+        <w:t>Replace the requirement always choose the best activity with a checkable one.</w:t>
       </w:r>
     </w:p>
     <w:p>
@@ -122,7 +384,7 @@
         <w:pStyle w:val="Heading3"/>
       </w:pPr>
       <w:r>
-        <w:t>My remembered idea, example and correction</w:t>
+        <w:t>My reasoning and evidence</w:t>
       </w:r>
     </w:p>
     <w:p>
@@ -141,34 +403,130 @@
       </w:r>
     </w:p>
     <w:p>
+      <w:r>
+        <w:t>________________________________________________________________</w:t>
+      </w:r>
+    </w:p>
+    <w:p>
+      <w:r>
+        <w:t>________________________________________________________________</w:t>
+      </w:r>
+    </w:p>
+    <w:p>
+      <w:r>
+        <w:t>________________________________________________________________</w:t>
+      </w:r>
+    </w:p>
+    <w:p>
+      <w:pPr>
+        <w:pStyle w:val="Heading1"/>
+      </w:pPr>
+      <w:r>
+        <w:t>16. W5 · State justified non-goals</w:t>
+      </w:r>
+    </w:p>
+    <w:p>
+      <w:r>
+        <w:t>Keep unsupported or unauthorised capabilities outside this prototype.</w:t>
+      </w:r>
+    </w:p>
+    <w:p>
+      <w:pPr>
+        <w:pStyle w:val="Heading2"/>
+      </w:pPr>
+      <w:r>
+        <w:t>Your evidence record</w:t>
+      </w:r>
+    </w:p>
+    <w:p>
+      <w:pPr>
+        <w:pStyle w:val="ListBullet"/>
+      </w:pPr>
+      <w:r>
+        <w:t>Main planning contract:20-minute limit; name text nonempty/unique; minutes exact int0..60; fun/learning exact int0..5; no Boolean integers; score2fun+learning; highest score then name ascending; reject all occurrences of duplicate names, exclude invalid rows with reasons, distinguish invalid request from no eligible option. Separate pictured chooser uses id,minutes0..30,interest0..5 and scoreinterest,limit8; do not swap these rules.</w:t>
+      </w:r>
+    </w:p>
+    <w:p>
+      <w:pPr>
+        <w:pStyle w:val="ListBullet"/>
+      </w:pPr>
+      <w:r>
+        <w:t>Name two capabilities excluded from this prototype and explain why.</w:t>
+      </w:r>
+    </w:p>
+    <w:p>
       <w:pPr>
         <w:pStyle w:val="Heading3"/>
       </w:pPr>
       <w:r>
-        <w:t>Image and Voice Pipelines</w:t>
-      </w:r>
-    </w:p>
-    <w:p>
-      <w:pPr>
-        <w:spacing w:line="336" w:lineRule="auto" w:after="180"/>
-      </w:pPr>
-      <w:r>
-        <w:rPr>
-          <w:b w:val="0"/>
-        </w:rPr>
-        <w:t xml:space="preserve">Without opening the old lesson, explain one key idea from Image and Voice </w:t>
-      </w:r>
-      <w:r>
-        <w:rPr>
-          <w:b/>
-        </w:rPr>
-        <w:t>Pipeline</w:t>
-      </w:r>
-      <w:r>
-        <w:rPr>
-          <w:b w:val="0"/>
-        </w:rPr>
-        <w:t>s. Give an example and a mistake that the idea helps you avoid.</w:t>
+        <w:t>My reasoning and evidence</w:t>
+      </w:r>
+    </w:p>
+    <w:p>
+      <w:r>
+        <w:t>________________________________________________________________</w:t>
+      </w:r>
+    </w:p>
+    <w:p>
+      <w:r>
+        <w:t>________________________________________________________________</w:t>
+      </w:r>
+    </w:p>
+    <w:p>
+      <w:r>
+        <w:t>________________________________________________________________</w:t>
+      </w:r>
+    </w:p>
+    <w:p>
+      <w:r>
+        <w:t>________________________________________________________________</w:t>
+      </w:r>
+    </w:p>
+    <w:p>
+      <w:r>
+        <w:t>________________________________________________________________</w:t>
+      </w:r>
+    </w:p>
+    <w:p>
+      <w:r>
+        <w:t>________________________________________________________________</w:t>
+      </w:r>
+    </w:p>
+    <w:p>
+      <w:pPr>
+        <w:pStyle w:val="Heading1"/>
+      </w:pPr>
+      <w:r>
+        <w:t>04. W4 · Plan a new chooser independently</w:t>
+      </w:r>
+    </w:p>
+    <w:p>
+      <w:r>
+        <w:t>Keep the first attempt before hints.</w:t>
+      </w:r>
+    </w:p>
+    <w:p>
+      <w:pPr>
+        <w:pStyle w:val="Heading2"/>
+      </w:pPr>
+      <w:r>
+        <w:t>Your evidence record</w:t>
+      </w:r>
+    </w:p>
+    <w:p>
+      <w:pPr>
+        <w:pStyle w:val="ListBullet"/>
+      </w:pPr>
+      <w:r>
+        <w:t>Use invented records and no live service. Either retain the main schema/score with the requested15-minute limit or state and justify a complete alternative explicitly. Your three acceptance cases must contain actual input records, predicted outputs and reasons, not just names such as boundary or tie. Include the human-review boundary and distinguish a specification from executed evidence.</w:t>
+      </w:r>
+    </w:p>
+    <w:p>
+      <w:pPr>
+        <w:pStyle w:val="ListBullet"/>
+      </w:pPr>
+      <w:r>
+        <w:t>Plan a 15-minute fictional club chooser. Specify schema, score, duration limit, tie rule, invalid-data behavior, output and three acceptance cases.</w:t>
       </w:r>
     </w:p>
     <w:p>
@@ -176,7 +534,7 @@
         <w:pStyle w:val="Heading3"/>
       </w:pPr>
       <w:r>
-        <w:t>My remembered idea, example and correction</w:t>
+        <w:t>My independent explanation, trace and limits</w:t>
       </w:r>
     </w:p>
     <w:p>
@@ -195,139 +553,92 @@
       </w:r>
     </w:p>
     <w:p>
+      <w:r>
+        <w:t>________________________________________________________________</w:t>
+      </w:r>
+    </w:p>
+    <w:p>
+      <w:r>
+        <w:t>________________________________________________________________</w:t>
+      </w:r>
+    </w:p>
+    <w:p>
+      <w:r>
+        <w:t>________________________________________________________________</w:t>
+      </w:r>
+    </w:p>
+    <w:p>
+      <w:r>
+        <w:t>________________________________________________________________</w:t>
+      </w:r>
+    </w:p>
+    <w:p>
+      <w:pPr>
+        <w:pStyle w:val="ListBullet"/>
+      </w:pPr>
+      <w:r>
+        <w:t>Attempt this case before feedback. Record any help. Earlier examples below are further practice; a case already practised with feedback cannot establish fresh transfer.</w:t>
+      </w:r>
+    </w:p>
+    <w:p>
+      <w:pPr>
+        <w:pStyle w:val="Heading2"/>
+      </w:pPr>
+      <w:r>
+        <w:t>Earlier wording, alternatives and picture transcripts · reference / check after trying</w:t>
+      </w:r>
+    </w:p>
+    <w:p>
+      <w:pPr>
+        <w:pStyle w:val="Heading3"/>
+      </w:pPr>
+      <w:r>
+        <w:t>Independent case: Plan independently</w:t>
+      </w:r>
+    </w:p>
+    <w:p>
       <w:pPr>
         <w:pStyle w:val="Heading1"/>
       </w:pPr>
       <w:r>
-        <w:t>02. Practise with fading help</w:t>
-      </w:r>
-    </w:p>
-    <w:p>
-      <w:r>
-        <w:t>Complete the supported Project Problem and Success Test trace and record the first step you can explain without help.</w:t>
-      </w:r>
-    </w:p>
-    <w:p>
-      <w:pPr>
-        <w:spacing w:line="336" w:lineRule="auto" w:after="180"/>
-      </w:pPr>
-      <w:r>
-        <w:rPr>
-          <w:b w:val="0"/>
-        </w:rPr>
-        <w:t xml:space="preserve">Use W2: Write an </w:t>
-      </w:r>
-      <w:r>
-        <w:rPr>
-          <w:b/>
-        </w:rPr>
-        <w:t>acceptance case</w:t>
-      </w:r>
-      <w:r>
-        <w:rPr>
-          <w:b w:val="0"/>
-        </w:rPr>
-        <w:t xml:space="preserve"> for Planning the application. Record the answer once; the lesson and workbook refer to the same attempt.</w:t>
-      </w:r>
-    </w:p>
-    <w:tbl>
-      <w:tblPr>
-        <w:tblStyle w:val="LightShading-Accent1"/>
-        <w:tblW w:type="auto" w:w="0"/>
-        <w:tblLook w:firstColumn="1" w:firstRow="1" w:lastColumn="0" w:lastRow="0" w:noHBand="0" w:noVBand="1" w:val="04A0"/>
-      </w:tblPr>
-      <w:tblGrid>
-        <w:gridCol w:w="2556"/>
-        <w:gridCol w:w="2556"/>
-        <w:gridCol w:w="2556"/>
-        <w:gridCol w:w="2556"/>
-      </w:tblGrid>
-      <w:tr>
-        <w:trPr>
-          <w:tblHeader/>
-        </w:trPr>
-        <w:tc>
-          <w:tcPr>
-            <w:tcW w:type="dxa" w:w="2556"/>
-          </w:tcPr>
-          <w:p>
-            <w:r>
-              <w:t>Given inputs</w:t>
-            </w:r>
-          </w:p>
-        </w:tc>
-        <w:tc>
-          <w:tcPr>
-            <w:tcW w:type="dxa" w:w="2556"/>
-          </w:tcPr>
-          <w:p>
-            <w:r>
-              <w:t>Procedure I chose</w:t>
-            </w:r>
-          </w:p>
-        </w:tc>
-        <w:tc>
-          <w:tcPr>
-            <w:tcW w:type="dxa" w:w="2556"/>
-          </w:tcPr>
-          <w:p>
-            <w:r>
-              <w:t>Middle steps</w:t>
-            </w:r>
-          </w:p>
-        </w:tc>
-        <w:tc>
-          <w:tcPr>
-            <w:tcW w:type="dxa" w:w="2556"/>
-          </w:tcPr>
-          <w:p>
-            <w:r>
-              <w:t>Result and check</w:t>
-            </w:r>
-          </w:p>
-        </w:tc>
-      </w:tr>
-      <w:tr>
-        <w:tc>
-          <w:tcPr>
-            <w:tcW w:type="dxa" w:w="2556"/>
-          </w:tcPr>
-          <w:p>
-            <w:r/>
-          </w:p>
-        </w:tc>
-        <w:tc>
-          <w:tcPr>
-            <w:tcW w:type="dxa" w:w="2556"/>
-          </w:tcPr>
-          <w:p>
-            <w:r/>
-          </w:p>
-        </w:tc>
-        <w:tc>
-          <w:tcPr>
-            <w:tcW w:type="dxa" w:w="2556"/>
-          </w:tcPr>
-          <w:p>
-            <w:r/>
-          </w:p>
-        </w:tc>
-        <w:tc>
-          <w:tcPr>
-            <w:tcW w:type="dxa" w:w="2556"/>
-          </w:tcPr>
-          <w:p>
-            <w:r/>
-          </w:p>
-        </w:tc>
-      </w:tr>
-    </w:tbl>
+        <w:t>09. Project · Keep the decision and evidence</w:t>
+      </w:r>
+    </w:p>
+    <w:p>
+      <w:r>
+        <w:t>Extend the existing project record.</w:t>
+      </w:r>
+    </w:p>
+    <w:p>
+      <w:pPr>
+        <w:pStyle w:val="Heading2"/>
+      </w:pPr>
+      <w:r>
+        <w:t>Your evidence record</w:t>
+      </w:r>
+    </w:p>
+    <w:p>
+      <w:pPr>
+        <w:pStyle w:val="ListBullet"/>
+      </w:pPr>
+      <w:r>
+        <w:t>Freeze the brief before building so later choices can be traced to requirements.</w:t>
+      </w:r>
+    </w:p>
+    <w:p>
+      <w:pPr>
+        <w:pStyle w:val="ListBullet"/>
+      </w:pPr>
+      <w:r>
+        <w:t>The project change and evidence I will keep</w:t>
+      </w:r>
+    </w:p>
     <w:p>
       <w:pPr>
         <w:pStyle w:val="Heading3"/>
       </w:pPr>
       <w:r>
-        <w:t>The step I completed without help, and the hint I needed</w:t>
+        <w:t>Write or draw your reasoning and evidence.</w:t>
       </w:r>
     </w:p>
     <w:p>
@@ -346,1518 +657,34 @@
       </w:r>
     </w:p>
     <w:p>
+      <w:r>
+        <w:t>________________________________________________________________</w:t>
+      </w:r>
+    </w:p>
+    <w:p>
+      <w:r>
+        <w:t>________________________________________________________________</w:t>
+      </w:r>
+    </w:p>
+    <w:p>
       <w:pPr>
         <w:pStyle w:val="Heading1"/>
       </w:pPr>
       <w:r>
-        <w:t>03. Individual reasoning check</w:t>
-      </w:r>
-    </w:p>
-    <w:p>
-      <w:r>
-        <w:t>Check the proposed Project Problem and Success Test explanation against the supplied facts before discussing it.</w:t>
-      </w:r>
-    </w:p>
-    <w:p>
-      <w:pPr>
-        <w:spacing w:line="336" w:lineRule="auto" w:after="180"/>
-      </w:pPr>
-      <w:r>
-        <w:rPr>
-          <w:b w:val="0"/>
-        </w:rPr>
-        <w:t>Use the worked case for Planning the application. Proposed explanation: “A successful run proves the conclusion”. Decide whether this explanation is supported.</w:t>
-      </w:r>
-    </w:p>
-    <w:p>
-      <w:pPr>
-        <w:spacing w:line="336" w:lineRule="auto" w:after="180"/>
-      </w:pPr>
-      <w:r>
-        <w:rPr>
-          <w:b w:val="0"/>
-        </w:rPr>
-        <w:t>Point to the step or supplied fact that decides; explain your repair if needed.</w:t>
-      </w:r>
-    </w:p>
-    <w:p>
-      <w:pPr>
-        <w:pStyle w:val="Heading3"/>
-      </w:pPr>
-      <w:r>
-        <w:t>My explanation before partner discussion</w:t>
-      </w:r>
-    </w:p>
-    <w:p>
-      <w:r>
-        <w:t>________________________________________________________________</w:t>
-      </w:r>
-    </w:p>
-    <w:p>
-      <w:r>
-        <w:t>________________________________________________________________</w:t>
-      </w:r>
-    </w:p>
-    <w:p>
-      <w:r>
-        <w:t>________________________________________________________________</w:t>
-      </w:r>
-    </w:p>
-    <w:p>
-      <w:r>
-        <w:t>________________________________________________________________</w:t>
-      </w:r>
-    </w:p>
-    <w:p>
-      <w:pPr>
-        <w:pStyle w:val="Heading1"/>
-      </w:pPr>
-      <w:r>
-        <w:t>04. Independent transfer case</w:t>
-      </w:r>
-    </w:p>
-    <w:p>
-      <w:r>
-        <w:t>Write one first attempt at the reserved independent case before feedback. Repeated copies of that case refer to the same recorded attempt.</w:t>
-      </w:r>
-    </w:p>
-    <w:p>
-      <w:pPr>
-        <w:pStyle w:val="Heading3"/>
-      </w:pPr>
-      <w:r>
-        <w:t>Independent case: Plan independently</w:t>
-      </w:r>
-    </w:p>
-    <w:p>
-      <w:pPr>
-        <w:spacing w:line="336" w:lineRule="auto" w:after="180"/>
-      </w:pPr>
-      <w:r>
-        <w:rPr>
-          <w:b w:val="0"/>
-        </w:rPr>
-        <w:t xml:space="preserve">Plan a 15-minute fictional club chooser. Specify schema, score, duration limit, tie rule, invalid-data behavior, </w:t>
-      </w:r>
-      <w:r>
-        <w:rPr>
-          <w:b/>
-        </w:rPr>
-        <w:t>output</w:t>
-      </w:r>
-      <w:r>
-        <w:rPr>
-          <w:b w:val="0"/>
-        </w:rPr>
-        <w:t xml:space="preserve"> and three </w:t>
-      </w:r>
-      <w:r>
-        <w:rPr>
-          <w:b/>
-        </w:rPr>
-        <w:t>acceptance case</w:t>
-      </w:r>
-      <w:r>
-        <w:rPr>
-          <w:b w:val="0"/>
-        </w:rPr>
-        <w:t>s.</w:t>
-      </w:r>
-    </w:p>
-    <w:p>
-      <w:pPr>
-        <w:pStyle w:val="Heading3"/>
-      </w:pPr>
-      <w:r>
-        <w:t>My independent explanation, trace and limits</w:t>
-      </w:r>
-    </w:p>
-    <w:p>
-      <w:r>
-        <w:t>________________________________________________________________</w:t>
-      </w:r>
-    </w:p>
-    <w:p>
-      <w:r>
-        <w:t>________________________________________________________________</w:t>
-      </w:r>
-    </w:p>
-    <w:p>
-      <w:r>
-        <w:t>________________________________________________________________</w:t>
-      </w:r>
-    </w:p>
-    <w:p>
-      <w:r>
-        <w:t>________________________________________________________________</w:t>
-      </w:r>
-    </w:p>
-    <w:p>
-      <w:r>
-        <w:t>________________________________________________________________</w:t>
-      </w:r>
-    </w:p>
-    <w:p>
-      <w:r>
-        <w:t>________________________________________________________________</w:t>
-      </w:r>
-    </w:p>
-    <w:p>
-      <w:r>
-        <w:t>________________________________________________________________</w:t>
-      </w:r>
-    </w:p>
-    <w:p>
-      <w:pPr>
-        <w:spacing w:line="336" w:lineRule="auto" w:after="180"/>
-      </w:pPr>
-      <w:r>
-        <w:rPr>
-          <w:b w:val="0"/>
-        </w:rPr>
-        <w:t>Attempt this case before feedback. Record any help. Earlier examples below are further practice; a case already practised with feedback cannot establish fresh transfer.</w:t>
-      </w:r>
-    </w:p>
-    <w:p>
-      <w:pPr>
-        <w:pStyle w:val="Heading1"/>
-      </w:pPr>
-      <w:r>
-        <w:t>05. Your learning target</w:t>
-      </w:r>
-    </w:p>
-    <w:p>
-      <w:r>
-        <w:t>Connect the Project Problem and Success Test target to a trace and a justified conclusion.</w:t>
-      </w:r>
-    </w:p>
-    <w:p>
-      <w:pPr>
-        <w:spacing w:line="336" w:lineRule="auto" w:after="180"/>
-      </w:pPr>
-      <w:r>
-        <w:rPr>
-          <w:b w:val="0"/>
-        </w:rPr>
-        <w:t xml:space="preserve">Specify three </w:t>
-      </w:r>
-      <w:r>
-        <w:rPr>
-          <w:b/>
-        </w:rPr>
-        <w:t>acceptance test</w:t>
-      </w:r>
-      <w:r>
-        <w:rPr>
-          <w:b w:val="0"/>
-        </w:rPr>
-        <w:t>s for a recommender: a normal match, a tied score and no qualifying book. Include expected behaviour before implementation.</w:t>
-      </w:r>
-    </w:p>
-    <w:p>
-      <w:pPr>
-        <w:pStyle w:val="Heading1"/>
-      </w:pPr>
-      <w:r>
-        <w:t>06. Solve the given case</w:t>
-      </w:r>
-    </w:p>
-    <w:p>
-      <w:r>
-        <w:t>Solve the supplied Project Problem and Success Test case and show the deciding evidence.</w:t>
-      </w:r>
-    </w:p>
-    <w:p>
-      <w:pPr>
-        <w:spacing w:line="336" w:lineRule="auto" w:after="180"/>
-      </w:pPr>
-      <w:r>
-        <w:rPr>
-          <w:b w:val="0"/>
-        </w:rPr>
-        <w:t>A project recommends from ten approved books using genre and length.</w:t>
-      </w:r>
-    </w:p>
-    <w:p>
-      <w:pPr>
-        <w:spacing w:line="336" w:lineRule="auto" w:after="180"/>
-      </w:pPr>
-      <w:r>
-        <w:rPr>
-          <w:b w:val="0"/>
-        </w:rPr>
-        <w:t xml:space="preserve">Define </w:t>
-      </w:r>
-      <w:r>
-        <w:rPr>
-          <w:b/>
-        </w:rPr>
-        <w:t>acceptance test</w:t>
-      </w:r>
-      <w:r>
-        <w:rPr>
-          <w:b w:val="0"/>
-        </w:rPr>
-        <w:t>s.</w:t>
-      </w:r>
-    </w:p>
-    <w:p>
-      <w:pPr>
-        <w:spacing w:line="336" w:lineRule="auto" w:after="180"/>
-      </w:pPr>
-      <w:r>
-        <w:rPr>
-          <w:b w:val="0"/>
-        </w:rPr>
-        <w:t xml:space="preserve">Show your trace, calculation or </w:t>
-      </w:r>
-      <w:r>
-        <w:rPr>
-          <w:b/>
-        </w:rPr>
-        <w:t>evidence</w:t>
-      </w:r>
-    </w:p>
-    <w:p>
-      <w:pPr>
-        <w:pStyle w:val="Heading3"/>
-      </w:pPr>
-      <w:r>
-        <w:t>Write or draw your reasoning and evidence.</w:t>
-      </w:r>
-    </w:p>
-    <w:p>
-      <w:r>
-        <w:t>________________________________________________________________</w:t>
-      </w:r>
-    </w:p>
-    <w:p>
-      <w:r>
-        <w:t>________________________________________________________________</w:t>
-      </w:r>
-    </w:p>
-    <w:p>
-      <w:r>
-        <w:t>________________________________________________________________</w:t>
-      </w:r>
-    </w:p>
-    <w:p>
-      <w:r>
-        <w:t>________________________________________________________________</w:t>
-      </w:r>
-    </w:p>
-    <w:p>
-      <w:r>
-        <w:t>________________________________________________________________</w:t>
-      </w:r>
-    </w:p>
-    <w:p>
-      <w:pPr>
-        <w:pStyle w:val="Heading1"/>
-      </w:pPr>
-      <w:r>
-        <w:t>07. Check a changed case</w:t>
-      </w:r>
-    </w:p>
-    <w:p>
-      <w:r>
-        <w:t>Apply the procedure to the changed case and record why the conclusion follows.</w:t>
-      </w:r>
-    </w:p>
-    <w:p>
-      <w:pPr>
-        <w:spacing w:line="336" w:lineRule="auto" w:after="180"/>
-      </w:pPr>
-      <w:r>
-        <w:rPr>
-          <w:b w:val="0"/>
-        </w:rPr>
-        <w:t>Define a testable goal for a book recommender serving readers who want short space books. Include a concrete success condition.</w:t>
-      </w:r>
-    </w:p>
-    <w:p>
-      <w:pPr>
-        <w:spacing w:line="336" w:lineRule="auto" w:after="180"/>
-      </w:pPr>
-      <w:r>
-        <w:rPr>
-          <w:b w:val="0"/>
-        </w:rPr>
-        <w:t>My independent answer and reason</w:t>
-      </w:r>
-    </w:p>
-    <w:p>
-      <w:pPr>
-        <w:pStyle w:val="Heading3"/>
-      </w:pPr>
-      <w:r>
-        <w:t>Write or draw your reasoning and evidence.</w:t>
-      </w:r>
-    </w:p>
-    <w:p>
-      <w:r>
-        <w:t>________________________________________________________________</w:t>
-      </w:r>
-    </w:p>
-    <w:p>
-      <w:r>
-        <w:t>________________________________________________________________</w:t>
-      </w:r>
-    </w:p>
-    <w:p>
-      <w:r>
-        <w:t>________________________________________________________________</w:t>
-      </w:r>
-    </w:p>
-    <w:p>
-      <w:r>
-        <w:t>________________________________________________________________</w:t>
-      </w:r>
-    </w:p>
-    <w:p>
-      <w:r>
-        <w:t>________________________________________________________________</w:t>
-      </w:r>
-    </w:p>
-    <w:p>
-      <w:pPr>
-        <w:pStyle w:val="Heading3"/>
-      </w:pPr>
-      <w:r>
-        <w:t>Week 32 Test and reflect</w:t>
-      </w:r>
-    </w:p>
-    <w:p>
-      <w:pPr>
-        <w:pStyle w:val="Heading1"/>
-      </w:pPr>
-      <w:r>
-        <w:t>08. Design a revealing test</w:t>
-      </w:r>
-    </w:p>
-    <w:p>
-      <w:r>
-        <w:t>Specify a changed input, expected result and observation separately.</w:t>
-      </w:r>
-    </w:p>
-    <w:p>
-      <w:pPr>
-        <w:spacing w:line="336" w:lineRule="auto" w:after="180"/>
-      </w:pPr>
-      <w:r>
-        <w:rPr>
-          <w:b w:val="0"/>
-        </w:rPr>
-        <w:t xml:space="preserve">Create a changed </w:t>
-      </w:r>
-      <w:r>
-        <w:rPr>
-          <w:b/>
-        </w:rPr>
-        <w:t>input</w:t>
-      </w:r>
-      <w:r>
-        <w:rPr>
-          <w:b w:val="0"/>
-        </w:rPr>
-        <w:t>, boundary case or missing-information case. Write the expected answer or safe response before testing.</w:t>
-      </w:r>
-    </w:p>
-    <w:tbl>
-      <w:tblPr>
-        <w:tblStyle w:val="LightShading-Accent1"/>
-        <w:tblW w:type="auto" w:w="0"/>
-        <w:tblLook w:firstColumn="1" w:firstRow="1" w:lastColumn="0" w:lastRow="0" w:noHBand="0" w:noVBand="1" w:val="04A0"/>
-      </w:tblPr>
-      <w:tblGrid>
-        <w:gridCol w:w="5112"/>
-        <w:gridCol w:w="5112"/>
-      </w:tblGrid>
-      <w:tr>
-        <w:trPr>
-          <w:tblHeader/>
-        </w:trPr>
-        <w:tc>
-          <w:tcPr>
-            <w:tcW w:type="dxa" w:w="5112"/>
-          </w:tcPr>
-          <w:p>
-            <w:r>
-              <w:t>Test record</w:t>
-            </w:r>
-          </w:p>
-        </w:tc>
-        <w:tc>
-          <w:tcPr>
-            <w:tcW w:type="dxa" w:w="5112"/>
-          </w:tcPr>
-          <w:p>
-            <w:r>
-              <w:t>My evidence</w:t>
-            </w:r>
-          </w:p>
-        </w:tc>
-      </w:tr>
-      <w:tr>
-        <w:tc>
-          <w:tcPr>
-            <w:tcW w:type="dxa" w:w="5112"/>
-          </w:tcPr>
-          <w:p>
-            <w:r>
-              <w:t>Changed input or condition</w:t>
-            </w:r>
-          </w:p>
-        </w:tc>
-        <w:tc>
-          <w:tcPr>
-            <w:tcW w:type="dxa" w:w="5112"/>
-          </w:tcPr>
-          <w:p>
-            <w:r/>
-          </w:p>
-        </w:tc>
-      </w:tr>
-      <w:tr>
-        <w:tc>
-          <w:tcPr>
-            <w:tcW w:type="dxa" w:w="5112"/>
-          </w:tcPr>
-          <w:p>
-            <w:r>
-              <w:t>Expected answer or fallback</w:t>
-            </w:r>
-          </w:p>
-        </w:tc>
-        <w:tc>
-          <w:tcPr>
-            <w:tcW w:type="dxa" w:w="5112"/>
-          </w:tcPr>
-          <w:p>
-            <w:r/>
-          </w:p>
-        </w:tc>
-      </w:tr>
-      <w:tr>
-        <w:tc>
-          <w:tcPr>
-            <w:tcW w:type="dxa" w:w="5112"/>
-          </w:tcPr>
-          <w:p>
-            <w:r>
-              <w:t>Observed result</w:t>
-            </w:r>
-          </w:p>
-        </w:tc>
-        <w:tc>
-          <w:tcPr>
-            <w:tcW w:type="dxa" w:w="5112"/>
-          </w:tcPr>
-          <w:p>
-            <w:r/>
-          </w:p>
-        </w:tc>
-      </w:tr>
-      <w:tr>
-        <w:tc>
-          <w:tcPr>
-            <w:tcW w:type="dxa" w:w="5112"/>
-          </w:tcPr>
-          <w:p>
-            <w:r>
-              <w:t>Why the result occurred</w:t>
-            </w:r>
-          </w:p>
-        </w:tc>
-        <w:tc>
-          <w:tcPr>
-            <w:tcW w:type="dxa" w:w="5112"/>
-          </w:tcPr>
-          <w:p>
-            <w:r/>
-          </w:p>
-        </w:tc>
-      </w:tr>
-    </w:tbl>
-    <w:p>
-      <w:pPr>
-        <w:pStyle w:val="Heading1"/>
-      </w:pPr>
-      <w:r>
-        <w:t>09. Project checkpoint</w:t>
-      </w:r>
-    </w:p>
-    <w:p>
-      <w:r>
-        <w:t>Justify what Project Problem and Success Test adds to Transparent Book Recommender and keep the evidence.</w:t>
-      </w:r>
-    </w:p>
-    <w:p>
-      <w:pPr>
-        <w:spacing w:line="336" w:lineRule="auto" w:after="180"/>
-      </w:pPr>
-      <w:r>
-        <w:rPr>
-          <w:b w:val="0"/>
-        </w:rPr>
-        <w:t xml:space="preserve">Freeze the brief before building so later choices can be traced to </w:t>
-      </w:r>
-      <w:r>
-        <w:rPr>
-          <w:b/>
-        </w:rPr>
-        <w:t>requirement</w:t>
-      </w:r>
-      <w:r>
-        <w:rPr>
-          <w:b w:val="0"/>
-        </w:rPr>
-        <w:t>s.</w:t>
-      </w:r>
-    </w:p>
-    <w:p>
-      <w:pPr>
-        <w:spacing w:line="336" w:lineRule="auto" w:after="180"/>
-      </w:pPr>
-      <w:r>
-        <w:rPr>
-          <w:b w:val="0"/>
-        </w:rPr>
-        <w:t xml:space="preserve">The project change and </w:t>
-      </w:r>
-      <w:r>
-        <w:rPr>
-          <w:b/>
-        </w:rPr>
-        <w:t>evidence</w:t>
-      </w:r>
-      <w:r>
-        <w:rPr>
-          <w:b w:val="0"/>
-        </w:rPr>
-        <w:t xml:space="preserve"> I will keep</w:t>
-      </w:r>
-    </w:p>
-    <w:p>
-      <w:pPr>
-        <w:pStyle w:val="Heading3"/>
-      </w:pPr>
-      <w:r>
-        <w:t>Write or draw your reasoning and evidence.</w:t>
-      </w:r>
-    </w:p>
-    <w:p>
-      <w:r>
-        <w:t>________________________________________________________________</w:t>
-      </w:r>
-    </w:p>
-    <w:p>
-      <w:r>
-        <w:t>________________________________________________________________</w:t>
-      </w:r>
-    </w:p>
-    <w:p>
-      <w:r>
-        <w:t>________________________________________________________________</w:t>
-      </w:r>
-    </w:p>
-    <w:p>
-      <w:r>
-        <w:t>________________________________________________________________</w:t>
-      </w:r>
-    </w:p>
-    <w:p>
-      <w:r>
-        <w:t>________________________________________________________________</w:t>
-      </w:r>
-    </w:p>
-    <w:p>
-      <w:pPr>
-        <w:pStyle w:val="Heading1"/>
-      </w:pPr>
-      <w:r>
-        <w:t>10. Self check</w:t>
-      </w:r>
-    </w:p>
-    <w:p>
-      <w:r>
-        <w:t>Judge explanation, evidence, transfer and limits separately; attach the work behind your judgement.</w:t>
-      </w:r>
-    </w:p>
-    <w:p>
-      <w:pPr>
-        <w:pStyle w:val="ListBullet"/>
-      </w:pPr>
-      <w:r>
-        <w:t>I can explain the mechanism.</w:t>
-      </w:r>
-    </w:p>
-    <w:p>
-      <w:pPr>
-        <w:pStyle w:val="ListBullet"/>
-      </w:pPr>
-      <w:r>
-        <w:t>I can show evidence.</w:t>
-      </w:r>
-    </w:p>
-    <w:p>
-      <w:pPr>
-        <w:pStyle w:val="ListBullet"/>
-      </w:pPr>
-      <w:r>
-        <w:t>I can handle a changed case.</w:t>
-      </w:r>
-    </w:p>
-    <w:p>
-      <w:pPr>
-        <w:pStyle w:val="ListBullet"/>
-      </w:pPr>
-      <w:r>
-        <w:t>I can name a limit.</w:t>
-      </w:r>
-    </w:p>
-    <w:p>
-      <w:r>
-        <w:t>Mark each as not yet, with help or independently, and attach supporting work.</w:t>
-      </w:r>
-    </w:p>
-    <w:p>
-      <w:pPr>
-        <w:spacing w:line="336" w:lineRule="auto" w:after="180"/>
-      </w:pPr>
-      <w:r>
-        <w:rPr>
-          <w:b w:val="0"/>
-        </w:rPr>
-        <w:t>Teacher review ____________________  Next step ____________________</w:t>
-      </w:r>
-    </w:p>
-    <w:p>
-      <w:pPr>
-        <w:pStyle w:val="Heading1"/>
-      </w:pPr>
-      <w:r>
-        <w:t>11. Transfer practice from the original programme</w:t>
-      </w:r>
-    </w:p>
-    <w:p>
-      <w:r>
-        <w:t>Use this earlier case as transfer practice. A case already discussed with feedback is not fresh assessment evidence.</w:t>
-      </w:r>
-    </w:p>
-    <w:p>
-      <w:pPr>
-        <w:spacing w:line="336" w:lineRule="auto" w:after="180"/>
-      </w:pPr>
-      <w:r>
-        <w:rPr>
-          <w:b w:val="0"/>
-        </w:rPr>
-        <w:t xml:space="preserve">Specify three </w:t>
-      </w:r>
-      <w:r>
-        <w:rPr>
-          <w:b/>
-        </w:rPr>
-        <w:t>acceptance test</w:t>
-      </w:r>
-      <w:r>
-        <w:rPr>
-          <w:b w:val="0"/>
-        </w:rPr>
-        <w:t>s for a recommender: a normal match, a tied score and no qualifying book. Include expected behaviour before implementation.</w:t>
-      </w:r>
-    </w:p>
-    <w:p>
-      <w:pPr>
-        <w:pStyle w:val="Heading3"/>
-      </w:pPr>
-      <w:r>
-        <w:t>My independently reasoned answer</w:t>
-      </w:r>
-    </w:p>
-    <w:p>
-      <w:r>
-        <w:t>________________________________________________________________</w:t>
-      </w:r>
-    </w:p>
-    <w:p>
-      <w:r>
-        <w:t>________________________________________________________________</w:t>
-      </w:r>
-    </w:p>
-    <w:p>
-      <w:r>
-        <w:t>________________________________________________________________</w:t>
-      </w:r>
-    </w:p>
-    <w:p>
-      <w:r>
-        <w:t>________________________________________________________________</w:t>
-      </w:r>
-    </w:p>
-    <w:p>
-      <w:r>
-        <w:t>________________________________________________________________</w:t>
-      </w:r>
-    </w:p>
-    <w:p>
-      <w:r>
-        <w:t>________________________________________________________________</w:t>
-      </w:r>
-    </w:p>
-    <w:p>
-      <w:r>
-        <w:t>________________________________________________________________</w:t>
-      </w:r>
-    </w:p>
-    <w:p>
-      <w:pPr>
-        <w:spacing w:line="336" w:lineRule="auto" w:after="180"/>
-      </w:pPr>
-      <w:r>
-        <w:rPr>
-          <w:b w:val="0"/>
-        </w:rPr>
-        <w:t>Record support used: none, hint or teacher explanation.</w:t>
-      </w:r>
-    </w:p>
-    <w:p>
-      <w:pPr>
-        <w:pStyle w:val="Heading1"/>
-      </w:pPr>
-      <w:r>
-        <w:t>12. W1 Name the user need</w:t>
-      </w:r>
-    </w:p>
-    <w:p>
-      <w:r>
-        <w:t>Name the user need. Apply the supplied Project Problem and Success Test facts and keep your reasoning.</w:t>
-      </w:r>
-    </w:p>
-    <w:p>
-      <w:pPr>
-        <w:spacing w:line="336" w:lineRule="auto" w:after="180"/>
-      </w:pPr>
-      <w:r>
-        <w:rPr>
-          <w:b w:val="0"/>
-        </w:rPr>
-        <w:t>State the purpose and decision owner of the worked chooser.</w:t>
-      </w:r>
-    </w:p>
-    <w:p>
-      <w:pPr>
-        <w:pStyle w:val="Heading3"/>
-      </w:pPr>
-      <w:r>
-        <w:t>My reasoning and evidence</w:t>
-      </w:r>
-    </w:p>
-    <w:p>
-      <w:r>
-        <w:t>________________________________________________________________</w:t>
-      </w:r>
-    </w:p>
-    <w:p>
-      <w:r>
-        <w:t>________________________________________________________________</w:t>
-      </w:r>
-    </w:p>
-    <w:p>
-      <w:r>
-        <w:t>________________________________________________________________</w:t>
-      </w:r>
-    </w:p>
-    <w:p>
-      <w:r>
-        <w:t>________________________________________________________________</w:t>
-      </w:r>
-    </w:p>
-    <w:p>
-      <w:r>
-        <w:t>________________________________________________________________</w:t>
-      </w:r>
-    </w:p>
-    <w:p>
-      <w:r>
-        <w:t>________________________________________________________________</w:t>
-      </w:r>
-    </w:p>
-    <w:p>
-      <w:pPr>
-        <w:pStyle w:val="Heading1"/>
-      </w:pPr>
-      <w:r>
-        <w:t>13. W2 Write an acceptance case</w:t>
-      </w:r>
-    </w:p>
-    <w:p>
-      <w:r>
-        <w:t>Write an acceptance case. Apply the supplied Project Problem and Success Test facts and keep your reasoning.</w:t>
-      </w:r>
-    </w:p>
-    <w:p>
-      <w:pPr>
-        <w:spacing w:line="336" w:lineRule="auto" w:after="180"/>
-      </w:pPr>
-      <w:r>
-        <w:rPr>
-          <w:b w:val="0"/>
-        </w:rPr>
-        <w:t>Give a tie case for A and B with score 8 each and valid durations.</w:t>
-      </w:r>
-    </w:p>
-    <w:p>
-      <w:pPr>
-        <w:pStyle w:val="Heading3"/>
-      </w:pPr>
-      <w:r>
-        <w:t>My reasoning and evidence</w:t>
-      </w:r>
-    </w:p>
-    <w:p>
-      <w:r>
-        <w:t>________________________________________________________________</w:t>
-      </w:r>
-    </w:p>
-    <w:p>
-      <w:r>
-        <w:t>________________________________________________________________</w:t>
-      </w:r>
-    </w:p>
-    <w:p>
-      <w:r>
-        <w:t>________________________________________________________________</w:t>
-      </w:r>
-    </w:p>
-    <w:p>
-      <w:r>
-        <w:t>________________________________________________________________</w:t>
-      </w:r>
-    </w:p>
-    <w:p>
-      <w:r>
-        <w:t>________________________________________________________________</w:t>
-      </w:r>
-    </w:p>
-    <w:p>
-      <w:r>
-        <w:t>________________________________________________________________</w:t>
-      </w:r>
-    </w:p>
-    <w:p>
-      <w:pPr>
-        <w:pStyle w:val="Heading1"/>
-      </w:pPr>
-      <w:r>
-        <w:t>14. W3 Repair vague scope</w:t>
-      </w:r>
-    </w:p>
-    <w:p>
-      <w:r>
-        <w:t>Repair vague scope. Apply the supplied Project Problem and Success Test facts and keep your reasoning.</w:t>
-      </w:r>
-    </w:p>
-    <w:p>
-      <w:pPr>
-        <w:spacing w:line="336" w:lineRule="auto" w:after="180"/>
-      </w:pPr>
-      <w:r>
-        <w:rPr>
-          <w:b w:val="0"/>
-        </w:rPr>
-        <w:t xml:space="preserve">Replace the </w:t>
-      </w:r>
-      <w:r>
-        <w:rPr>
-          <w:b/>
-        </w:rPr>
-        <w:t>requirement</w:t>
-      </w:r>
-      <w:r>
-        <w:rPr>
-          <w:b w:val="0"/>
-        </w:rPr>
-        <w:t xml:space="preserve"> always choose the best activity with a checkable one.</w:t>
-      </w:r>
-    </w:p>
-    <w:p>
-      <w:pPr>
-        <w:pStyle w:val="Heading3"/>
-      </w:pPr>
-      <w:r>
-        <w:t>My reasoning and evidence</w:t>
-      </w:r>
-    </w:p>
-    <w:p>
-      <w:r>
-        <w:t>________________________________________________________________</w:t>
-      </w:r>
-    </w:p>
-    <w:p>
-      <w:r>
-        <w:t>________________________________________________________________</w:t>
-      </w:r>
-    </w:p>
-    <w:p>
-      <w:r>
-        <w:t>________________________________________________________________</w:t>
-      </w:r>
-    </w:p>
-    <w:p>
-      <w:r>
-        <w:t>________________________________________________________________</w:t>
-      </w:r>
-    </w:p>
-    <w:p>
-      <w:r>
-        <w:t>________________________________________________________________</w:t>
-      </w:r>
-    </w:p>
-    <w:p>
-      <w:r>
-        <w:t>________________________________________________________________</w:t>
-      </w:r>
-    </w:p>
-    <w:p>
-      <w:pPr>
-        <w:pStyle w:val="Heading1"/>
-      </w:pPr>
-      <w:r>
-        <w:t>15. W4 Plan independently</w:t>
-      </w:r>
-    </w:p>
-    <w:p>
-      <w:r>
-        <w:t>Attempt before feedback. If this repeats the selected independent case, reuse that first attempt; otherwise keep a separate record. Plan independently. Apply the supplied Project Problem and Success Test facts and keep your reasoning.</w:t>
-      </w:r>
-    </w:p>
-    <w:p>
-      <w:pPr>
-        <w:spacing w:line="336" w:lineRule="auto" w:after="180"/>
-      </w:pPr>
-      <w:r>
-        <w:rPr>
-          <w:b w:val="0"/>
-        </w:rPr>
-        <w:t xml:space="preserve">Plan a 15-minute fictional club chooser. Specify schema, score, duration limit, tie rule, invalid-data behavior, </w:t>
-      </w:r>
-      <w:r>
-        <w:rPr>
-          <w:b/>
-        </w:rPr>
-        <w:t>output</w:t>
-      </w:r>
-      <w:r>
-        <w:rPr>
-          <w:b w:val="0"/>
-        </w:rPr>
-        <w:t xml:space="preserve"> and three </w:t>
-      </w:r>
-      <w:r>
-        <w:rPr>
-          <w:b/>
-        </w:rPr>
-        <w:t>acceptance case</w:t>
-      </w:r>
-      <w:r>
-        <w:rPr>
-          <w:b w:val="0"/>
-        </w:rPr>
-        <w:t>s.</w:t>
-      </w:r>
-    </w:p>
-    <w:p>
-      <w:pPr>
-        <w:pStyle w:val="Heading3"/>
-      </w:pPr>
-      <w:r>
-        <w:t>My reasoning and evidence</w:t>
-      </w:r>
-    </w:p>
-    <w:p>
-      <w:r>
-        <w:t>________________________________________________________________</w:t>
-      </w:r>
-    </w:p>
-    <w:p>
-      <w:r>
-        <w:t>________________________________________________________________</w:t>
-      </w:r>
-    </w:p>
-    <w:p>
-      <w:r>
-        <w:t>________________________________________________________________</w:t>
-      </w:r>
-    </w:p>
-    <w:p>
-      <w:r>
-        <w:t>________________________________________________________________</w:t>
-      </w:r>
-    </w:p>
-    <w:p>
-      <w:r>
-        <w:t>________________________________________________________________</w:t>
-      </w:r>
-    </w:p>
-    <w:p>
-      <w:r>
-        <w:t>________________________________________________________________</w:t>
-      </w:r>
-    </w:p>
-    <w:p>
-      <w:r>
-        <w:t>________________________________________________________________</w:t>
-      </w:r>
-    </w:p>
-    <w:p>
-      <w:r>
-        <w:t>________________________________________________________________</w:t>
-      </w:r>
-    </w:p>
-    <w:p>
-      <w:pPr>
-        <w:pStyle w:val="Heading1"/>
-      </w:pPr>
-      <w:r>
-        <w:t>16. W5 State non-goals</w:t>
-      </w:r>
-    </w:p>
-    <w:p>
-      <w:r>
-        <w:t>State non-goals. Apply the supplied Project Problem and Success Test facts and keep your reasoning.</w:t>
-      </w:r>
-    </w:p>
-    <w:p>
-      <w:pPr>
-        <w:spacing w:line="336" w:lineRule="auto" w:after="180"/>
-      </w:pPr>
-      <w:r>
-        <w:rPr>
-          <w:b w:val="0"/>
-        </w:rPr>
-        <w:t xml:space="preserve">Name two capabilities excluded from this </w:t>
-      </w:r>
-      <w:r>
-        <w:rPr>
-          <w:b/>
-        </w:rPr>
-        <w:t>prototype</w:t>
-      </w:r>
-      <w:r>
-        <w:rPr>
-          <w:b w:val="0"/>
-        </w:rPr>
-        <w:t xml:space="preserve"> and explain why.</w:t>
-      </w:r>
-    </w:p>
-    <w:p>
-      <w:pPr>
-        <w:pStyle w:val="Heading3"/>
-      </w:pPr>
-      <w:r>
-        <w:t>My reasoning and evidence</w:t>
-      </w:r>
-    </w:p>
-    <w:p>
-      <w:r>
-        <w:t>________________________________________________________________</w:t>
-      </w:r>
-    </w:p>
-    <w:p>
-      <w:r>
-        <w:t>________________________________________________________________</w:t>
-      </w:r>
-    </w:p>
-    <w:p>
-      <w:r>
-        <w:t>________________________________________________________________</w:t>
-      </w:r>
-    </w:p>
-    <w:p>
-      <w:r>
-        <w:t>________________________________________________________________</w:t>
-      </w:r>
-    </w:p>
-    <w:p>
-      <w:r>
-        <w:t>________________________________________________________________</w:t>
-      </w:r>
-    </w:p>
-    <w:p>
-      <w:r>
-        <w:t>________________________________________________________________</w:t>
-      </w:r>
-    </w:p>
-    <w:p>
-      <w:pPr>
-        <w:pStyle w:val="Heading1"/>
-      </w:pPr>
-      <w:r>
-        <w:t>17. A reproducible data investigation — W1 State the question</w:t>
-      </w:r>
-    </w:p>
-    <w:p>
-      <w:r>
-        <w:t>Use the supplied Project Problem and Success Test task to record your reasoning, evidence and next step.</w:t>
-      </w:r>
-    </w:p>
-    <w:p>
-      <w:pPr>
-        <w:spacing w:line="336" w:lineRule="auto" w:after="180"/>
-      </w:pPr>
-      <w:r>
-        <w:rPr>
-          <w:b w:val="0"/>
-        </w:rPr>
-        <w:t xml:space="preserve">Write the worked </w:t>
-      </w:r>
-      <w:r>
-        <w:rPr>
-          <w:b/>
-        </w:rPr>
-        <w:t>investigation</w:t>
-      </w:r>
-      <w:r>
-        <w:rPr>
-          <w:b w:val="0"/>
-        </w:rPr>
-        <w:t xml:space="preserve"> question so its population of records is clear.</w:t>
-      </w:r>
-    </w:p>
-    <w:p>
-      <w:pPr>
-        <w:pStyle w:val="Heading3"/>
-      </w:pPr>
-      <w:r>
-        <w:t>My reasoning and evidence</w:t>
-      </w:r>
-    </w:p>
-    <w:p>
-      <w:r>
-        <w:t>________________________________________________________________</w:t>
-      </w:r>
-    </w:p>
-    <w:p>
-      <w:r>
-        <w:t>________________________________________________________________</w:t>
-      </w:r>
-    </w:p>
-    <w:p>
-      <w:r>
-        <w:t>________________________________________________________________</w:t>
-      </w:r>
-    </w:p>
-    <w:p>
-      <w:r>
-        <w:t>________________________________________________________________</w:t>
-      </w:r>
-    </w:p>
-    <w:p>
-      <w:r>
-        <w:t>________________________________________________________________</w:t>
-      </w:r>
-    </w:p>
-    <w:p>
-      <w:r>
-        <w:t>________________________________________________________________</w:t>
-      </w:r>
-    </w:p>
-    <w:p>
-      <w:pPr>
-        <w:pStyle w:val="Heading1"/>
-      </w:pPr>
-      <w:r>
-        <w:t>18. A reproducible data investigation — W2 Trace exclusions</w:t>
-      </w:r>
-    </w:p>
-    <w:p>
-      <w:r>
-        <w:t>Use the supplied Project Problem and Success Test task to record your reasoning, evidence and next step.</w:t>
-      </w:r>
-    </w:p>
-    <w:p>
-      <w:pPr>
-        <w:spacing w:line="336" w:lineRule="auto" w:after="180"/>
-      </w:pPr>
-      <w:r>
-        <w:rPr>
-          <w:b w:val="0"/>
-        </w:rPr>
-        <w:t>Classify 0, None, -2 and 60 under the schema.</w:t>
-      </w:r>
-    </w:p>
-    <w:p>
-      <w:pPr>
-        <w:pStyle w:val="Heading3"/>
-      </w:pPr>
-      <w:r>
-        <w:t>My reasoning and evidence</w:t>
-      </w:r>
-    </w:p>
-    <w:p>
-      <w:r>
-        <w:t>________________________________________________________________</w:t>
-      </w:r>
-    </w:p>
-    <w:p>
-      <w:r>
-        <w:t>________________________________________________________________</w:t>
-      </w:r>
-    </w:p>
-    <w:p>
-      <w:r>
-        <w:t>________________________________________________________________</w:t>
-      </w:r>
-    </w:p>
-    <w:p>
-      <w:r>
-        <w:t>________________________________________________________________</w:t>
-      </w:r>
-    </w:p>
-    <w:p>
-      <w:r>
-        <w:t>________________________________________________________________</w:t>
-      </w:r>
-    </w:p>
-    <w:p>
-      <w:r>
-        <w:t>________________________________________________________________</w:t>
-      </w:r>
-    </w:p>
-    <w:p>
-      <w:pPr>
-        <w:pStyle w:val="Heading1"/>
-      </w:pPr>
-      <w:r>
-        <w:t>19. A reproducible data investigation — W3 Repair a denominator</w:t>
-      </w:r>
-    </w:p>
-    <w:p>
-      <w:r>
-        <w:t>Use the supplied Project Problem and Success Test task to record your reasoning, evidence and next step.</w:t>
-      </w:r>
-    </w:p>
-    <w:p>
-      <w:pPr>
-        <w:spacing w:line="336" w:lineRule="auto" w:after="180"/>
-      </w:pPr>
-      <w:r>
-        <w:rPr>
-          <w:b w:val="0"/>
-        </w:rPr>
-        <w:t>A report divides a valid total of 24 by six supplied rows, though only three are valid. Correct the valid-record mean.</w:t>
-      </w:r>
-    </w:p>
-    <w:p>
-      <w:pPr>
-        <w:pStyle w:val="Heading3"/>
-      </w:pPr>
-      <w:r>
-        <w:t>My reasoning and evidence</w:t>
-      </w:r>
-    </w:p>
-    <w:p>
-      <w:r>
-        <w:t>________________________________________________________________</w:t>
-      </w:r>
-    </w:p>
-    <w:p>
-      <w:r>
-        <w:t>________________________________________________________________</w:t>
-      </w:r>
-    </w:p>
-    <w:p>
-      <w:r>
-        <w:t>________________________________________________________________</w:t>
-      </w:r>
-    </w:p>
-    <w:p>
-      <w:r>
-        <w:t>________________________________________________________________</w:t>
-      </w:r>
-    </w:p>
-    <w:p>
-      <w:r>
-        <w:t>________________________________________________________________</w:t>
-      </w:r>
-    </w:p>
-    <w:p>
-      <w:r>
-        <w:t>________________________________________________________________</w:t>
-      </w:r>
-    </w:p>
-    <w:p>
-      <w:pPr>
-        <w:pStyle w:val="Heading1"/>
-      </w:pPr>
-      <w:r>
-        <w:t>20. A reproducible data investigation — W4 Investigate independently</w:t>
-      </w:r>
-    </w:p>
-    <w:p>
-      <w:r>
-        <w:t>Use the supplied Project Problem and Success Test task to record your reasoning, evidence and next step.</w:t>
-      </w:r>
-    </w:p>
-    <w:p>
-      <w:pPr>
-        <w:spacing w:line="336" w:lineRule="auto" w:after="180"/>
-      </w:pPr>
-      <w:r>
-        <w:rPr>
-          <w:b w:val="0"/>
-        </w:rPr>
-        <w:t xml:space="preserve">Analyze raw durations [6, 12, None, 0, 70, 18] with the same schema. Report question, accepted list, rejections, mean and one </w:t>
-      </w:r>
-      <w:r>
-        <w:rPr>
-          <w:b/>
-        </w:rPr>
-        <w:t>limitation</w:t>
-      </w:r>
-      <w:r>
-        <w:rPr>
-          <w:b w:val="0"/>
-        </w:rPr>
-        <w:t>.</w:t>
-      </w:r>
-    </w:p>
-    <w:p>
-      <w:pPr>
-        <w:pStyle w:val="Heading3"/>
-      </w:pPr>
-      <w:r>
-        <w:t>My reasoning and evidence</w:t>
-      </w:r>
-    </w:p>
-    <w:p>
-      <w:r>
-        <w:t>________________________________________________________________</w:t>
-      </w:r>
-    </w:p>
-    <w:p>
-      <w:r>
-        <w:t>________________________________________________________________</w:t>
-      </w:r>
-    </w:p>
-    <w:p>
-      <w:r>
-        <w:t>________________________________________________________________</w:t>
-      </w:r>
-    </w:p>
-    <w:p>
-      <w:r>
-        <w:t>________________________________________________________________</w:t>
-      </w:r>
-    </w:p>
-    <w:p>
-      <w:r>
-        <w:t>________________________________________________________________</w:t>
-      </w:r>
-    </w:p>
-    <w:p>
-      <w:r>
-        <w:t>________________________________________________________________</w:t>
-      </w:r>
-    </w:p>
-    <w:p>
-      <w:r>
-        <w:t>________________________________________________________________</w:t>
-      </w:r>
-    </w:p>
-    <w:p>
-      <w:r>
-        <w:t>________________________________________________________________</w:t>
-      </w:r>
-    </w:p>
-    <w:p>
-      <w:pPr>
-        <w:pStyle w:val="Heading1"/>
-      </w:pPr>
-      <w:r>
-        <w:t>21. A reproducible data investigation — W5 Support reproduction</w:t>
-      </w:r>
-    </w:p>
-    <w:p>
-      <w:r>
-        <w:t>Use the supplied Project Problem and Success Test task to record your reasoning, evidence and next step.</w:t>
-      </w:r>
-    </w:p>
-    <w:p>
-      <w:pPr>
-        <w:spacing w:line="336" w:lineRule="auto" w:after="180"/>
-        <w:shd w:fill="F5F1FB"/>
-      </w:pPr>
-      <w:r>
-        <w:rPr>
-          <w:b w:val="0"/>
-        </w:rPr>
-        <w:t xml:space="preserve">A report gives only mean 9. What additional </w:t>
-      </w:r>
-      <w:r>
-        <w:rPr>
-          <w:b/>
-        </w:rPr>
-        <w:t>evidence</w:t>
-      </w:r>
-      <w:r>
-        <w:rPr>
-          <w:b w:val="0"/>
-        </w:rPr>
-        <w:t xml:space="preserve"> lets a peer reproduce it?</w:t>
-      </w:r>
-    </w:p>
-    <w:p>
-      <w:pPr>
-        <w:pStyle w:val="Heading3"/>
-      </w:pPr>
-      <w:r>
-        <w:t>My reasoning and evidence</w:t>
-      </w:r>
-    </w:p>
-    <w:p>
-      <w:r>
-        <w:t>________________________________________________________________</w:t>
-      </w:r>
-    </w:p>
-    <w:p>
-      <w:r>
-        <w:t>________________________________________________________________</w:t>
-      </w:r>
-    </w:p>
-    <w:p>
-      <w:r>
-        <w:t>________________________________________________________________</w:t>
-      </w:r>
-    </w:p>
-    <w:p>
-      <w:r>
-        <w:t>________________________________________________________________</w:t>
-      </w:r>
-    </w:p>
-    <w:p>
-      <w:r>
-        <w:t>________________________________________________________________</w:t>
-      </w:r>
-    </w:p>
-    <w:p>
-      <w:r>
-        <w:t>________________________________________________________________</w:t>
-      </w:r>
-    </w:p>
-    <w:p>
-      <w:pPr>
-        <w:pStyle w:val="Heading1"/>
-      </w:pPr>
-      <w:r>
-        <w:t>22. Feedback, return check and learning record</w:t>
-      </w:r>
-    </w:p>
-    <w:p>
-      <w:r>
-        <w:t>Record the first repaired step and a different case to revisit after a delay.</w:t>
+        <w:t>22. Feedback · Repair and return</w:t>
+      </w:r>
+    </w:p>
+    <w:p>
+      <w:r>
+        <w:t>Keep first attempt, repair and a changed-case check.</w:t>
+      </w:r>
+    </w:p>
+    <w:p>
+      <w:pPr>
+        <w:pStyle w:val="Heading2"/>
+      </w:pPr>
+      <w:r>
+        <w:t>Your evidence record</w:t>
       </w:r>
     </w:p>
     <w:tbl>
@@ -1998,13 +825,214 @@
     </w:tbl>
     <w:p>
       <w:pPr>
+        <w:pStyle w:val="ListBullet"/>
+      </w:pPr>
+      <w:r>
+        <w:t>Revisit this idea with your teacher after a delay. Familiarity is different from explaining and using it on a changed case.</w:t>
+      </w:r>
+    </w:p>
+    <w:p>
+      <w:pPr>
+        <w:pStyle w:val="Heading1"/>
+      </w:pPr>
+      <w:r>
+        <w:t>10. Finish · Judge your evidence</w:t>
+      </w:r>
+    </w:p>
+    <w:p>
+      <w:r>
+        <w:t>Point to work that supports your judgement.</w:t>
+      </w:r>
+    </w:p>
+    <w:p>
+      <w:pPr>
+        <w:pStyle w:val="Heading2"/>
+      </w:pPr>
+      <w:r>
+        <w:t>Your evidence record</w:t>
+      </w:r>
+    </w:p>
+    <w:p>
+      <w:pPr>
+        <w:pStyle w:val="ListBullet"/>
+      </w:pPr>
+      <w:r>
+        <w:t>I can explain the mechanism. I can show evidence. I can handle a changed case. I can name a limit. Mark each as not yet, with help or independently, and attach supporting work.</w:t>
+      </w:r>
+    </w:p>
+    <w:p>
+      <w:pPr>
+        <w:pStyle w:val="ListBullet"/>
+      </w:pPr>
+      <w:r>
+        <w:t>Teacher review ____________________  Next step ____________________</w:t>
+      </w:r>
+    </w:p>
+    <w:p>
+      <w:pPr>
+        <w:pStyle w:val="Heading1"/>
+      </w:pPr>
+      <w:r>
+        <w:t>Reference bank and extra practice</w:t>
+      </w:r>
+    </w:p>
+    <w:p>
+      <w:pPr>
+        <w:pStyle w:val="Heading1"/>
+      </w:pPr>
+      <w:r>
+        <w:t>02. Reference · Supported W2 record</w:t>
+      </w:r>
+    </w:p>
+    <w:p>
+      <w:r>
+        <w:t>Use when helpful; keep this practice separate from the selected first attempt.</w:t>
+      </w:r>
+    </w:p>
+    <w:p>
+      <w:pPr>
+        <w:pStyle w:val="Heading2"/>
+      </w:pPr>
+      <w:r>
+        <w:t>Additional evidence</w:t>
+      </w:r>
+    </w:p>
+    <w:p>
+      <w:pPr>
         <w:spacing w:line="336" w:lineRule="auto" w:after="180"/>
       </w:pPr>
       <w:r>
         <w:rPr>
           <w:b w:val="0"/>
         </w:rPr>
-        <w:t>Revisit this idea with your teacher after a delay. Familiarity is different from explaining and using it on a changed case.</w:t>
+        <w:t xml:space="preserve">Use W2: Write an </w:t>
+      </w:r>
+      <w:r>
+        <w:rPr>
+          <w:b/>
+        </w:rPr>
+        <w:t>acceptance case</w:t>
+      </w:r>
+      <w:r>
+        <w:rPr>
+          <w:b w:val="0"/>
+        </w:rPr>
+        <w:t xml:space="preserve"> for Planning the application. Record the answer once; the lesson and workbook refer to the same attempt.</w:t>
+      </w:r>
+    </w:p>
+    <w:tbl>
+      <w:tblPr>
+        <w:tblStyle w:val="LightShading-Accent1"/>
+        <w:tblW w:type="auto" w:w="0"/>
+        <w:tblLook w:firstColumn="1" w:firstRow="1" w:lastColumn="0" w:lastRow="0" w:noHBand="0" w:noVBand="1" w:val="04A0"/>
+      </w:tblPr>
+      <w:tblGrid>
+        <w:gridCol w:w="2556"/>
+        <w:gridCol w:w="2556"/>
+        <w:gridCol w:w="2556"/>
+        <w:gridCol w:w="2556"/>
+      </w:tblGrid>
+      <w:tr>
+        <w:trPr>
+          <w:tblHeader/>
+        </w:trPr>
+        <w:tc>
+          <w:tcPr>
+            <w:tcW w:type="dxa" w:w="2556"/>
+          </w:tcPr>
+          <w:p>
+            <w:r>
+              <w:t>Given inputs</w:t>
+            </w:r>
+          </w:p>
+        </w:tc>
+        <w:tc>
+          <w:tcPr>
+            <w:tcW w:type="dxa" w:w="2556"/>
+          </w:tcPr>
+          <w:p>
+            <w:r>
+              <w:t>Procedure I chose</w:t>
+            </w:r>
+          </w:p>
+        </w:tc>
+        <w:tc>
+          <w:tcPr>
+            <w:tcW w:type="dxa" w:w="2556"/>
+          </w:tcPr>
+          <w:p>
+            <w:r>
+              <w:t>Middle steps</w:t>
+            </w:r>
+          </w:p>
+        </w:tc>
+        <w:tc>
+          <w:tcPr>
+            <w:tcW w:type="dxa" w:w="2556"/>
+          </w:tcPr>
+          <w:p>
+            <w:r>
+              <w:t>Result and check</w:t>
+            </w:r>
+          </w:p>
+        </w:tc>
+      </w:tr>
+      <w:tr>
+        <w:tc>
+          <w:tcPr>
+            <w:tcW w:type="dxa" w:w="2556"/>
+          </w:tcPr>
+          <w:p>
+            <w:r/>
+          </w:p>
+        </w:tc>
+        <w:tc>
+          <w:tcPr>
+            <w:tcW w:type="dxa" w:w="2556"/>
+          </w:tcPr>
+          <w:p>
+            <w:r/>
+          </w:p>
+        </w:tc>
+        <w:tc>
+          <w:tcPr>
+            <w:tcW w:type="dxa" w:w="2556"/>
+          </w:tcPr>
+          <w:p>
+            <w:r/>
+          </w:p>
+        </w:tc>
+        <w:tc>
+          <w:tcPr>
+            <w:tcW w:type="dxa" w:w="2556"/>
+          </w:tcPr>
+          <w:p>
+            <w:r/>
+          </w:p>
+        </w:tc>
+      </w:tr>
+    </w:tbl>
+    <w:p>
+      <w:pPr>
+        <w:pStyle w:val="Heading3"/>
+      </w:pPr>
+      <w:r>
+        <w:t>The step I completed without help, and the hint I needed</w:t>
+      </w:r>
+    </w:p>
+    <w:p>
+      <w:r>
+        <w:t>________________________________________________________________</w:t>
+      </w:r>
+    </w:p>
+    <w:p>
+      <w:r>
+        <w:t>________________________________________________________________</w:t>
+      </w:r>
+    </w:p>
+    <w:p>
+      <w:r>
+        <w:t>________________________________________________________________</w:t>
       </w:r>
     </w:p>
     <w:p>
@@ -2012,12 +1040,1039 @@
         <w:pStyle w:val="Heading1"/>
       </w:pPr>
       <w:r>
-        <w:t>23. Pictorial case practice: Project Problem and Success Test</w:t>
-      </w:r>
-    </w:p>
-    <w:p>
-      <w:r>
-        <w:t>A fictional reading-break chooser needs a transparent contract. Explain the labelled step before checking the changed condition.</w:t>
+        <w:t>03. Extra practice · Repair a claim</w:t>
+      </w:r>
+    </w:p>
+    <w:p>
+      <w:r>
+        <w:t>Use when helpful; keep this practice separate from the selected first attempt.</w:t>
+      </w:r>
+    </w:p>
+    <w:p>
+      <w:pPr>
+        <w:pStyle w:val="Heading2"/>
+      </w:pPr>
+      <w:r>
+        <w:t>Additional evidence</w:t>
+      </w:r>
+    </w:p>
+    <w:p>
+      <w:pPr>
+        <w:spacing w:line="336" w:lineRule="auto" w:after="180"/>
+      </w:pPr>
+      <w:r>
+        <w:rPr>
+          <w:b w:val="0"/>
+        </w:rPr>
+        <w:t>Use the worked case for Planning the application. Proposed explanation: “A successful run proves the conclusion”. Decide whether this explanation is supported.</w:t>
+      </w:r>
+    </w:p>
+    <w:p>
+      <w:pPr>
+        <w:spacing w:line="336" w:lineRule="auto" w:after="180"/>
+      </w:pPr>
+      <w:r>
+        <w:rPr>
+          <w:b w:val="0"/>
+        </w:rPr>
+        <w:t>Point to the step or supplied fact that decides; explain your repair if needed.</w:t>
+      </w:r>
+    </w:p>
+    <w:p>
+      <w:pPr>
+        <w:pStyle w:val="Heading3"/>
+      </w:pPr>
+      <w:r>
+        <w:t>My explanation before partner discussion</w:t>
+      </w:r>
+    </w:p>
+    <w:p>
+      <w:r>
+        <w:t>________________________________________________________________</w:t>
+      </w:r>
+    </w:p>
+    <w:p>
+      <w:r>
+        <w:t>________________________________________________________________</w:t>
+      </w:r>
+    </w:p>
+    <w:p>
+      <w:r>
+        <w:t>________________________________________________________________</w:t>
+      </w:r>
+    </w:p>
+    <w:p>
+      <w:r>
+        <w:t>________________________________________________________________</w:t>
+      </w:r>
+    </w:p>
+    <w:p>
+      <w:pPr>
+        <w:pStyle w:val="Heading1"/>
+      </w:pPr>
+      <w:r>
+        <w:t>05. Reference · Earlier target</w:t>
+      </w:r>
+    </w:p>
+    <w:p>
+      <w:r>
+        <w:t>Use when helpful; keep this practice separate from the selected first attempt.</w:t>
+      </w:r>
+    </w:p>
+    <w:p>
+      <w:pPr>
+        <w:pStyle w:val="Heading2"/>
+      </w:pPr>
+      <w:r>
+        <w:t>Additional evidence</w:t>
+      </w:r>
+    </w:p>
+    <w:p>
+      <w:pPr>
+        <w:spacing w:line="336" w:lineRule="auto" w:after="180"/>
+      </w:pPr>
+      <w:r>
+        <w:rPr>
+          <w:b w:val="0"/>
+        </w:rPr>
+        <w:t xml:space="preserve">Specify three </w:t>
+      </w:r>
+      <w:r>
+        <w:rPr>
+          <w:b/>
+        </w:rPr>
+        <w:t>acceptance test</w:t>
+      </w:r>
+      <w:r>
+        <w:rPr>
+          <w:b w:val="0"/>
+        </w:rPr>
+        <w:t>s for a recommender: a normal match, a tied score and no qualifying book. Include expected behaviour before implementation.</w:t>
+      </w:r>
+    </w:p>
+    <w:p>
+      <w:pPr>
+        <w:pStyle w:val="Heading1"/>
+      </w:pPr>
+      <w:r>
+        <w:t>06. Extra practice · Earlier worked case</w:t>
+      </w:r>
+    </w:p>
+    <w:p>
+      <w:r>
+        <w:t>Use when helpful; keep this practice separate from the selected first attempt.</w:t>
+      </w:r>
+    </w:p>
+    <w:p>
+      <w:pPr>
+        <w:pStyle w:val="Heading2"/>
+      </w:pPr>
+      <w:r>
+        <w:t>Additional evidence</w:t>
+      </w:r>
+    </w:p>
+    <w:p>
+      <w:pPr>
+        <w:spacing w:line="336" w:lineRule="auto" w:after="180"/>
+      </w:pPr>
+      <w:r>
+        <w:rPr>
+          <w:b w:val="0"/>
+        </w:rPr>
+        <w:t>A project recommends from ten approved books using genre and length.</w:t>
+      </w:r>
+    </w:p>
+    <w:p>
+      <w:pPr>
+        <w:spacing w:line="336" w:lineRule="auto" w:after="180"/>
+      </w:pPr>
+      <w:r>
+        <w:rPr>
+          <w:b w:val="0"/>
+        </w:rPr>
+        <w:t xml:space="preserve">Define </w:t>
+      </w:r>
+      <w:r>
+        <w:rPr>
+          <w:b/>
+        </w:rPr>
+        <w:t>acceptance test</w:t>
+      </w:r>
+      <w:r>
+        <w:rPr>
+          <w:b w:val="0"/>
+        </w:rPr>
+        <w:t>s.</w:t>
+      </w:r>
+    </w:p>
+    <w:p>
+      <w:pPr>
+        <w:spacing w:line="336" w:lineRule="auto" w:after="180"/>
+      </w:pPr>
+      <w:r>
+        <w:rPr>
+          <w:b w:val="0"/>
+        </w:rPr>
+        <w:t xml:space="preserve">Show your trace, calculation or </w:t>
+      </w:r>
+      <w:r>
+        <w:rPr>
+          <w:b/>
+        </w:rPr>
+        <w:t>evidence</w:t>
+      </w:r>
+    </w:p>
+    <w:p>
+      <w:pPr>
+        <w:pStyle w:val="Heading3"/>
+      </w:pPr>
+      <w:r>
+        <w:t>Write or draw your reasoning and evidence.</w:t>
+      </w:r>
+    </w:p>
+    <w:p>
+      <w:r>
+        <w:t>________________________________________________________________</w:t>
+      </w:r>
+    </w:p>
+    <w:p>
+      <w:r>
+        <w:t>________________________________________________________________</w:t>
+      </w:r>
+    </w:p>
+    <w:p>
+      <w:r>
+        <w:t>________________________________________________________________</w:t>
+      </w:r>
+    </w:p>
+    <w:p>
+      <w:r>
+        <w:t>________________________________________________________________</w:t>
+      </w:r>
+    </w:p>
+    <w:p>
+      <w:r>
+        <w:t>________________________________________________________________</w:t>
+      </w:r>
+    </w:p>
+    <w:p>
+      <w:pPr>
+        <w:pStyle w:val="Heading1"/>
+      </w:pPr>
+      <w:r>
+        <w:t>07. Extra practice · Changed case</w:t>
+      </w:r>
+    </w:p>
+    <w:p>
+      <w:r>
+        <w:t>Use when helpful; keep this practice separate from the selected first attempt.</w:t>
+      </w:r>
+    </w:p>
+    <w:p>
+      <w:pPr>
+        <w:pStyle w:val="Heading2"/>
+      </w:pPr>
+      <w:r>
+        <w:t>Additional evidence</w:t>
+      </w:r>
+    </w:p>
+    <w:p>
+      <w:pPr>
+        <w:spacing w:line="336" w:lineRule="auto" w:after="180"/>
+      </w:pPr>
+      <w:r>
+        <w:rPr>
+          <w:b w:val="0"/>
+        </w:rPr>
+        <w:t>Define a testable goal for a book recommender serving readers who want short space books. Include a concrete success condition.</w:t>
+      </w:r>
+    </w:p>
+    <w:p>
+      <w:pPr>
+        <w:spacing w:line="336" w:lineRule="auto" w:after="180"/>
+      </w:pPr>
+      <w:r>
+        <w:rPr>
+          <w:b w:val="0"/>
+        </w:rPr>
+        <w:t>My practice reasoning</w:t>
+      </w:r>
+    </w:p>
+    <w:p>
+      <w:pPr>
+        <w:pStyle w:val="Heading3"/>
+      </w:pPr>
+      <w:r>
+        <w:t>Write or draw your reasoning and evidence.</w:t>
+      </w:r>
+    </w:p>
+    <w:p>
+      <w:r>
+        <w:t>________________________________________________________________</w:t>
+      </w:r>
+    </w:p>
+    <w:p>
+      <w:r>
+        <w:t>________________________________________________________________</w:t>
+      </w:r>
+    </w:p>
+    <w:p>
+      <w:r>
+        <w:t>________________________________________________________________</w:t>
+      </w:r>
+    </w:p>
+    <w:p>
+      <w:r>
+        <w:t>________________________________________________________________</w:t>
+      </w:r>
+    </w:p>
+    <w:p>
+      <w:r>
+        <w:t>________________________________________________________________</w:t>
+      </w:r>
+    </w:p>
+    <w:p>
+      <w:pPr>
+        <w:pStyle w:val="Heading3"/>
+      </w:pPr>
+      <w:r>
+        <w:t>Week 32 Test and reflect</w:t>
+      </w:r>
+    </w:p>
+    <w:p>
+      <w:pPr>
+        <w:pStyle w:val="Heading1"/>
+      </w:pPr>
+      <w:r>
+        <w:t>08. Extra practice · A revealing test</w:t>
+      </w:r>
+    </w:p>
+    <w:p>
+      <w:r>
+        <w:t>Use when helpful; keep this practice separate from the selected first attempt.</w:t>
+      </w:r>
+    </w:p>
+    <w:p>
+      <w:pPr>
+        <w:pStyle w:val="Heading2"/>
+      </w:pPr>
+      <w:r>
+        <w:t>Additional evidence</w:t>
+      </w:r>
+    </w:p>
+    <w:p>
+      <w:pPr>
+        <w:spacing w:line="336" w:lineRule="auto" w:after="180"/>
+      </w:pPr>
+      <w:r>
+        <w:rPr>
+          <w:b w:val="0"/>
+        </w:rPr>
+        <w:t xml:space="preserve">Create a changed </w:t>
+      </w:r>
+      <w:r>
+        <w:rPr>
+          <w:b/>
+        </w:rPr>
+        <w:t>input</w:t>
+      </w:r>
+      <w:r>
+        <w:rPr>
+          <w:b w:val="0"/>
+        </w:rPr>
+        <w:t>, boundary case or missing-information case. Write the expected answer or safe response before testing.</w:t>
+      </w:r>
+    </w:p>
+    <w:tbl>
+      <w:tblPr>
+        <w:tblStyle w:val="LightShading-Accent1"/>
+        <w:tblW w:type="auto" w:w="0"/>
+        <w:tblLook w:firstColumn="1" w:firstRow="1" w:lastColumn="0" w:lastRow="0" w:noHBand="0" w:noVBand="1" w:val="04A0"/>
+      </w:tblPr>
+      <w:tblGrid>
+        <w:gridCol w:w="5112"/>
+        <w:gridCol w:w="5112"/>
+      </w:tblGrid>
+      <w:tr>
+        <w:trPr>
+          <w:tblHeader/>
+        </w:trPr>
+        <w:tc>
+          <w:tcPr>
+            <w:tcW w:type="dxa" w:w="5112"/>
+          </w:tcPr>
+          <w:p>
+            <w:r>
+              <w:t>Test record</w:t>
+            </w:r>
+          </w:p>
+        </w:tc>
+        <w:tc>
+          <w:tcPr>
+            <w:tcW w:type="dxa" w:w="5112"/>
+          </w:tcPr>
+          <w:p>
+            <w:r>
+              <w:t>My evidence</w:t>
+            </w:r>
+          </w:p>
+        </w:tc>
+      </w:tr>
+      <w:tr>
+        <w:tc>
+          <w:tcPr>
+            <w:tcW w:type="dxa" w:w="5112"/>
+          </w:tcPr>
+          <w:p>
+            <w:r>
+              <w:t>Changed input or condition</w:t>
+            </w:r>
+          </w:p>
+        </w:tc>
+        <w:tc>
+          <w:tcPr>
+            <w:tcW w:type="dxa" w:w="5112"/>
+          </w:tcPr>
+          <w:p>
+            <w:r/>
+          </w:p>
+        </w:tc>
+      </w:tr>
+      <w:tr>
+        <w:tc>
+          <w:tcPr>
+            <w:tcW w:type="dxa" w:w="5112"/>
+          </w:tcPr>
+          <w:p>
+            <w:r>
+              <w:t>Expected answer or fallback</w:t>
+            </w:r>
+          </w:p>
+        </w:tc>
+        <w:tc>
+          <w:tcPr>
+            <w:tcW w:type="dxa" w:w="5112"/>
+          </w:tcPr>
+          <w:p>
+            <w:r/>
+          </w:p>
+        </w:tc>
+      </w:tr>
+      <w:tr>
+        <w:tc>
+          <w:tcPr>
+            <w:tcW w:type="dxa" w:w="5112"/>
+          </w:tcPr>
+          <w:p>
+            <w:r>
+              <w:t>Observed result</w:t>
+            </w:r>
+          </w:p>
+        </w:tc>
+        <w:tc>
+          <w:tcPr>
+            <w:tcW w:type="dxa" w:w="5112"/>
+          </w:tcPr>
+          <w:p>
+            <w:r/>
+          </w:p>
+        </w:tc>
+      </w:tr>
+      <w:tr>
+        <w:tc>
+          <w:tcPr>
+            <w:tcW w:type="dxa" w:w="5112"/>
+          </w:tcPr>
+          <w:p>
+            <w:r>
+              <w:t>Why the result occurred</w:t>
+            </w:r>
+          </w:p>
+        </w:tc>
+        <w:tc>
+          <w:tcPr>
+            <w:tcW w:type="dxa" w:w="5112"/>
+          </w:tcPr>
+          <w:p>
+            <w:r/>
+          </w:p>
+        </w:tc>
+      </w:tr>
+    </w:tbl>
+    <w:p>
+      <w:pPr>
+        <w:pStyle w:val="Heading1"/>
+      </w:pPr>
+      <w:r>
+        <w:t>11. Extra practice · Earlier transfer</w:t>
+      </w:r>
+    </w:p>
+    <w:p>
+      <w:r>
+        <w:t>Use when helpful; keep this practice separate from the selected first attempt.</w:t>
+      </w:r>
+    </w:p>
+    <w:p>
+      <w:pPr>
+        <w:pStyle w:val="Heading2"/>
+      </w:pPr>
+      <w:r>
+        <w:t>Additional evidence</w:t>
+      </w:r>
+    </w:p>
+    <w:p>
+      <w:pPr>
+        <w:spacing w:line="336" w:lineRule="auto" w:after="180"/>
+      </w:pPr>
+      <w:r>
+        <w:rPr>
+          <w:b w:val="0"/>
+        </w:rPr>
+        <w:t xml:space="preserve">Specify three </w:t>
+      </w:r>
+      <w:r>
+        <w:rPr>
+          <w:b/>
+        </w:rPr>
+        <w:t>acceptance test</w:t>
+      </w:r>
+      <w:r>
+        <w:rPr>
+          <w:b w:val="0"/>
+        </w:rPr>
+        <w:t>s for a recommender: a normal match, a tied score and no qualifying book. Include expected behaviour before implementation.</w:t>
+      </w:r>
+    </w:p>
+    <w:p>
+      <w:pPr>
+        <w:pStyle w:val="Heading3"/>
+      </w:pPr>
+      <w:r>
+        <w:t>My explanation after practice</w:t>
+      </w:r>
+    </w:p>
+    <w:p>
+      <w:r>
+        <w:t>________________________________________________________________</w:t>
+      </w:r>
+    </w:p>
+    <w:p>
+      <w:r>
+        <w:t>________________________________________________________________</w:t>
+      </w:r>
+    </w:p>
+    <w:p>
+      <w:r>
+        <w:t>________________________________________________________________</w:t>
+      </w:r>
+    </w:p>
+    <w:p>
+      <w:r>
+        <w:t>________________________________________________________________</w:t>
+      </w:r>
+    </w:p>
+    <w:p>
+      <w:r>
+        <w:t>________________________________________________________________</w:t>
+      </w:r>
+    </w:p>
+    <w:p>
+      <w:r>
+        <w:t>________________________________________________________________</w:t>
+      </w:r>
+    </w:p>
+    <w:p>
+      <w:r>
+        <w:t>________________________________________________________________</w:t>
+      </w:r>
+    </w:p>
+    <w:p>
+      <w:pPr>
+        <w:spacing w:line="336" w:lineRule="auto" w:after="180"/>
+      </w:pPr>
+      <w:r>
+        <w:rPr>
+          <w:b w:val="0"/>
+        </w:rPr>
+        <w:t>Record support used: none, hint or teacher explanation.</w:t>
+      </w:r>
+    </w:p>
+    <w:p>
+      <w:pPr>
+        <w:pStyle w:val="Heading1"/>
+      </w:pPr>
+      <w:r>
+        <w:t>15. Reference · Selected W4 response copy</w:t>
+      </w:r>
+    </w:p>
+    <w:p>
+      <w:r>
+        <w:t>Use when helpful; keep this practice separate from the selected first attempt.</w:t>
+      </w:r>
+    </w:p>
+    <w:p>
+      <w:pPr>
+        <w:pStyle w:val="Heading2"/>
+      </w:pPr>
+      <w:r>
+        <w:t>Additional evidence</w:t>
+      </w:r>
+    </w:p>
+    <w:p>
+      <w:pPr>
+        <w:spacing w:line="336" w:lineRule="auto" w:after="180"/>
+      </w:pPr>
+      <w:r>
+        <w:rPr>
+          <w:b w:val="0"/>
+        </w:rPr>
+        <w:t xml:space="preserve">Plan a 15-minute fictional club chooser. Specify schema, score, duration limit, tie rule, invalid-data behavior, </w:t>
+      </w:r>
+      <w:r>
+        <w:rPr>
+          <w:b/>
+        </w:rPr>
+        <w:t>output</w:t>
+      </w:r>
+      <w:r>
+        <w:rPr>
+          <w:b w:val="0"/>
+        </w:rPr>
+        <w:t xml:space="preserve"> and three </w:t>
+      </w:r>
+      <w:r>
+        <w:rPr>
+          <w:b/>
+        </w:rPr>
+        <w:t>acceptance case</w:t>
+      </w:r>
+      <w:r>
+        <w:rPr>
+          <w:b w:val="0"/>
+        </w:rPr>
+        <w:t>s.</w:t>
+      </w:r>
+    </w:p>
+    <w:p>
+      <w:pPr>
+        <w:pStyle w:val="Heading3"/>
+      </w:pPr>
+      <w:r>
+        <w:t>My reasoning and evidence</w:t>
+      </w:r>
+    </w:p>
+    <w:p>
+      <w:r>
+        <w:t>________________________________________________________________</w:t>
+      </w:r>
+    </w:p>
+    <w:p>
+      <w:r>
+        <w:t>________________________________________________________________</w:t>
+      </w:r>
+    </w:p>
+    <w:p>
+      <w:r>
+        <w:t>________________________________________________________________</w:t>
+      </w:r>
+    </w:p>
+    <w:p>
+      <w:r>
+        <w:t>________________________________________________________________</w:t>
+      </w:r>
+    </w:p>
+    <w:p>
+      <w:r>
+        <w:t>________________________________________________________________</w:t>
+      </w:r>
+    </w:p>
+    <w:p>
+      <w:r>
+        <w:t>________________________________________________________________</w:t>
+      </w:r>
+    </w:p>
+    <w:p>
+      <w:r>
+        <w:t>________________________________________________________________</w:t>
+      </w:r>
+    </w:p>
+    <w:p>
+      <w:r>
+        <w:t>________________________________________________________________</w:t>
+      </w:r>
+    </w:p>
+    <w:p>
+      <w:pPr>
+        <w:pStyle w:val="Heading1"/>
+      </w:pPr>
+      <w:r>
+        <w:t>17. Extension · A reproducible data investigation — W1 State the question</w:t>
+      </w:r>
+    </w:p>
+    <w:p>
+      <w:r>
+        <w:t>Retained extension task with its own teacher key and response.</w:t>
+      </w:r>
+    </w:p>
+    <w:p>
+      <w:pPr>
+        <w:pStyle w:val="Heading2"/>
+      </w:pPr>
+      <w:r>
+        <w:t>Extension question and record</w:t>
+      </w:r>
+    </w:p>
+    <w:p>
+      <w:pPr>
+        <w:pStyle w:val="ListBullet"/>
+      </w:pPr>
+      <w:r>
+        <w:t>Write the worked investigation question so its population of records is clear.</w:t>
+      </w:r>
+    </w:p>
+    <w:p>
+      <w:pPr>
+        <w:pStyle w:val="Heading3"/>
+      </w:pPr>
+      <w:r>
+        <w:t>My reasoning and evidence</w:t>
+      </w:r>
+    </w:p>
+    <w:p>
+      <w:r>
+        <w:t>________________________________________________________________</w:t>
+      </w:r>
+    </w:p>
+    <w:p>
+      <w:r>
+        <w:t>________________________________________________________________</w:t>
+      </w:r>
+    </w:p>
+    <w:p>
+      <w:r>
+        <w:t>________________________________________________________________</w:t>
+      </w:r>
+    </w:p>
+    <w:p>
+      <w:r>
+        <w:t>________________________________________________________________</w:t>
+      </w:r>
+    </w:p>
+    <w:p>
+      <w:r>
+        <w:t>________________________________________________________________</w:t>
+      </w:r>
+    </w:p>
+    <w:p>
+      <w:r>
+        <w:t>________________________________________________________________</w:t>
+      </w:r>
+    </w:p>
+    <w:p>
+      <w:pPr>
+        <w:pStyle w:val="Heading1"/>
+      </w:pPr>
+      <w:r>
+        <w:t>18. Extension · W2 Trace exclusions</w:t>
+      </w:r>
+    </w:p>
+    <w:p>
+      <w:r>
+        <w:t>Use the duration schema beside this standalone task.</w:t>
+      </w:r>
+    </w:p>
+    <w:p>
+      <w:pPr>
+        <w:pStyle w:val="Heading2"/>
+      </w:pPr>
+      <w:r>
+        <w:t>Schema, question and response</w:t>
+      </w:r>
+    </w:p>
+    <w:p>
+      <w:pPr>
+        <w:pStyle w:val="ListBullet"/>
+      </w:pPr>
+      <w:r>
+        <w:t>Duration extension schema: accept exact integers0..60 including0 and60; reject Boolean,missing,negative or over60 values with reasons. For a mean divide by accepted count only; when none accepted, report no valid observations.</w:t>
+      </w:r>
+    </w:p>
+    <w:p>
+      <w:pPr>
+        <w:pStyle w:val="ListBullet"/>
+      </w:pPr>
+      <w:r>
+        <w:t>Classify 0, None, -2 and 60 under the schema.</w:t>
+      </w:r>
+    </w:p>
+    <w:p>
+      <w:pPr>
+        <w:pStyle w:val="Heading3"/>
+      </w:pPr>
+      <w:r>
+        <w:t>My reasoning and evidence</w:t>
+      </w:r>
+    </w:p>
+    <w:p>
+      <w:r>
+        <w:t>________________________________________________________________</w:t>
+      </w:r>
+    </w:p>
+    <w:p>
+      <w:r>
+        <w:t>________________________________________________________________</w:t>
+      </w:r>
+    </w:p>
+    <w:p>
+      <w:r>
+        <w:t>________________________________________________________________</w:t>
+      </w:r>
+    </w:p>
+    <w:p>
+      <w:r>
+        <w:t>________________________________________________________________</w:t>
+      </w:r>
+    </w:p>
+    <w:p>
+      <w:r>
+        <w:t>________________________________________________________________</w:t>
+      </w:r>
+    </w:p>
+    <w:p>
+      <w:r>
+        <w:t>________________________________________________________________</w:t>
+      </w:r>
+    </w:p>
+    <w:p>
+      <w:pPr>
+        <w:pStyle w:val="Heading1"/>
+      </w:pPr>
+      <w:r>
+        <w:t>19. Extension · A reproducible data investigation — W3 Repair a denominator</w:t>
+      </w:r>
+    </w:p>
+    <w:p>
+      <w:r>
+        <w:t>Retained extension task with its own teacher key and response.</w:t>
+      </w:r>
+    </w:p>
+    <w:p>
+      <w:pPr>
+        <w:pStyle w:val="Heading2"/>
+      </w:pPr>
+      <w:r>
+        <w:t>Extension question and record</w:t>
+      </w:r>
+    </w:p>
+    <w:p>
+      <w:pPr>
+        <w:pStyle w:val="ListBullet"/>
+      </w:pPr>
+      <w:r>
+        <w:t>A report divides a valid total of 24 by six supplied rows, though only three are valid. Correct the valid-record mean.</w:t>
+      </w:r>
+    </w:p>
+    <w:p>
+      <w:pPr>
+        <w:pStyle w:val="Heading3"/>
+      </w:pPr>
+      <w:r>
+        <w:t>My reasoning and evidence</w:t>
+      </w:r>
+    </w:p>
+    <w:p>
+      <w:r>
+        <w:t>________________________________________________________________</w:t>
+      </w:r>
+    </w:p>
+    <w:p>
+      <w:r>
+        <w:t>________________________________________________________________</w:t>
+      </w:r>
+    </w:p>
+    <w:p>
+      <w:r>
+        <w:t>________________________________________________________________</w:t>
+      </w:r>
+    </w:p>
+    <w:p>
+      <w:r>
+        <w:t>________________________________________________________________</w:t>
+      </w:r>
+    </w:p>
+    <w:p>
+      <w:r>
+        <w:t>________________________________________________________________</w:t>
+      </w:r>
+    </w:p>
+    <w:p>
+      <w:r>
+        <w:t>________________________________________________________________</w:t>
+      </w:r>
+    </w:p>
+    <w:p>
+      <w:pPr>
+        <w:pStyle w:val="Heading1"/>
+      </w:pPr>
+      <w:r>
+        <w:t>20. Extension · A reproducible data investigation — W4 Investigate independently</w:t>
+      </w:r>
+    </w:p>
+    <w:p>
+      <w:r>
+        <w:t>Retained extension task with its own teacher key and response.</w:t>
+      </w:r>
+    </w:p>
+    <w:p>
+      <w:pPr>
+        <w:pStyle w:val="Heading2"/>
+      </w:pPr>
+      <w:r>
+        <w:t>Extension question and record</w:t>
+      </w:r>
+    </w:p>
+    <w:p>
+      <w:pPr>
+        <w:pStyle w:val="ListBullet"/>
+      </w:pPr>
+      <w:r>
+        <w:t>Analyze raw durations [6, 12, None, 0, 70, 18] with the same schema. Report question, accepted list, rejections, mean and one limitation.</w:t>
+      </w:r>
+    </w:p>
+    <w:p>
+      <w:pPr>
+        <w:pStyle w:val="Heading3"/>
+      </w:pPr>
+      <w:r>
+        <w:t>My reasoning and evidence</w:t>
+      </w:r>
+    </w:p>
+    <w:p>
+      <w:r>
+        <w:t>________________________________________________________________</w:t>
+      </w:r>
+    </w:p>
+    <w:p>
+      <w:r>
+        <w:t>________________________________________________________________</w:t>
+      </w:r>
+    </w:p>
+    <w:p>
+      <w:r>
+        <w:t>________________________________________________________________</w:t>
+      </w:r>
+    </w:p>
+    <w:p>
+      <w:r>
+        <w:t>________________________________________________________________</w:t>
+      </w:r>
+    </w:p>
+    <w:p>
+      <w:r>
+        <w:t>________________________________________________________________</w:t>
+      </w:r>
+    </w:p>
+    <w:p>
+      <w:r>
+        <w:t>________________________________________________________________</w:t>
+      </w:r>
+    </w:p>
+    <w:p>
+      <w:r>
+        <w:t>________________________________________________________________</w:t>
+      </w:r>
+    </w:p>
+    <w:p>
+      <w:r>
+        <w:t>________________________________________________________________</w:t>
+      </w:r>
+    </w:p>
+    <w:p>
+      <w:pPr>
+        <w:pStyle w:val="Heading1"/>
+      </w:pPr>
+      <w:r>
+        <w:t>21. Extension · A reproducible data investigation — W5 Support reproduction</w:t>
+      </w:r>
+    </w:p>
+    <w:p>
+      <w:r>
+        <w:t>Retained extension task with its own teacher key and response.</w:t>
+      </w:r>
+    </w:p>
+    <w:p>
+      <w:pPr>
+        <w:pStyle w:val="Heading2"/>
+      </w:pPr>
+      <w:r>
+        <w:t>Extension question and record</w:t>
+      </w:r>
+    </w:p>
+    <w:p>
+      <w:pPr>
+        <w:pStyle w:val="ListBullet"/>
+      </w:pPr>
+      <w:r>
+        <w:t>A report gives only mean 9. What additional evidence lets a peer reproduce it?</w:t>
+      </w:r>
+    </w:p>
+    <w:p>
+      <w:pPr>
+        <w:pStyle w:val="Heading3"/>
+      </w:pPr>
+      <w:r>
+        <w:t>My reasoning and evidence</w:t>
+      </w:r>
+    </w:p>
+    <w:p>
+      <w:r>
+        <w:t>________________________________________________________________</w:t>
+      </w:r>
+    </w:p>
+    <w:p>
+      <w:r>
+        <w:t>________________________________________________________________</w:t>
+      </w:r>
+    </w:p>
+    <w:p>
+      <w:r>
+        <w:t>________________________________________________________________</w:t>
+      </w:r>
+    </w:p>
+    <w:p>
+      <w:r>
+        <w:t>________________________________________________________________</w:t>
+      </w:r>
+    </w:p>
+    <w:p>
+      <w:r>
+        <w:t>________________________________________________________________</w:t>
+      </w:r>
+    </w:p>
+    <w:p>
+      <w:r>
+        <w:t>________________________________________________________________</w:t>
+      </w:r>
+    </w:p>
+    <w:p>
+      <w:pPr>
+        <w:pStyle w:val="Heading1"/>
+      </w:pPr>
+      <w:r>
+        <w:t>23. Extra practice · Pictured case</w:t>
+      </w:r>
+    </w:p>
+    <w:p>
+      <w:r>
+        <w:t>Use when helpful; keep this practice separate from the selected first attempt.</w:t>
+      </w:r>
+    </w:p>
+    <w:p>
+      <w:pPr>
+        <w:pStyle w:val="Heading2"/>
+      </w:pPr>
+      <w:r>
+        <w:t>Additional evidence</w:t>
       </w:r>
     </w:p>
     <w:p>
@@ -2152,16 +2207,7 @@
     </w:p>
     <w:p>
       <w:pPr>
-        <w:pStyle w:val="Heading3"/>
-      </w:pPr>
-      <w:r>
-        <w:t>Record the help used</w:t>
-      </w:r>
-    </w:p>
-    <w:p>
-      <w:pPr>
         <w:spacing w:line="336" w:lineRule="auto" w:after="180"/>
-        <w:shd w:fill="F1F6F8"/>
       </w:pPr>
       <w:r>
         <w:rPr>
@@ -2198,12 +2244,20 @@
         <w:pStyle w:val="Heading1"/>
       </w:pPr>
       <w:r>
-        <w:t>24. Project portfolio milestone</w:t>
-      </w:r>
-    </w:p>
-    <w:p>
-      <w:r>
-        <w:t>Keep this week’s input, deciding step, result and limit together in the Transparent Book Recommender record.</w:t>
+        <w:t>24. Reference · Project milestone</w:t>
+      </w:r>
+    </w:p>
+    <w:p>
+      <w:r>
+        <w:t>Use when helpful; keep this practice separate from the selected first attempt.</w:t>
+      </w:r>
+    </w:p>
+    <w:p>
+      <w:pPr>
+        <w:pStyle w:val="Heading2"/>
+      </w:pPr>
+      <w:r>
+        <w:t>Additional evidence</w:t>
       </w:r>
     </w:p>
     <w:p>
@@ -2405,12 +2459,593 @@
         <w:pStyle w:val="Heading1"/>
       </w:pPr>
       <w:r>
-        <w:t>25. Supported practice and learning evidence</w:t>
-      </w:r>
-    </w:p>
-    <w:p>
-      <w:r>
-        <w:t>Try the supported questions before comparing with hints and feedback. Record what you repaired and the evidence you retained.</w:t>
+        <w:t>25. Extra practice · Pictures, feedback and repair</w:t>
+      </w:r>
+    </w:p>
+    <w:p>
+      <w:r>
+        <w:t>Try before opening feedback; keep the selected independent task separate.</w:t>
+      </w:r>
+    </w:p>
+    <w:p>
+      <w:pPr>
+        <w:pStyle w:val="Heading2"/>
+      </w:pPr>
+      <w:r>
+        <w:t>First supported question</w:t>
+      </w:r>
+    </w:p>
+    <w:p>
+      <w:pPr>
+        <w:pStyle w:val="ListBullet"/>
+      </w:pPr>
+      <w:r>
+        <w:t>A fictional reading-break chooser needs a transparent contract.</w:t>
+      </w:r>
+    </w:p>
+    <w:p>
+      <w:pPr>
+        <w:pStyle w:val="Heading3"/>
+      </w:pPr>
+      <w:r>
+        <w:t>Practice 1: explain the deciding evidence</w:t>
+      </w:r>
+    </w:p>
+    <w:p>
+      <w:pPr>
+        <w:pStyle w:val="ListBullet"/>
+      </w:pPr>
+      <w:r>
+        <w:t>Which labelled step matches this detail? Also plan invalid request, no eligible item and equal-score cases.</w:t>
+      </w:r>
+    </w:p>
+    <w:p>
+      <w:pPr>
+        <w:pStyle w:val="ListBullet"/>
+      </w:pPr>
+      <w:r>
+        <w:t>1. Filter and rank</w:t>
+      </w:r>
+    </w:p>
+    <w:p>
+      <w:pPr>
+        <w:pStyle w:val="ListBullet"/>
+      </w:pPr>
+      <w:r>
+        <w:t>2. Specify inputs</w:t>
+      </w:r>
+    </w:p>
+    <w:p>
+      <w:pPr>
+        <w:pStyle w:val="ListBullet"/>
+      </w:pPr>
+      <w:r>
+        <w:t>3. Acceptance cases</w:t>
+      </w:r>
+    </w:p>
+    <w:p>
+      <w:pPr>
+        <w:pStyle w:val="ListBullet"/>
+      </w:pPr>
+      <w:r>
+        <w:t>4. Expected output</w:t>
+      </w:r>
+    </w:p>
+    <w:p>
+      <w:pPr>
+        <w:pStyle w:val="Heading3"/>
+      </w:pPr>
+      <w:r>
+        <w:t>My selected conclusion, deciding fact and explanation</w:t>
+      </w:r>
+    </w:p>
+    <w:p>
+      <w:r>
+        <w:t>________________________________________________________________</w:t>
+      </w:r>
+    </w:p>
+    <w:p>
+      <w:r>
+        <w:t>________________________________________________________________</w:t>
+      </w:r>
+    </w:p>
+    <w:p>
+      <w:r>
+        <w:t>________________________________________________________________</w:t>
+      </w:r>
+    </w:p>
+    <w:p>
+      <w:r>
+        <w:t>________________________________________________________________</w:t>
+      </w:r>
+    </w:p>
+    <w:p>
+      <w:r>
+        <w:t>________________________________________________________________</w:t>
+      </w:r>
+    </w:p>
+    <w:p>
+      <w:pPr>
+        <w:pStyle w:val="ListBullet"/>
+      </w:pPr>
+      <w:r>
+        <w:t>Hint if needed: Read the steps in the pictorial case. Match the supplied detail to the stage that performs or records it.</w:t>
+      </w:r>
+    </w:p>
+    <w:p>
+      <w:pPr>
+        <w:pStyle w:val="Heading2"/>
+      </w:pPr>
+      <w:r>
+        <w:t>Check after trying · reference / check after trying</w:t>
+      </w:r>
+    </w:p>
+    <w:p>
+      <w:pPr>
+        <w:spacing w:line="336" w:lineRule="auto" w:after="180"/>
+      </w:pPr>
+      <w:r>
+        <w:rPr>
+          <w:b w:val="0"/>
+        </w:rPr>
+        <w:t xml:space="preserve">After your attempt, compare with the supported explanation: </w:t>
+      </w:r>
+      <w:r>
+        <w:rPr>
+          <w:b/>
+        </w:rPr>
+        <w:t>Acceptance case</w:t>
+      </w:r>
+      <w:r>
+        <w:rPr>
+          <w:b w:val="0"/>
+        </w:rPr>
+        <w:t>s Also plan invalid request, no eligible item and equal-score cases. Planning fixes what success means before code returns an answer.</w:t>
+      </w:r>
+    </w:p>
+    <w:p>
+      <w:pPr>
+        <w:spacing w:line="336" w:lineRule="auto" w:after="180"/>
+      </w:pPr>
+      <w:r>
+        <w:rPr>
+          <w:b w:val="0"/>
+        </w:rPr>
+        <w:t xml:space="preserve">The duration boundary includes equality, and the tie policy prevents accidental list-order dependence. A complete </w:t>
+      </w:r>
+      <w:r>
+        <w:rPr>
+          <w:b/>
+        </w:rPr>
+        <w:t>output</w:t>
+      </w:r>
+      <w:r>
+        <w:rPr>
+          <w:b w:val="0"/>
+        </w:rPr>
+        <w:t xml:space="preserve"> may include why other rows were excluded.</w:t>
+      </w:r>
+    </w:p>
+    <w:p>
+      <w:pPr>
+        <w:spacing w:line="336" w:lineRule="auto" w:after="180"/>
+      </w:pPr>
+      <w:r>
+        <w:rPr>
+          <w:b w:val="0"/>
+        </w:rPr>
+        <w:t>Test expectations should come from the contract rather than copying the first program result.</w:t>
+      </w:r>
+    </w:p>
+    <w:p>
+      <w:pPr>
+        <w:pStyle w:val="Heading2"/>
+      </w:pPr>
+      <w:r>
+        <w:t>Changed-case question</w:t>
+      </w:r>
+    </w:p>
+    <w:p>
+      <w:pPr>
+        <w:pStyle w:val="Heading3"/>
+      </w:pPr>
+      <w:r>
+        <w:t>Practice 2: explain the deciding evidence</w:t>
+      </w:r>
+    </w:p>
+    <w:p>
+      <w:pPr>
+        <w:pStyle w:val="ListBullet"/>
+      </w:pPr>
+      <w:r>
+        <w:t>Changed-case practice: Reduce the limit from 8 to 5. Which conclusion is supported by the supplied facts?</w:t>
+      </w:r>
+    </w:p>
+    <w:p>
+      <w:pPr>
+        <w:pStyle w:val="ListBullet"/>
+      </w:pPr>
+      <w:r>
+        <w:t>1. This one example guarantees correct results for every future input.</w:t>
+      </w:r>
+    </w:p>
+    <w:p>
+      <w:pPr>
+        <w:pStyle w:val="ListBullet"/>
+      </w:pPr>
+      <w:r>
+        <w:t>2. Return no eligible item.</w:t>
+      </w:r>
+    </w:p>
+    <w:p>
+      <w:pPr>
+        <w:pStyle w:val="ListBullet"/>
+      </w:pPr>
+      <w:r>
+        <w:t>3. We can decide the result without examining the changed input or the procedure.</w:t>
+      </w:r>
+    </w:p>
+    <w:p>
+      <w:pPr>
+        <w:pStyle w:val="Heading3"/>
+      </w:pPr>
+      <w:r>
+        <w:t>My selected conclusion, deciding fact and explanation</w:t>
+      </w:r>
+    </w:p>
+    <w:p>
+      <w:r>
+        <w:t>________________________________________________________________</w:t>
+      </w:r>
+    </w:p>
+    <w:p>
+      <w:r>
+        <w:t>________________________________________________________________</w:t>
+      </w:r>
+    </w:p>
+    <w:p>
+      <w:r>
+        <w:t>________________________________________________________________</w:t>
+      </w:r>
+    </w:p>
+    <w:p>
+      <w:r>
+        <w:t>________________________________________________________________</w:t>
+      </w:r>
+    </w:p>
+    <w:p>
+      <w:r>
+        <w:t>________________________________________________________________</w:t>
+      </w:r>
+    </w:p>
+    <w:p>
+      <w:pPr>
+        <w:pStyle w:val="ListBullet"/>
+      </w:pPr>
+      <w:r>
+        <w:t>Hint if needed: Use the changed condition and the deciding step in the pictorial trace. The answer must say what follows from those facts.</w:t>
+      </w:r>
+    </w:p>
+    <w:p>
+      <w:pPr>
+        <w:pStyle w:val="Heading2"/>
+      </w:pPr>
+      <w:r>
+        <w:t>Check changed case · reference / check after trying</w:t>
+      </w:r>
+    </w:p>
+    <w:p>
+      <w:pPr>
+        <w:spacing w:line="336" w:lineRule="auto" w:after="180"/>
+      </w:pPr>
+      <w:r>
+        <w:rPr>
+          <w:b w:val="0"/>
+        </w:rPr>
+        <w:t>After your attempt, compare with the supported explanation: Return no eligible item. All three valid rows take more than five minutes.</w:t>
+      </w:r>
+    </w:p>
+    <w:p>
+      <w:pPr>
+        <w:pStyle w:val="Heading2"/>
+      </w:pPr>
+      <w:r>
+        <w:t>Repair and keep evidence</w:t>
+      </w:r>
+    </w:p>
+    <w:p>
+      <w:pPr>
+        <w:spacing w:line="336" w:lineRule="auto" w:after="180"/>
+      </w:pPr>
+      <w:r>
+        <w:rPr>
+          <w:b w:val="0"/>
+        </w:rPr>
+        <w:t xml:space="preserve">Review Permissions and Human Review (ai-2/31). Goal: Explain the </w:t>
+      </w:r>
+      <w:r>
+        <w:rPr>
+          <w:b/>
+        </w:rPr>
+        <w:t>mechanism</w:t>
+      </w:r>
+      <w:r>
+        <w:rPr>
+          <w:b w:val="0"/>
+        </w:rPr>
+        <w:t xml:space="preserve"> and terminology of least privilege and tool </w:t>
+      </w:r>
+      <w:r>
+        <w:rPr>
+          <w:b/>
+        </w:rPr>
+        <w:t>scope</w:t>
+      </w:r>
+      <w:r>
+        <w:rPr>
+          <w:b w:val="0"/>
+        </w:rPr>
+        <w:t>s. Short practice: Which proposal is allowed, and why is an authorised object alone insufficient?.</w:t>
+      </w:r>
+    </w:p>
+    <w:p>
+      <w:pPr>
+        <w:spacing w:line="336" w:lineRule="auto" w:after="180"/>
+      </w:pPr>
+      <w:r>
+        <w:rPr>
+          <w:b w:val="0"/>
+        </w:rPr>
+        <w:t>Return to this week and explain what you changed.</w:t>
+      </w:r>
+    </w:p>
+    <w:p>
+      <w:pPr>
+        <w:spacing w:line="336" w:lineRule="auto" w:after="180"/>
+      </w:pPr>
+      <w:r>
+        <w:rPr>
+          <w:b w:val="0"/>
+        </w:rPr>
+        <w:t xml:space="preserve">Review </w:t>
+      </w:r>
+      <w:r>
+        <w:rPr>
+          <w:b/>
+        </w:rPr>
+        <w:t>Evidence</w:t>
+      </w:r>
+      <w:r>
+        <w:rPr>
+          <w:b w:val="0"/>
+        </w:rPr>
+        <w:t xml:space="preserve"> and Sources (ai-2/29). Goal: Explain the </w:t>
+      </w:r>
+      <w:r>
+        <w:rPr>
+          <w:b/>
+        </w:rPr>
+        <w:t>mechanism</w:t>
+      </w:r>
+      <w:r>
+        <w:rPr>
+          <w:b w:val="0"/>
+        </w:rPr>
+        <w:t xml:space="preserve"> and terminology of claim support and citation evaluation.</w:t>
+      </w:r>
+    </w:p>
+    <w:p>
+      <w:pPr>
+        <w:spacing w:line="336" w:lineRule="auto" w:after="180"/>
+      </w:pPr>
+      <w:r>
+        <w:rPr>
+          <w:b w:val="0"/>
+        </w:rPr>
+        <w:t>Short practice: Why is the original answer not fully supported despite having citations on every claim?. Return to this week and explain what you changed.</w:t>
+      </w:r>
+    </w:p>
+    <w:p>
+      <w:pPr>
+        <w:spacing w:line="336" w:lineRule="auto" w:after="180"/>
+      </w:pPr>
+      <w:r>
+        <w:rPr>
+          <w:b w:val="0"/>
+        </w:rPr>
+        <w:t xml:space="preserve">Review Image and Voice </w:t>
+      </w:r>
+      <w:r>
+        <w:rPr>
+          <w:b/>
+        </w:rPr>
+        <w:t>Pipeline</w:t>
+      </w:r>
+      <w:r>
+        <w:rPr>
+          <w:b w:val="0"/>
+        </w:rPr>
+        <w:t xml:space="preserve">s (ai-2/26). Goal: Explain the </w:t>
+      </w:r>
+      <w:r>
+        <w:rPr>
+          <w:b/>
+        </w:rPr>
+        <w:t>mechanism</w:t>
+      </w:r>
+      <w:r>
+        <w:rPr>
+          <w:b w:val="0"/>
+        </w:rPr>
+        <w:t xml:space="preserve"> and terminology of speech </w:t>
+      </w:r>
+      <w:r>
+        <w:rPr>
+          <w:b/>
+        </w:rPr>
+        <w:t>pipeline</w:t>
+      </w:r>
+      <w:r>
+        <w:rPr>
+          <w:b w:val="0"/>
+        </w:rPr>
+        <w:t xml:space="preserve">s and multimodal </w:t>
+      </w:r>
+      <w:r>
+        <w:rPr>
+          <w:b/>
+        </w:rPr>
+        <w:t>evidence</w:t>
+      </w:r>
+      <w:r>
+        <w:rPr>
+          <w:b w:val="0"/>
+        </w:rPr>
+        <w:t>.</w:t>
+      </w:r>
+    </w:p>
+    <w:p>
+      <w:pPr>
+        <w:spacing w:line="336" w:lineRule="auto" w:after="180"/>
+      </w:pPr>
+      <w:r>
+        <w:rPr>
+          <w:b w:val="0"/>
+        </w:rPr>
+        <w:t>Short practice: Which stage first fails, and why should the faulty transcript not be silently overwritten?. Return to this week and explain what you changed.</w:t>
+      </w:r>
+    </w:p>
+    <w:p>
+      <w:pPr>
+        <w:spacing w:line="336" w:lineRule="auto" w:after="180"/>
+      </w:pPr>
+      <w:r>
+        <w:rPr>
+          <w:b w:val="0"/>
+        </w:rPr>
+        <w:t xml:space="preserve">The browser lab lets you edit the supported Python examples already included in this lesson. Predict first, run, inspect the actual </w:t>
+      </w:r>
+      <w:r>
+        <w:rPr>
+          <w:b/>
+        </w:rPr>
+        <w:t>output</w:t>
+      </w:r>
+      <w:r>
+        <w:rPr>
+          <w:b w:val="0"/>
+        </w:rPr>
+        <w:t xml:space="preserve"> or error, change one </w:t>
+      </w:r>
+      <w:r>
+        <w:rPr>
+          <w:b/>
+        </w:rPr>
+        <w:t>input</w:t>
+      </w:r>
+      <w:r>
+        <w:rPr>
+          <w:b w:val="0"/>
+        </w:rPr>
+        <w:t>, then run again.</w:t>
+      </w:r>
+    </w:p>
+    <w:p>
+      <w:pPr>
+        <w:spacing w:line="336" w:lineRule="auto" w:after="180"/>
+      </w:pPr>
+      <w:r>
+        <w:rPr>
+          <w:b w:val="0"/>
+        </w:rPr>
+        <w:t xml:space="preserve">Keep code, </w:t>
+      </w:r>
+      <w:r>
+        <w:rPr>
+          <w:b/>
+        </w:rPr>
+        <w:t>prediction</w:t>
+      </w:r>
+      <w:r>
+        <w:rPr>
+          <w:b w:val="0"/>
+        </w:rPr>
+        <w:t>s, actual results and a reasoned revision together. On paper, label your result as a trace rather than an execution.</w:t>
+      </w:r>
+    </w:p>
+    <w:p>
+      <w:pPr>
+        <w:spacing w:line="336" w:lineRule="auto" w:after="180"/>
+      </w:pPr>
+      <w:r>
+        <w:rPr>
+          <w:b w:val="0"/>
+        </w:rPr>
+        <w:t xml:space="preserve">Use Download completed work in the hosted lesson to export your answers, reflections, practice feedback and code-run </w:t>
+      </w:r>
+      <w:r>
+        <w:rPr>
+          <w:b/>
+        </w:rPr>
+        <w:t>evidence</w:t>
+      </w:r>
+      <w:r>
+        <w:rPr>
+          <w:b w:val="0"/>
+        </w:rPr>
+        <w:t>. Open the HTML copy to read or print it.</w:t>
+      </w:r>
+    </w:p>
+    <w:p>
+      <w:pPr>
+        <w:spacing w:line="336" w:lineRule="auto" w:after="180"/>
+      </w:pPr>
+      <w:r>
+        <w:rPr>
+          <w:b w:val="0"/>
+        </w:rPr>
+        <w:t>Drafts stay in this browser when storage is available; clear drafts on a shared device.</w:t>
+      </w:r>
+    </w:p>
+    <w:p>
+      <w:pPr>
+        <w:pStyle w:val="Heading3"/>
+      </w:pPr>
+      <w:r>
+        <w:t>What I repaired, the evidence I kept and the next test</w:t>
+      </w:r>
+    </w:p>
+    <w:p>
+      <w:r>
+        <w:t>________________________________________________________________</w:t>
+      </w:r>
+    </w:p>
+    <w:p>
+      <w:r>
+        <w:t>________________________________________________________________</w:t>
+      </w:r>
+    </w:p>
+    <w:p>
+      <w:r>
+        <w:t>________________________________________________________________</w:t>
+      </w:r>
+    </w:p>
+    <w:p>
+      <w:r>
+        <w:t>________________________________________________________________</w:t>
+      </w:r>
+    </w:p>
+    <w:p>
+      <w:r>
+        <w:t>________________________________________________________________</w:t>
+      </w:r>
+    </w:p>
+    <w:p>
+      <w:pPr>
+        <w:pStyle w:val="Heading2"/>
+      </w:pPr>
+      <w:r>
+        <w:t>Earlier wording, alternatives and picture transcripts · reference / check after trying</w:t>
       </w:r>
     </w:p>
     <w:p>
@@ -2426,110 +3061,10 @@
     </w:p>
     <w:p>
       <w:pPr>
-        <w:spacing w:line="336" w:lineRule="auto" w:after="180"/>
-      </w:pPr>
-      <w:r>
-        <w:rPr>
-          <w:b w:val="0"/>
-        </w:rPr>
-        <w:t>A fictional reading-break chooser needs a transparent contract.</w:t>
-      </w:r>
-    </w:p>
-    <w:p>
-      <w:pPr>
         <w:pStyle w:val="Heading3"/>
       </w:pPr>
       <w:r>
-        <w:t>Practice 1: explain the deciding evidence</w:t>
-      </w:r>
-    </w:p>
-    <w:p>
-      <w:pPr>
-        <w:spacing w:line="336" w:lineRule="auto" w:after="180"/>
-      </w:pPr>
-      <w:r>
-        <w:rPr>
-          <w:b w:val="0"/>
-        </w:rPr>
-        <w:t>Which labelled step matches this detail? Also plan invalid request, no eligible item and equal-score cases.</w:t>
-      </w:r>
-    </w:p>
-    <w:p>
-      <w:pPr>
-        <w:spacing w:line="336" w:lineRule="auto" w:after="180"/>
-        <w:shd w:fill="F4F9FC"/>
-      </w:pPr>
-      <w:r>
-        <w:rPr>
-          <w:b w:val="0"/>
-        </w:rPr>
-        <w:t>1. Filter and rank</w:t>
-      </w:r>
-    </w:p>
-    <w:p>
-      <w:pPr>
-        <w:spacing w:line="336" w:lineRule="auto" w:after="180"/>
-        <w:shd w:fill="F4F9FC"/>
-      </w:pPr>
-      <w:r>
-        <w:rPr>
-          <w:b w:val="0"/>
-        </w:rPr>
-        <w:t xml:space="preserve">2. Specify </w:t>
-      </w:r>
-      <w:r>
-        <w:rPr>
-          <w:b/>
-        </w:rPr>
-        <w:t>input</w:t>
-      </w:r>
-      <w:r>
-        <w:rPr>
-          <w:b w:val="0"/>
-        </w:rPr>
-        <w:t>s</w:t>
-      </w:r>
-    </w:p>
-    <w:p>
-      <w:pPr>
-        <w:spacing w:line="336" w:lineRule="auto" w:after="180"/>
-        <w:shd w:fill="F4F9FC"/>
-      </w:pPr>
-      <w:r>
-        <w:rPr>
-          <w:b w:val="0"/>
-        </w:rPr>
-        <w:t xml:space="preserve">3. </w:t>
-      </w:r>
-      <w:r>
-        <w:rPr>
-          <w:b/>
-        </w:rPr>
-        <w:t>Acceptance case</w:t>
-      </w:r>
-      <w:r>
-        <w:rPr>
-          <w:b w:val="0"/>
-        </w:rPr>
-        <w:t>s</w:t>
-      </w:r>
-    </w:p>
-    <w:p>
-      <w:pPr>
-        <w:spacing w:line="336" w:lineRule="auto" w:after="180"/>
-        <w:shd w:fill="F4F9FC"/>
-      </w:pPr>
-      <w:r>
-        <w:rPr>
-          <w:b w:val="0"/>
-        </w:rPr>
-        <w:t xml:space="preserve">4. Expected </w:t>
-      </w:r>
-      <w:r>
-        <w:rPr>
-          <w:b/>
-        </w:rPr>
-        <w:t>output</w:t>
+        <w:t>Repair a missing building block</w:t>
       </w:r>
     </w:p>
     <w:p>
@@ -2537,32 +3072,7 @@
         <w:pStyle w:val="Heading3"/>
       </w:pPr>
       <w:r>
-        <w:t>My selected conclusion, deciding fact and explanation</w:t>
-      </w:r>
-    </w:p>
-    <w:p>
-      <w:r>
-        <w:t>________________________________________________________________</w:t>
-      </w:r>
-    </w:p>
-    <w:p>
-      <w:r>
-        <w:t>________________________________________________________________</w:t>
-      </w:r>
-    </w:p>
-    <w:p>
-      <w:r>
-        <w:t>________________________________________________________________</w:t>
-      </w:r>
-    </w:p>
-    <w:p>
-      <w:r>
-        <w:t>________________________________________________________________</w:t>
-      </w:r>
-    </w:p>
-    <w:p>
-      <w:r>
-        <w:t>________________________________________________________________</w:t>
+        <w:t>Predict, run and debug</w:t>
       </w:r>
     </w:p>
     <w:p>
@@ -2570,577 +3080,25 @@
         <w:pStyle w:val="Heading3"/>
       </w:pPr>
       <w:r>
-        <w:t>Hint · try first</w:t>
-      </w:r>
-    </w:p>
-    <w:p>
-      <w:pPr>
-        <w:spacing w:line="336" w:lineRule="auto" w:after="180"/>
-        <w:shd w:fill="F1F6F8"/>
-      </w:pPr>
-      <w:r>
-        <w:rPr>
-          <w:b w:val="0"/>
-        </w:rPr>
-        <w:t>Hint if needed: Read the steps in the pictorial case. Match the supplied detail to the stage that performs or records it.</w:t>
-      </w:r>
-    </w:p>
-    <w:p>
-      <w:pPr>
-        <w:pStyle w:val="Heading3"/>
-      </w:pPr>
-      <w:r>
-        <w:t>Feedback · compare after trying</w:t>
-      </w:r>
-    </w:p>
-    <w:p>
-      <w:pPr>
-        <w:spacing w:line="336" w:lineRule="auto" w:after="180"/>
-        <w:shd w:fill="F1F6FC"/>
-      </w:pPr>
-      <w:r>
-        <w:rPr>
-          <w:b w:val="0"/>
-        </w:rPr>
-        <w:t xml:space="preserve">After your attempt, compare with the supported explanation: </w:t>
-      </w:r>
-      <w:r>
-        <w:rPr>
-          <w:b/>
-        </w:rPr>
-        <w:t>Acceptance case</w:t>
-      </w:r>
-      <w:r>
-        <w:rPr>
-          <w:b w:val="0"/>
-        </w:rPr>
-        <w:t>s Also plan invalid request, no eligible item and equal-score cases. Planning fixes what success means before code returns an answer.</w:t>
-      </w:r>
-    </w:p>
-    <w:p>
-      <w:pPr>
-        <w:spacing w:line="336" w:lineRule="auto" w:after="180"/>
-        <w:shd w:fill="F1F6FC"/>
-      </w:pPr>
-      <w:r>
-        <w:rPr>
-          <w:b w:val="0"/>
-        </w:rPr>
-        <w:t xml:space="preserve">The duration boundary includes equality, and the tie policy prevents accidental list-order dependence. A complete </w:t>
-      </w:r>
-      <w:r>
-        <w:rPr>
-          <w:b/>
-        </w:rPr>
-        <w:t>output</w:t>
-      </w:r>
-      <w:r>
-        <w:rPr>
-          <w:b w:val="0"/>
-        </w:rPr>
-        <w:t xml:space="preserve"> may include why other rows were excluded.</w:t>
-      </w:r>
-    </w:p>
-    <w:p>
-      <w:pPr>
-        <w:spacing w:line="336" w:lineRule="auto" w:after="180"/>
-        <w:shd w:fill="F1F6FC"/>
-      </w:pPr>
-      <w:r>
-        <w:rPr>
-          <w:b w:val="0"/>
-        </w:rPr>
-        <w:t>Test expectations should come from the contract rather than copying the first program result.</w:t>
-      </w:r>
-    </w:p>
-    <w:p>
-      <w:pPr>
-        <w:pStyle w:val="Heading3"/>
-      </w:pPr>
-      <w:r>
-        <w:t>Practice 2: explain the deciding evidence</w:t>
-      </w:r>
-    </w:p>
-    <w:p>
-      <w:pPr>
-        <w:pStyle w:val="Heading3"/>
-      </w:pPr>
-      <w:r>
-        <w:t>Changed case · predict first</w:t>
-      </w:r>
-    </w:p>
-    <w:p>
-      <w:pPr>
-        <w:spacing w:line="336" w:lineRule="auto" w:after="180"/>
-        <w:shd w:fill="F5F1FB"/>
-      </w:pPr>
-      <w:r>
-        <w:rPr>
-          <w:b w:val="0"/>
-        </w:rPr>
-        <w:t>Changed-case practice: Reduce the limit from 8 to 5. Which conclusion is supported by the supplied facts?</w:t>
-      </w:r>
-    </w:p>
-    <w:p>
-      <w:pPr>
-        <w:spacing w:line="336" w:lineRule="auto" w:after="180"/>
-        <w:shd w:fill="F4F9FC"/>
-      </w:pPr>
-      <w:r>
-        <w:rPr>
-          <w:b w:val="0"/>
-        </w:rPr>
-        <w:t xml:space="preserve">1. This one example guarantees correct results for every future </w:t>
-      </w:r>
-      <w:r>
-        <w:rPr>
-          <w:b/>
-        </w:rPr>
-        <w:t>input</w:t>
-      </w:r>
-      <w:r>
-        <w:rPr>
-          <w:b w:val="0"/>
-        </w:rPr>
-        <w:t>.</w:t>
-      </w:r>
-    </w:p>
-    <w:p>
-      <w:pPr>
-        <w:spacing w:line="336" w:lineRule="auto" w:after="180"/>
-        <w:shd w:fill="F4F9FC"/>
-      </w:pPr>
-      <w:r>
-        <w:rPr>
-          <w:b w:val="0"/>
-        </w:rPr>
-        <w:t>2. Return no eligible item.</w:t>
-      </w:r>
-    </w:p>
-    <w:p>
-      <w:pPr>
-        <w:spacing w:line="336" w:lineRule="auto" w:after="180"/>
-        <w:shd w:fill="F4F9FC"/>
-      </w:pPr>
-      <w:r>
-        <w:rPr>
-          <w:b w:val="0"/>
-        </w:rPr>
-        <w:t xml:space="preserve">3. We can decide the result without examining the changed </w:t>
-      </w:r>
-      <w:r>
-        <w:rPr>
-          <w:b/>
-        </w:rPr>
-        <w:t>input</w:t>
-      </w:r>
-      <w:r>
-        <w:rPr>
-          <w:b w:val="0"/>
-        </w:rPr>
-        <w:t xml:space="preserve"> or the procedure.</w:t>
-      </w:r>
-    </w:p>
-    <w:p>
-      <w:pPr>
-        <w:pStyle w:val="Heading3"/>
-      </w:pPr>
-      <w:r>
-        <w:t>My selected conclusion, deciding fact and explanation</w:t>
-      </w:r>
-    </w:p>
-    <w:p>
-      <w:r>
-        <w:t>________________________________________________________________</w:t>
-      </w:r>
-    </w:p>
-    <w:p>
-      <w:r>
-        <w:t>________________________________________________________________</w:t>
-      </w:r>
-    </w:p>
-    <w:p>
-      <w:r>
-        <w:t>________________________________________________________________</w:t>
-      </w:r>
-    </w:p>
-    <w:p>
-      <w:r>
-        <w:t>________________________________________________________________</w:t>
-      </w:r>
-    </w:p>
-    <w:p>
-      <w:r>
-        <w:t>________________________________________________________________</w:t>
-      </w:r>
-    </w:p>
-    <w:p>
-      <w:pPr>
-        <w:pStyle w:val="Heading3"/>
-      </w:pPr>
-      <w:r>
-        <w:t>Hint · try first</w:t>
-      </w:r>
-    </w:p>
-    <w:p>
-      <w:pPr>
-        <w:spacing w:line="336" w:lineRule="auto" w:after="180"/>
-        <w:shd w:fill="F1F6F8"/>
-      </w:pPr>
-      <w:r>
-        <w:rPr>
-          <w:b w:val="0"/>
-        </w:rPr>
-        <w:t>Hint if needed: Use the changed condition and the deciding step in the pictorial trace. The answer must say what follows from those facts.</w:t>
-      </w:r>
-    </w:p>
-    <w:p>
-      <w:pPr>
-        <w:pStyle w:val="Heading3"/>
-      </w:pPr>
-      <w:r>
-        <w:t>Feedback · compare after trying</w:t>
-      </w:r>
-    </w:p>
-    <w:p>
-      <w:pPr>
-        <w:spacing w:line="336" w:lineRule="auto" w:after="180"/>
-        <w:shd w:fill="F1F6FC"/>
-      </w:pPr>
-      <w:r>
-        <w:rPr>
-          <w:b w:val="0"/>
-        </w:rPr>
-        <w:t>After your attempt, compare with the supported explanation: Return no eligible item. All three valid rows take more than five minutes.</w:t>
-      </w:r>
-    </w:p>
-    <w:p>
-      <w:pPr>
-        <w:pStyle w:val="Heading3"/>
-      </w:pPr>
-      <w:r>
-        <w:t>Repair a missing building block</w:t>
-      </w:r>
-    </w:p>
-    <w:p>
-      <w:pPr>
-        <w:spacing w:line="336" w:lineRule="auto" w:after="180"/>
-      </w:pPr>
-      <w:r>
-        <w:rPr>
-          <w:b w:val="0"/>
-        </w:rPr>
-        <w:t xml:space="preserve">Review Permissions and Human Review (ai-2/31). Goal: Explain the </w:t>
-      </w:r>
-      <w:r>
-        <w:rPr>
-          <w:b/>
-        </w:rPr>
-        <w:t>mechanism</w:t>
-      </w:r>
-      <w:r>
-        <w:rPr>
-          <w:b w:val="0"/>
-        </w:rPr>
-        <w:t xml:space="preserve"> and terminology of least privilege and tool </w:t>
-      </w:r>
-      <w:r>
-        <w:rPr>
-          <w:b/>
-        </w:rPr>
-        <w:t>scope</w:t>
-      </w:r>
-      <w:r>
-        <w:rPr>
-          <w:b w:val="0"/>
-        </w:rPr>
-        <w:t>s. Short practice: Which proposal is allowed, and why is an authorised object alone insufficient?.</w:t>
-      </w:r>
-    </w:p>
-    <w:p>
-      <w:pPr>
-        <w:spacing w:line="336" w:lineRule="auto" w:after="180"/>
-      </w:pPr>
-      <w:r>
-        <w:rPr>
-          <w:b w:val="0"/>
-        </w:rPr>
-        <w:t>Return to this week and explain what you changed.</w:t>
-      </w:r>
-    </w:p>
-    <w:p>
-      <w:pPr>
-        <w:spacing w:line="336" w:lineRule="auto" w:after="180"/>
-      </w:pPr>
-      <w:r>
-        <w:rPr>
-          <w:b w:val="0"/>
-        </w:rPr>
-        <w:t xml:space="preserve">Review </w:t>
-      </w:r>
-      <w:r>
-        <w:rPr>
-          <w:b/>
-        </w:rPr>
-        <w:t>Evidence</w:t>
-      </w:r>
-      <w:r>
-        <w:rPr>
-          <w:b w:val="0"/>
-        </w:rPr>
-        <w:t xml:space="preserve"> and Sources (ai-2/29). Goal: Explain the </w:t>
-      </w:r>
-      <w:r>
-        <w:rPr>
-          <w:b/>
-        </w:rPr>
-        <w:t>mechanism</w:t>
-      </w:r>
-      <w:r>
-        <w:rPr>
-          <w:b w:val="0"/>
-        </w:rPr>
-        <w:t xml:space="preserve"> and terminology of claim support and citation evaluation.</w:t>
-      </w:r>
-    </w:p>
-    <w:p>
-      <w:pPr>
-        <w:spacing w:line="336" w:lineRule="auto" w:after="180"/>
-      </w:pPr>
-      <w:r>
-        <w:rPr>
-          <w:b w:val="0"/>
-        </w:rPr>
-        <w:t>Short practice: Why is the original answer not fully supported despite having citations on every claim?. Return to this week and explain what you changed.</w:t>
-      </w:r>
-    </w:p>
-    <w:p>
-      <w:pPr>
-        <w:spacing w:line="336" w:lineRule="auto" w:after="180"/>
-      </w:pPr>
-      <w:r>
-        <w:rPr>
-          <w:b w:val="0"/>
-        </w:rPr>
-        <w:t xml:space="preserve">Review Image and Voice </w:t>
-      </w:r>
-      <w:r>
-        <w:rPr>
-          <w:b/>
-        </w:rPr>
-        <w:t>Pipeline</w:t>
-      </w:r>
-      <w:r>
-        <w:rPr>
-          <w:b w:val="0"/>
-        </w:rPr>
-        <w:t xml:space="preserve">s (ai-2/26). Goal: Explain the </w:t>
-      </w:r>
-      <w:r>
-        <w:rPr>
-          <w:b/>
-        </w:rPr>
-        <w:t>mechanism</w:t>
-      </w:r>
-      <w:r>
-        <w:rPr>
-          <w:b w:val="0"/>
-        </w:rPr>
-        <w:t xml:space="preserve"> and terminology of speech </w:t>
-      </w:r>
-      <w:r>
-        <w:rPr>
-          <w:b/>
-        </w:rPr>
-        <w:t>pipeline</w:t>
-      </w:r>
-      <w:r>
-        <w:rPr>
-          <w:b w:val="0"/>
-        </w:rPr>
-        <w:t xml:space="preserve">s and multimodal </w:t>
-      </w:r>
-      <w:r>
-        <w:rPr>
-          <w:b/>
-        </w:rPr>
-        <w:t>evidence</w:t>
-      </w:r>
-      <w:r>
-        <w:rPr>
-          <w:b w:val="0"/>
-        </w:rPr>
-        <w:t>.</w:t>
-      </w:r>
-    </w:p>
-    <w:p>
-      <w:pPr>
-        <w:spacing w:line="336" w:lineRule="auto" w:after="180"/>
-      </w:pPr>
-      <w:r>
-        <w:rPr>
-          <w:b w:val="0"/>
-        </w:rPr>
-        <w:t>Short practice: Which stage first fails, and why should the faulty transcript not be silently overwritten?. Return to this week and explain what you changed.</w:t>
-      </w:r>
-    </w:p>
-    <w:p>
-      <w:pPr>
-        <w:pStyle w:val="Heading3"/>
-      </w:pPr>
-      <w:r>
-        <w:t>Predict, run and debug</w:t>
-      </w:r>
-    </w:p>
-    <w:p>
-      <w:pPr>
-        <w:spacing w:line="336" w:lineRule="auto" w:after="180"/>
-      </w:pPr>
-      <w:r>
-        <w:rPr>
-          <w:b w:val="0"/>
-        </w:rPr>
-        <w:t xml:space="preserve">The browser lab lets you edit the supported Python examples already included in this lesson. Predict first, run, inspect the actual </w:t>
-      </w:r>
-      <w:r>
-        <w:rPr>
-          <w:b/>
-        </w:rPr>
-        <w:t>output</w:t>
-      </w:r>
-      <w:r>
-        <w:rPr>
-          <w:b w:val="0"/>
-        </w:rPr>
-        <w:t xml:space="preserve"> or error, change one </w:t>
-      </w:r>
-      <w:r>
-        <w:rPr>
-          <w:b/>
-        </w:rPr>
-        <w:t>input</w:t>
-      </w:r>
-      <w:r>
-        <w:rPr>
-          <w:b w:val="0"/>
-        </w:rPr>
-        <w:t>, then run again.</w:t>
-      </w:r>
-    </w:p>
-    <w:p>
-      <w:pPr>
-        <w:spacing w:line="336" w:lineRule="auto" w:after="180"/>
-      </w:pPr>
-      <w:r>
-        <w:rPr>
-          <w:b w:val="0"/>
-        </w:rPr>
-        <w:t xml:space="preserve">Keep code, </w:t>
-      </w:r>
-      <w:r>
-        <w:rPr>
-          <w:b/>
-        </w:rPr>
-        <w:t>prediction</w:t>
-      </w:r>
-      <w:r>
-        <w:rPr>
-          <w:b w:val="0"/>
-        </w:rPr>
-        <w:t>s, actual results and a reasoned revision together. On paper, label your result as a trace rather than an execution.</w:t>
-      </w:r>
-    </w:p>
-    <w:p>
-      <w:pPr>
-        <w:pStyle w:val="Heading3"/>
-      </w:pPr>
-      <w:r>
         <w:t>Keep your completed work</w:t>
       </w:r>
     </w:p>
     <w:p>
       <w:pPr>
-        <w:spacing w:line="336" w:lineRule="auto" w:after="180"/>
-      </w:pPr>
-      <w:r>
-        <w:rPr>
-          <w:b w:val="0"/>
-        </w:rPr>
-        <w:t xml:space="preserve">Use Download completed work in the hosted lesson to export your answers, reflections, practice feedback and code-run </w:t>
-      </w:r>
-      <w:r>
-        <w:rPr>
-          <w:b/>
-        </w:rPr>
-        <w:t>evidence</w:t>
-      </w:r>
-      <w:r>
-        <w:rPr>
-          <w:b w:val="0"/>
-        </w:rPr>
-        <w:t>. Open the HTML copy to read or print it.</w:t>
-      </w:r>
-    </w:p>
-    <w:p>
-      <w:pPr>
-        <w:spacing w:line="336" w:lineRule="auto" w:after="180"/>
-      </w:pPr>
-      <w:r>
-        <w:rPr>
-          <w:b w:val="0"/>
-        </w:rPr>
-        <w:t>Drafts stay in this browser when storage is available; clear drafts on a shared device.</w:t>
-      </w:r>
-    </w:p>
-    <w:p>
-      <w:pPr>
-        <w:pStyle w:val="Heading3"/>
-      </w:pPr>
-      <w:r>
-        <w:t>What I repaired, the evidence I kept and the next test</w:t>
-      </w:r>
-    </w:p>
-    <w:p>
-      <w:r>
-        <w:t>________________________________________________________________</w:t>
-      </w:r>
-    </w:p>
-    <w:p>
-      <w:r>
-        <w:t>________________________________________________________________</w:t>
-      </w:r>
-    </w:p>
-    <w:p>
-      <w:r>
-        <w:t>________________________________________________________________</w:t>
-      </w:r>
-    </w:p>
-    <w:p>
-      <w:r>
-        <w:t>________________________________________________________________</w:t>
-      </w:r>
-    </w:p>
-    <w:p>
-      <w:r>
-        <w:t>________________________________________________________________</w:t>
-      </w:r>
-    </w:p>
-    <w:p>
-      <w:pPr>
         <w:pStyle w:val="Heading1"/>
       </w:pPr>
       <w:r>
-        <w:t>26. Visual concept journey</w:t>
-      </w:r>
-    </w:p>
-    <w:p>
-      <w:r>
-        <w:t>Explain each Project Problem and Success Test picture from its labels, then record a relevant limit.</w:t>
-      </w:r>
-    </w:p>
-    <w:p>
-      <w:pPr>
-        <w:pStyle w:val="Heading3"/>
+        <w:t>26. Reference · Six-picture response sheets</w:t>
+      </w:r>
+    </w:p>
+    <w:p>
+      <w:r>
+        <w:t>Choose the relevant picture rather than repeating every task.</w:t>
+      </w:r>
+    </w:p>
+    <w:p>
+      <w:pPr>
+        <w:pStyle w:val="Heading2"/>
       </w:pPr>
       <w:r>
         <w:t>01. Project Problem and Success Test: the case</w:t>
@@ -3207,7 +3165,6 @@
     <w:p>
       <w:pPr>
         <w:spacing w:line="336" w:lineRule="auto" w:after="180"/>
-        <w:shd w:fill="F5F1FB"/>
       </w:pPr>
       <w:r>
         <w:rPr>
@@ -3246,7 +3203,7 @@
     </w:p>
     <w:p>
       <w:pPr>
-        <w:pStyle w:val="Heading3"/>
+        <w:pStyle w:val="Heading2"/>
       </w:pPr>
       <w:r>
         <w:t>02. Follow the deciding steps</w:t>
@@ -3349,7 +3306,6 @@
     <w:p>
       <w:pPr>
         <w:spacing w:line="336" w:lineRule="auto" w:after="180"/>
-        <w:shd w:fill="F5F1FB"/>
       </w:pPr>
       <w:r>
         <w:rPr>
@@ -3400,7 +3356,7 @@
     </w:p>
     <w:p>
       <w:pPr>
-        <w:pStyle w:val="Heading3"/>
+        <w:pStyle w:val="Heading2"/>
       </w:pPr>
       <w:r>
         <w:t>03. Follow the evidence</w:t>
@@ -3492,7 +3448,6 @@
     <w:p>
       <w:pPr>
         <w:spacing w:line="336" w:lineRule="auto" w:after="180"/>
-        <w:shd w:fill="F5F1FB"/>
       </w:pPr>
       <w:r>
         <w:rPr>
@@ -3531,7 +3486,7 @@
     </w:p>
     <w:p>
       <w:pPr>
-        <w:pStyle w:val="Heading3"/>
+        <w:pStyle w:val="Heading2"/>
       </w:pPr>
       <w:r>
         <w:t>04. Change one thing. Trace what follows.</w:t>
@@ -3598,7 +3553,6 @@
     <w:p>
       <w:pPr>
         <w:spacing w:line="336" w:lineRule="auto" w:after="180"/>
-        <w:shd w:fill="F5F1FB"/>
       </w:pPr>
       <w:r>
         <w:rPr>
@@ -3637,7 +3591,7 @@
     </w:p>
     <w:p>
       <w:pPr>
-        <w:pStyle w:val="Heading3"/>
+        <w:pStyle w:val="Heading2"/>
       </w:pPr>
       <w:r>
         <w:t>05. Connect the explanation to its limit</w:t>
@@ -3727,7 +3681,6 @@
     <w:p>
       <w:pPr>
         <w:spacing w:line="336" w:lineRule="auto" w:after="180"/>
-        <w:shd w:fill="F5F1FB"/>
       </w:pPr>
       <w:r>
         <w:rPr>
@@ -3766,7 +3719,7 @@
     </w:p>
     <w:p>
       <w:pPr>
-        <w:pStyle w:val="Heading3"/>
+        <w:pStyle w:val="Heading2"/>
       </w:pPr>
       <w:r>
         <w:t>06. Make the idea visible in your project</w:t>
@@ -3857,7 +3810,6 @@
     <w:p>
       <w:pPr>
         <w:spacing w:line="336" w:lineRule="auto" w:after="180"/>
-        <w:shd w:fill="F5F1FB"/>
       </w:pPr>
       <w:r>
         <w:rPr>
@@ -3904,6 +3856,62 @@
     <w:p>
       <w:r>
         <w:t>________________________________________________________________</w:t>
+      </w:r>
+    </w:p>
+    <w:p>
+      <w:pPr>
+        <w:pStyle w:val="Heading2"/>
+      </w:pPr>
+      <w:r>
+        <w:t>Earlier wording, alternatives and picture transcripts · reference / check after trying</w:t>
+      </w:r>
+    </w:p>
+    <w:p>
+      <w:pPr>
+        <w:pStyle w:val="Heading3"/>
+      </w:pPr>
+      <w:r>
+        <w:t>01. Project Problem and Success Test: the case</w:t>
+      </w:r>
+    </w:p>
+    <w:p>
+      <w:pPr>
+        <w:pStyle w:val="Heading3"/>
+      </w:pPr>
+      <w:r>
+        <w:t>02. Follow the deciding steps</w:t>
+      </w:r>
+    </w:p>
+    <w:p>
+      <w:pPr>
+        <w:pStyle w:val="Heading3"/>
+      </w:pPr>
+      <w:r>
+        <w:t>03. Follow the evidence</w:t>
+      </w:r>
+    </w:p>
+    <w:p>
+      <w:pPr>
+        <w:pStyle w:val="Heading3"/>
+      </w:pPr>
+      <w:r>
+        <w:t>04. Change one thing. Trace what follows.</w:t>
+      </w:r>
+    </w:p>
+    <w:p>
+      <w:pPr>
+        <w:pStyle w:val="Heading3"/>
+      </w:pPr>
+      <w:r>
+        <w:t>05. Connect the explanation to its limit</w:t>
+      </w:r>
+    </w:p>
+    <w:p>
+      <w:pPr>
+        <w:pStyle w:val="Heading3"/>
+      </w:pPr>
+      <w:r>
+        <w:t>06. Make the idea visible in your project</w:t>
       </w:r>
     </w:p>
     <w:sectPr>
